--- a/Onboarding_App_Project_Report.docx
+++ b/Onboarding_App_Project_Report.docx
@@ -5,11 +5,46 @@
     <w:p>
       <w:pPr>
         <w:pStyle w:val="Heading1"/>
-      </w:pPr>
-      <w:r>
+        <w:jc w:val="center"/>
+        <w:rPr>
+          <w:sz w:val="36"/>
+          <w:szCs w:val="36"/>
+        </w:rPr>
+      </w:pPr>
+      <w:r>
+        <w:rPr>
+          <w:sz w:val="36"/>
+          <w:szCs w:val="36"/>
+        </w:rPr>
         <w:t>Comprehensive Project Report: Onboarding Portal</w:t>
       </w:r>
     </w:p>
+    <w:p/>
+    <w:p>
+      <w:pPr>
+        <w:rPr>
+          <w:color w:val="0D0D0D" w:themeColor="text1" w:themeTint="F2"/>
+          <w:sz w:val="24"/>
+          <w:szCs w:val="24"/>
+        </w:rPr>
+      </w:pPr>
+      <w:r>
+        <w:rPr>
+          <w:color w:val="0070C0"/>
+          <w:sz w:val="24"/>
+          <w:szCs w:val="24"/>
+        </w:rPr>
+        <w:t xml:space="preserve">Submitted By: </w:t>
+      </w:r>
+      <w:r>
+        <w:rPr>
+          <w:color w:val="0D0D0D" w:themeColor="text1" w:themeTint="F2"/>
+          <w:sz w:val="24"/>
+          <w:szCs w:val="24"/>
+        </w:rPr>
+        <w:t>Ayush Gupta, Application Development Intern</w:t>
+      </w:r>
+    </w:p>
     <w:p>
       <w:pPr>
         <w:rPr>
@@ -46,8 +81,41 @@
         </w:rPr>
         <w:t>Major Modules:</w:t>
       </w:r>
-      <w:r>
-        <w:t>- Request Management (HR, Manager, HOD, Infra) - Catalog &amp; Asset Management (Software, Hardware inventory) - User Management &amp; Self-Service - Role-based Dashboards</w:t>
+    </w:p>
+    <w:p>
+      <w:pPr>
+        <w:pStyle w:val="ListParagraph"/>
+        <w:numPr>
+          <w:ilvl w:val="0"/>
+          <w:numId w:val="10"/>
+        </w:numPr>
+      </w:pPr>
+      <w:r>
+        <w:t xml:space="preserve">Request Management (HR, Manager, HOD, Infra) </w:t>
+      </w:r>
+    </w:p>
+    <w:p>
+      <w:pPr>
+        <w:pStyle w:val="ListParagraph"/>
+        <w:numPr>
+          <w:ilvl w:val="0"/>
+          <w:numId w:val="10"/>
+        </w:numPr>
+      </w:pPr>
+      <w:r>
+        <w:t xml:space="preserve">Catalog &amp; Asset Management (Software, Hardware inventory) </w:t>
+      </w:r>
+    </w:p>
+    <w:p>
+      <w:pPr>
+        <w:pStyle w:val="ListParagraph"/>
+        <w:numPr>
+          <w:ilvl w:val="0"/>
+          <w:numId w:val="10"/>
+        </w:numPr>
+      </w:pPr>
+      <w:r>
+        <w:t>User Management &amp; Self-Service - Role-based Dashboards</w:t>
       </w:r>
     </w:p>
     <w:p>
@@ -58,7 +126,43 @@
         <w:t>Strengths:</w:t>
       </w:r>
       <w:r>
-        <w:t>- Strict role-based access control with detailed audit logs (ChangeLog). - Robust input validation against gibberish and invalid formatting. - Clear separation of concerns between frontend routing/state and backend validation.</w:t>
+        <w:t xml:space="preserve"> </w:t>
+      </w:r>
+    </w:p>
+    <w:p>
+      <w:pPr>
+        <w:pStyle w:val="ListParagraph"/>
+        <w:numPr>
+          <w:ilvl w:val="0"/>
+          <w:numId w:val="11"/>
+        </w:numPr>
+      </w:pPr>
+      <w:r>
+        <w:t xml:space="preserve">Strict role-based access control with detailed audit logs (ChangeLog). </w:t>
+      </w:r>
+    </w:p>
+    <w:p>
+      <w:pPr>
+        <w:pStyle w:val="ListParagraph"/>
+        <w:numPr>
+          <w:ilvl w:val="0"/>
+          <w:numId w:val="11"/>
+        </w:numPr>
+      </w:pPr>
+      <w:r>
+        <w:t xml:space="preserve">Robust input validation against gibberish and invalid formatting. </w:t>
+      </w:r>
+    </w:p>
+    <w:p>
+      <w:pPr>
+        <w:pStyle w:val="ListParagraph"/>
+        <w:numPr>
+          <w:ilvl w:val="0"/>
+          <w:numId w:val="11"/>
+        </w:numPr>
+      </w:pPr>
+      <w:r>
+        <w:t>Clear separation of concerns between frontend routing/state and backend validation.</w:t>
       </w:r>
     </w:p>
     <w:p>
@@ -68,15 +172,38 @@
         </w:rPr>
         <w:t>Weaknesses:</w:t>
       </w:r>
-      <w:r>
-        <w:t xml:space="preserve">- Default use of SQLite might lack concurrency scale if not explicitly deployed with MS SQL Server. - Frontend uses </w:t>
-      </w:r>
+    </w:p>
+    <w:p>
+      <w:pPr>
+        <w:pStyle w:val="ListParagraph"/>
+        <w:numPr>
+          <w:ilvl w:val="0"/>
+          <w:numId w:val="12"/>
+        </w:numPr>
+      </w:pPr>
+      <w:r>
+        <w:t xml:space="preserve">Default use of SQLite might lack concurrency scale if not explicitly deployed with MS SQL Server. </w:t>
+      </w:r>
+    </w:p>
+    <w:p>
+      <w:pPr>
+        <w:pStyle w:val="ListParagraph"/>
+        <w:numPr>
+          <w:ilvl w:val="0"/>
+          <w:numId w:val="12"/>
+        </w:numPr>
+      </w:pPr>
+      <w:r>
+        <w:t xml:space="preserve">Frontend uses </w:t>
+      </w:r>
+      <w:proofErr w:type="spellStart"/>
       <w:r>
         <w:rPr>
           <w:rFonts w:ascii="Courier" w:hAnsi="Courier"/>
         </w:rPr>
         <w:t>localStorage</w:t>
       </w:r>
+      <w:proofErr w:type="spellEnd"/>
       <w:r>
         <w:t xml:space="preserve"> without encryption, relying heavily on </w:t>
       </w:r>
@@ -97,8 +224,17 @@
         </w:rPr>
         <w:t>Technical Debt:</w:t>
       </w:r>
-      <w:r>
-        <w:t xml:space="preserve">- Native </w:t>
+    </w:p>
+    <w:p>
+      <w:pPr>
+        <w:pStyle w:val="ListParagraph"/>
+        <w:numPr>
+          <w:ilvl w:val="0"/>
+          <w:numId w:val="13"/>
+        </w:numPr>
+      </w:pPr>
+      <w:r>
+        <w:t xml:space="preserve">Native </w:t>
       </w:r>
       <w:r>
         <w:rPr>
@@ -118,14 +254,28 @@
       <w:r>
         <w:t xml:space="preserve"> relies on modifying the global </w:t>
       </w:r>
+      <w:proofErr w:type="gramStart"/>
       <w:r>
         <w:rPr>
           <w:rFonts w:ascii="Courier" w:hAnsi="Courier"/>
         </w:rPr>
         <w:t>window.fetch</w:t>
       </w:r>
-      <w:r>
-        <w:t xml:space="preserve"> object, which is an anti-pattern compared to Axios interceptors. - Some complex views (like </w:t>
+      <w:proofErr w:type="gramEnd"/>
+      <w:r>
+        <w:t xml:space="preserve"> object, which is an anti-pattern compared to Axios interceptors. </w:t>
+      </w:r>
+    </w:p>
+    <w:p>
+      <w:pPr>
+        <w:pStyle w:val="ListParagraph"/>
+        <w:numPr>
+          <w:ilvl w:val="0"/>
+          <w:numId w:val="13"/>
+        </w:numPr>
+      </w:pPr>
+      <w:r>
+        <w:t xml:space="preserve">Some complex views (like </w:t>
       </w:r>
       <w:r>
         <w:rPr>
@@ -145,8 +295,65 @@
         <w:t>Security Posture:</w:t>
       </w:r>
       <w:r>
-        <w:t xml:space="preserve"> Good. JWT validation is strictly enforced. Action roles are validated server-side. OTP protects profile updates and password resets. Input is sanitized and validated.</w:t>
-      </w:r>
+        <w:t xml:space="preserve"> </w:t>
+      </w:r>
+    </w:p>
+    <w:p>
+      <w:pPr>
+        <w:pStyle w:val="ListParagraph"/>
+        <w:numPr>
+          <w:ilvl w:val="0"/>
+          <w:numId w:val="14"/>
+        </w:numPr>
+      </w:pPr>
+      <w:r>
+        <w:t xml:space="preserve">JWT validation is strictly enforced. </w:t>
+      </w:r>
+    </w:p>
+    <w:p>
+      <w:pPr>
+        <w:pStyle w:val="ListParagraph"/>
+        <w:numPr>
+          <w:ilvl w:val="0"/>
+          <w:numId w:val="14"/>
+        </w:numPr>
+      </w:pPr>
+      <w:r>
+        <w:t xml:space="preserve">Action roles are validated server-side. </w:t>
+      </w:r>
+    </w:p>
+    <w:p>
+      <w:pPr>
+        <w:pStyle w:val="ListParagraph"/>
+        <w:numPr>
+          <w:ilvl w:val="0"/>
+          <w:numId w:val="14"/>
+        </w:numPr>
+      </w:pPr>
+      <w:r>
+        <w:t xml:space="preserve">OTP protects profile updates and password resets. </w:t>
+      </w:r>
+    </w:p>
+    <w:p>
+      <w:pPr>
+        <w:pStyle w:val="ListParagraph"/>
+        <w:numPr>
+          <w:ilvl w:val="0"/>
+          <w:numId w:val="14"/>
+        </w:numPr>
+      </w:pPr>
+      <w:r>
+        <w:t>Input is sanitized and validated.</w:t>
+      </w:r>
+    </w:p>
+    <w:p>
+      <w:pPr>
+        <w:pStyle w:val="ListParagraph"/>
+        <w:numPr>
+          <w:ilvl w:val="0"/>
+          <w:numId w:val="14"/>
+        </w:numPr>
+      </w:pPr>
       <w:r>
         <w:rPr>
           <w:b/>
@@ -154,25 +361,149 @@
         <w:t>Scalability Assessment:</w:t>
       </w:r>
       <w:r>
-        <w:t xml:space="preserve"> Moderate. Django is scalable, but the SQLite fallback isn't. Needs proper WSGI/ASGI and robust DB for scale.</w:t>
-      </w:r>
+        <w:t xml:space="preserve"> Moderate. </w:t>
+      </w:r>
+    </w:p>
+    <w:p>
+      <w:pPr>
+        <w:pStyle w:val="ListParagraph"/>
+        <w:numPr>
+          <w:ilvl w:val="0"/>
+          <w:numId w:val="14"/>
+        </w:numPr>
+      </w:pPr>
+      <w:r>
+        <w:t xml:space="preserve">Django is scalable, but the SQLite fallback isn't. </w:t>
+      </w:r>
+    </w:p>
+    <w:p>
+      <w:pPr>
+        <w:pStyle w:val="ListParagraph"/>
+        <w:numPr>
+          <w:ilvl w:val="0"/>
+          <w:numId w:val="14"/>
+        </w:numPr>
+      </w:pPr>
+      <w:r>
+        <w:t>Needs proper WSGI/ASGI and robust DB for scale.</w:t>
+      </w:r>
+    </w:p>
+    <w:p>
+      <w:pPr>
+        <w:pStyle w:val="ListParagraph"/>
+        <w:numPr>
+          <w:ilvl w:val="0"/>
+          <w:numId w:val="14"/>
+        </w:numPr>
+      </w:pPr>
       <w:r>
         <w:rPr>
           <w:b/>
         </w:rPr>
+        <w:lastRenderedPageBreak/>
         <w:t>Maintainability Assessment:</w:t>
       </w:r>
       <w:r>
-        <w:t xml:space="preserve"> High. Clear folder structure, modularized Django views, React components are separated.</w:t>
-      </w:r>
+        <w:t xml:space="preserve"> High. Clear folder structure, modularized Django views, </w:t>
+      </w:r>
+      <w:proofErr w:type="gramStart"/>
+      <w:r>
+        <w:t>React</w:t>
+      </w:r>
+      <w:proofErr w:type="gramEnd"/>
+      <w:r>
+        <w:t xml:space="preserve"> components are separated.</w:t>
+      </w:r>
+    </w:p>
+    <w:p>
+      <w:pPr>
+        <w:pStyle w:val="ListParagraph"/>
+        <w:ind w:left="768"/>
+      </w:pPr>
+    </w:p>
+    <w:p>
+      <w:pPr>
+        <w:pStyle w:val="Heading2"/>
+        <w:numPr>
+          <w:ilvl w:val="0"/>
+          <w:numId w:val="15"/>
+        </w:numPr>
+      </w:pPr>
+      <w:r>
+        <w:t>Project Overview</w:t>
+      </w:r>
+    </w:p>
+    <w:p/>
+    <w:p>
       <w:r>
         <w:rPr>
           <w:b/>
         </w:rPr>
-        <w:t>Overall Code Quality Rating:</w:t>
-      </w:r>
-      <w:r>
-        <w:t xml:space="preserve"> 8/10. Well-documented, robust validation, clean structure, but some global overrides in JS and lack of comprehensive test suites bring it down slightly.</w:t>
+        <w:t>Project Name:</w:t>
+      </w:r>
+      <w:r>
+        <w:t xml:space="preserve"> Onboarding Portal</w:t>
+      </w:r>
+    </w:p>
+    <w:p>
+      <w:r>
+        <w:rPr>
+          <w:b/>
+        </w:rPr>
+        <w:t>Purpose:</w:t>
+      </w:r>
+      <w:r>
+        <w:t xml:space="preserve"> Automate and track the employee onboarding workflow across departments.</w:t>
+      </w:r>
+    </w:p>
+    <w:p>
+      <w:r>
+        <w:rPr>
+          <w:b/>
+        </w:rPr>
+        <w:t>Problem it solves:</w:t>
+      </w:r>
+      <w:r>
+        <w:t xml:space="preserve"> Eliminates paper</w:t>
+      </w:r>
+      <w:r>
+        <w:t xml:space="preserve"> and mail</w:t>
+      </w:r>
+      <w:r>
+        <w:t xml:space="preserve"> trails and disjointed communications during the onboarding phase by providing a centralized system for tracking requests, assigning hardware, and managing required software.</w:t>
+      </w:r>
+    </w:p>
+    <w:p>
+      <w:r>
+        <w:rPr>
+          <w:b/>
+        </w:rPr>
+        <w:t>Target users:</w:t>
+      </w:r>
+      <w:r>
+        <w:t xml:space="preserve"> HR personnel, Line Managers, Heads of Department, Infrastructure Admins &amp; Executives, and newly onboarded Employees.</w:t>
+      </w:r>
+    </w:p>
+    <w:p>
+      <w:r>
+        <w:rPr>
+          <w:b/>
+        </w:rPr>
+        <w:t>Major features:</w:t>
+      </w:r>
+      <w:r>
+        <w:t xml:space="preserve"> Role-based dashboards, OTP-based profile updates, workflow management, software/hardware inventory tracking, automated employee code generation, and audit logging.</w:t>
+      </w:r>
+    </w:p>
+    <w:p>
+      <w:r>
+        <w:rPr>
+          <w:b/>
+        </w:rPr>
+        <w:t>Technology stack:</w:t>
+      </w:r>
+      <w:r>
+        <w:t xml:space="preserve"> React 19, Vite, Django 5.2, MS SQL Server / SQLite.</w:t>
       </w:r>
     </w:p>
     <w:p>
@@ -185,69 +516,294 @@
     <w:p>
       <w:pPr>
         <w:pStyle w:val="Heading2"/>
-      </w:pPr>
-      <w:r>
-        <w:t>1. Project Overview</w:t>
-      </w:r>
-    </w:p>
+        <w:numPr>
+          <w:ilvl w:val="0"/>
+          <w:numId w:val="15"/>
+        </w:numPr>
+      </w:pPr>
+      <w:r>
+        <w:t>Repository Structure</w:t>
+      </w:r>
+    </w:p>
+    <w:p>
+      <w:pPr>
+        <w:pStyle w:val="ListParagraph"/>
+      </w:pPr>
+    </w:p>
+    <w:p>
+      <w:r>
+        <w:rPr>
+          <w:rFonts w:ascii="Courier" w:hAnsi="Courier"/>
+        </w:rPr>
+        <w:t>Onboarding-App/</w:t>
+      </w:r>
+      <w:r>
+        <w:rPr>
+          <w:rFonts w:ascii="Courier" w:hAnsi="Courier"/>
+        </w:rPr>
+        <w:br/>
+        <w:t>├── client/</w:t>
+      </w:r>
+      <w:r>
+        <w:rPr>
+          <w:rFonts w:ascii="Courier" w:hAnsi="Courier"/>
+        </w:rPr>
+        <w:br/>
+        <w:t>│   ├── src/</w:t>
+      </w:r>
+      <w:r>
+        <w:rPr>
+          <w:rFonts w:ascii="Courier" w:hAnsi="Courier"/>
+        </w:rPr>
+        <w:br/>
+        <w:t>│   │   ├── components/       # Reusable UI components</w:t>
+      </w:r>
+      <w:r>
+        <w:rPr>
+          <w:rFonts w:ascii="Courier" w:hAnsi="Courier"/>
+        </w:rPr>
+        <w:br/>
+        <w:t>│   │   ├── services/         # API fetch wrappers (api.js)</w:t>
+      </w:r>
+      <w:r>
+        <w:rPr>
+          <w:rFonts w:ascii="Courier" w:hAnsi="Courier"/>
+        </w:rPr>
+        <w:br/>
+        <w:t>│   │   ├── AdminDashboard.jsx</w:t>
+      </w:r>
+      <w:r>
+        <w:rPr>
+          <w:rFonts w:ascii="Courier" w:hAnsi="Courier"/>
+        </w:rPr>
+        <w:br/>
+        <w:t>│   │   ├── App.jsx           # App entry, routing, state</w:t>
+      </w:r>
+      <w:r>
+        <w:rPr>
+          <w:rFonts w:ascii="Courier" w:hAnsi="Courier"/>
+        </w:rPr>
+        <w:br/>
+        <w:t>│   │   ├── HRDashboard.jsx</w:t>
+      </w:r>
+      <w:r>
+        <w:rPr>
+          <w:rFonts w:ascii="Courier" w:hAnsi="Courier"/>
+        </w:rPr>
+        <w:br/>
+        <w:t>│   │   ├── HRForm.jsx</w:t>
+      </w:r>
+      <w:r>
+        <w:rPr>
+          <w:rFonts w:ascii="Courier" w:hAnsi="Courier"/>
+        </w:rPr>
+        <w:br/>
+        <w:t>│   │   ├── Login.jsx</w:t>
+      </w:r>
+      <w:r>
+        <w:rPr>
+          <w:rFonts w:ascii="Courier" w:hAnsi="Courier"/>
+        </w:rPr>
+        <w:br/>
+        <w:t>│   │   ├── constants.js      # Workflow stages, roles</w:t>
+      </w:r>
+      <w:r>
+        <w:rPr>
+          <w:rFonts w:ascii="Courier" w:hAnsi="Courier"/>
+        </w:rPr>
+        <w:br/>
+        <w:t>│   │   └── utils.js          # Helpers, validations</w:t>
+      </w:r>
+      <w:r>
+        <w:rPr>
+          <w:rFonts w:ascii="Courier" w:hAnsi="Courier"/>
+        </w:rPr>
+        <w:br/>
+        <w:t>│   ├── package.json</w:t>
+      </w:r>
+      <w:r>
+        <w:rPr>
+          <w:rFonts w:ascii="Courier" w:hAnsi="Courier"/>
+        </w:rPr>
+        <w:br/>
+        <w:t>│   └── vite.config.js</w:t>
+      </w:r>
+      <w:r>
+        <w:rPr>
+          <w:rFonts w:ascii="Courier" w:hAnsi="Courier"/>
+        </w:rPr>
+        <w:br/>
+        <w:t>├── server/</w:t>
+      </w:r>
+      <w:r>
+        <w:rPr>
+          <w:rFonts w:ascii="Courier" w:hAnsi="Courier"/>
+        </w:rPr>
+        <w:br/>
+        <w:t>│   ├── onboarding/           # Django App</w:t>
+      </w:r>
+      <w:r>
+        <w:rPr>
+          <w:rFonts w:ascii="Courier" w:hAnsi="Courier"/>
+        </w:rPr>
+        <w:br/>
+        <w:t>│   │   ├── views/            # Modular views (auth, common, requests, etc.)</w:t>
+      </w:r>
+      <w:r>
+        <w:rPr>
+          <w:rFonts w:ascii="Courier" w:hAnsi="Courier"/>
+        </w:rPr>
+        <w:br/>
+        <w:t>│   │   ├── models.py         # DB models</w:t>
+      </w:r>
+      <w:r>
+        <w:rPr>
+          <w:rFonts w:ascii="Courier" w:hAnsi="Courier"/>
+        </w:rPr>
+        <w:br/>
+        <w:t>│   │   ├── urls.py           # API routing</w:t>
+      </w:r>
+      <w:r>
+        <w:rPr>
+          <w:rFonts w:ascii="Courier" w:hAnsi="Courier"/>
+        </w:rPr>
+        <w:br/>
+        <w:t>│   │   └── tests.py</w:t>
+      </w:r>
+      <w:r>
+        <w:rPr>
+          <w:rFonts w:ascii="Courier" w:hAnsi="Courier"/>
+        </w:rPr>
+        <w:br/>
+        <w:t>│   ├── onboarding_backend/   # Django Settings</w:t>
+      </w:r>
+      <w:r>
+        <w:rPr>
+          <w:rFonts w:ascii="Courier" w:hAnsi="Courier"/>
+        </w:rPr>
+        <w:br/>
+        <w:t>│   ├── manage.py</w:t>
+      </w:r>
+      <w:r>
+        <w:rPr>
+          <w:rFonts w:ascii="Courier" w:hAnsi="Courier"/>
+        </w:rPr>
+        <w:br/>
+        <w:t>│   └── requirements.txt</w:t>
+      </w:r>
+      <w:r>
+        <w:rPr>
+          <w:rFonts w:ascii="Courier" w:hAnsi="Courier"/>
+        </w:rPr>
+        <w:br/>
+        <w:t>├── README.md</w:t>
+      </w:r>
+      <w:r>
+        <w:rPr>
+          <w:rFonts w:ascii="Courier" w:hAnsi="Courier"/>
+        </w:rPr>
+        <w:br/>
+      </w:r>
+      <w:r>
+        <w:rPr>
+          <w:rFonts w:ascii="Courier" w:hAnsi="Courier"/>
+        </w:rPr>
+        <w:lastRenderedPageBreak/>
+        <w:t>└── TECHNICAL_DOCS.md</w:t>
+      </w:r>
+      <w:r>
+        <w:rPr>
+          <w:rFonts w:ascii="Courier" w:hAnsi="Courier"/>
+        </w:rPr>
+        <w:br/>
+      </w:r>
+    </w:p>
+    <w:p/>
     <w:p>
       <w:r>
         <w:rPr>
           <w:b/>
         </w:rPr>
-        <w:t>Project Name:</w:t>
-      </w:r>
-      <w:r>
-        <w:t xml:space="preserve"> Onboarding Portal</w:t>
-      </w:r>
-      <w:r>
-        <w:rPr>
-          <w:b/>
-        </w:rPr>
-        <w:t>Purpose:</w:t>
-      </w:r>
-      <w:r>
-        <w:t xml:space="preserve"> Automate and track the employee onboarding workflow across departments.</w:t>
-      </w:r>
-      <w:r>
-        <w:rPr>
-          <w:b/>
-        </w:rPr>
-        <w:t>Problem it solves:</w:t>
-      </w:r>
-      <w:r>
-        <w:t xml:space="preserve"> Eliminates paper trails and disjointed communications during the onboarding phase by providing a centralized system for tracking requests, assigning hardware, and managing required software.</w:t>
-      </w:r>
-      <w:r>
-        <w:rPr>
-          <w:b/>
-        </w:rPr>
-        <w:t>Target users:</w:t>
-      </w:r>
-      <w:r>
-        <w:t xml:space="preserve"> HR personnel, Line Managers, Heads of Department, Infrastructure Admins &amp; Executives, and </w:t>
-      </w:r>
-      <w:r>
-        <w:lastRenderedPageBreak/>
-        <w:t>newly onboarded Employees.</w:t>
-      </w:r>
-      <w:r>
-        <w:rPr>
-          <w:b/>
-        </w:rPr>
-        <w:t>Major features:</w:t>
-      </w:r>
-      <w:r>
-        <w:t xml:space="preserve"> Role-based dashboards, OTP-based profile updates, workflow management, software/hardware inventory tracking, automated employee code generation, and audit logging.</w:t>
-      </w:r>
-      <w:r>
-        <w:rPr>
-          <w:b/>
-        </w:rPr>
-        <w:t>Technology stack:</w:t>
-      </w:r>
-      <w:r>
-        <w:t xml:space="preserve"> React 19, Vite, Django 5.2, MS SQL Server / SQLite.</w:t>
+        <w:t>Important files:</w:t>
+      </w:r>
+      <w:r>
+        <w:t xml:space="preserve"> </w:t>
+      </w:r>
+    </w:p>
+    <w:p>
+      <w:pPr>
+        <w:pStyle w:val="ListParagraph"/>
+        <w:numPr>
+          <w:ilvl w:val="0"/>
+          <w:numId w:val="16"/>
+        </w:numPr>
+      </w:pPr>
+      <w:r>
+        <w:rPr>
+          <w:rFonts w:ascii="Courier" w:hAnsi="Courier"/>
+        </w:rPr>
+        <w:t>server/onboarding/models.py</w:t>
+      </w:r>
+      <w:r>
+        <w:t xml:space="preserve"> (Database schema)</w:t>
+      </w:r>
+    </w:p>
+    <w:p>
+      <w:pPr>
+        <w:pStyle w:val="ListParagraph"/>
+        <w:numPr>
+          <w:ilvl w:val="0"/>
+          <w:numId w:val="16"/>
+        </w:numPr>
+      </w:pPr>
+      <w:r>
+        <w:rPr>
+          <w:rFonts w:ascii="Courier" w:hAnsi="Courier"/>
+        </w:rPr>
+        <w:t>client/</w:t>
+      </w:r>
+      <w:proofErr w:type="spellStart"/>
+      <w:r>
+        <w:rPr>
+          <w:rFonts w:ascii="Courier" w:hAnsi="Courier"/>
+        </w:rPr>
+        <w:t>src</w:t>
+      </w:r>
+      <w:proofErr w:type="spellEnd"/>
+      <w:r>
+        <w:rPr>
+          <w:rFonts w:ascii="Courier" w:hAnsi="Courier"/>
+        </w:rPr>
+        <w:t>/</w:t>
+      </w:r>
+      <w:proofErr w:type="spellStart"/>
+      <w:r>
+        <w:rPr>
+          <w:rFonts w:ascii="Courier" w:hAnsi="Courier"/>
+        </w:rPr>
+        <w:t>App.jsx</w:t>
+      </w:r>
+      <w:proofErr w:type="spellEnd"/>
+      <w:r>
+        <w:t xml:space="preserve"> (Frontend routing)</w:t>
+      </w:r>
+    </w:p>
+    <w:p>
+      <w:pPr>
+        <w:pStyle w:val="ListParagraph"/>
+        <w:numPr>
+          <w:ilvl w:val="0"/>
+          <w:numId w:val="16"/>
+        </w:numPr>
+      </w:pPr>
+      <w:r>
+        <w:rPr>
+          <w:rFonts w:ascii="Courier" w:hAnsi="Courier"/>
+        </w:rPr>
+        <w:t>server/onboarding/views/</w:t>
+      </w:r>
+      <w:r>
+        <w:t xml:space="preserve"> (API Logic).</w:t>
       </w:r>
     </w:p>
     <w:p>
@@ -260,230 +816,249 @@
     <w:p>
       <w:pPr>
         <w:pStyle w:val="Heading2"/>
-      </w:pPr>
-      <w:r>
-        <w:t>2. Repository Structure</w:t>
-      </w:r>
-    </w:p>
-    <w:p>
-      <w:r>
-        <w:rPr>
-          <w:rFonts w:ascii="Courier" w:hAnsi="Courier"/>
-        </w:rPr>
-        <w:t>Onboarding-App/</w:t>
-      </w:r>
-      <w:r>
-        <w:rPr>
-          <w:rFonts w:ascii="Courier" w:hAnsi="Courier"/>
-        </w:rPr>
-        <w:br/>
-        <w:t>├── client/</w:t>
-      </w:r>
-      <w:r>
-        <w:rPr>
-          <w:rFonts w:ascii="Courier" w:hAnsi="Courier"/>
-        </w:rPr>
-        <w:br/>
-        <w:t>│   ├── src/</w:t>
-      </w:r>
-      <w:r>
-        <w:rPr>
-          <w:rFonts w:ascii="Courier" w:hAnsi="Courier"/>
-        </w:rPr>
-        <w:br/>
-        <w:t>│   │   ├── components/       # Reusable UI components</w:t>
-      </w:r>
-      <w:r>
-        <w:rPr>
-          <w:rFonts w:ascii="Courier" w:hAnsi="Courier"/>
-        </w:rPr>
-        <w:br/>
-        <w:t>│   │   ├── services/         # API fetch wrappers (api.js)</w:t>
-      </w:r>
-      <w:r>
-        <w:rPr>
-          <w:rFonts w:ascii="Courier" w:hAnsi="Courier"/>
-        </w:rPr>
-        <w:br/>
-        <w:t>│   │   ├── AdminDashboard.jsx</w:t>
-      </w:r>
-      <w:r>
-        <w:rPr>
-          <w:rFonts w:ascii="Courier" w:hAnsi="Courier"/>
-        </w:rPr>
-        <w:br/>
-        <w:t>│   │   ├── App.jsx           # App entry, routing, state</w:t>
-      </w:r>
-      <w:r>
-        <w:rPr>
-          <w:rFonts w:ascii="Courier" w:hAnsi="Courier"/>
-        </w:rPr>
-        <w:br/>
-        <w:t>│   │   ├── HRDashboard.jsx</w:t>
-      </w:r>
-      <w:r>
-        <w:rPr>
-          <w:rFonts w:ascii="Courier" w:hAnsi="Courier"/>
-        </w:rPr>
-        <w:br/>
-        <w:t>│   │   ├── HRForm.jsx</w:t>
-      </w:r>
-      <w:r>
-        <w:rPr>
-          <w:rFonts w:ascii="Courier" w:hAnsi="Courier"/>
-        </w:rPr>
-        <w:br/>
-        <w:t>│   │   ├── Login.jsx</w:t>
-      </w:r>
-      <w:r>
-        <w:rPr>
-          <w:rFonts w:ascii="Courier" w:hAnsi="Courier"/>
-        </w:rPr>
-        <w:br/>
-        <w:t>│   │   ├── constants.js      # Workflow stages, roles</w:t>
-      </w:r>
-      <w:r>
-        <w:rPr>
-          <w:rFonts w:ascii="Courier" w:hAnsi="Courier"/>
-        </w:rPr>
-        <w:br/>
-        <w:t>│   │   └── utils.js          # Helpers, validations</w:t>
-      </w:r>
-      <w:r>
-        <w:rPr>
-          <w:rFonts w:ascii="Courier" w:hAnsi="Courier"/>
-        </w:rPr>
-        <w:br/>
-        <w:t>│   ├── package.json</w:t>
-      </w:r>
-      <w:r>
-        <w:rPr>
-          <w:rFonts w:ascii="Courier" w:hAnsi="Courier"/>
-        </w:rPr>
-        <w:br/>
-        <w:t>│   └── vite.config.js</w:t>
-      </w:r>
-      <w:r>
-        <w:rPr>
-          <w:rFonts w:ascii="Courier" w:hAnsi="Courier"/>
-        </w:rPr>
-        <w:br/>
-        <w:t>├── server/</w:t>
-      </w:r>
-      <w:r>
-        <w:rPr>
-          <w:rFonts w:ascii="Courier" w:hAnsi="Courier"/>
-        </w:rPr>
-        <w:br/>
-        <w:t>│   ├── onboarding/           # Django App</w:t>
-      </w:r>
-      <w:r>
-        <w:rPr>
-          <w:rFonts w:ascii="Courier" w:hAnsi="Courier"/>
-        </w:rPr>
-        <w:br/>
-        <w:t>│   │   ├── views/            # Modular views (auth, common, requests, etc.)</w:t>
-      </w:r>
-      <w:r>
-        <w:rPr>
-          <w:rFonts w:ascii="Courier" w:hAnsi="Courier"/>
-        </w:rPr>
-        <w:br/>
-        <w:t>│   │   ├── models.py         # DB models</w:t>
-      </w:r>
-      <w:r>
-        <w:rPr>
-          <w:rFonts w:ascii="Courier" w:hAnsi="Courier"/>
-        </w:rPr>
-        <w:br/>
-        <w:t>│   │   ├── urls.py           # API routing</w:t>
-      </w:r>
-      <w:r>
-        <w:rPr>
-          <w:rFonts w:ascii="Courier" w:hAnsi="Courier"/>
-        </w:rPr>
-        <w:br/>
-        <w:t>│   │   └── tests.py</w:t>
-      </w:r>
-      <w:r>
-        <w:rPr>
-          <w:rFonts w:ascii="Courier" w:hAnsi="Courier"/>
-        </w:rPr>
-        <w:br/>
-        <w:t>│   ├── onboarding_backend/   # Django Settings</w:t>
-      </w:r>
-      <w:r>
-        <w:rPr>
-          <w:rFonts w:ascii="Courier" w:hAnsi="Courier"/>
-        </w:rPr>
-        <w:br/>
-        <w:t>│   ├── manage.py</w:t>
-      </w:r>
-      <w:r>
-        <w:rPr>
-          <w:rFonts w:ascii="Courier" w:hAnsi="Courier"/>
-        </w:rPr>
-        <w:br/>
-        <w:t>│   └── requirements.txt</w:t>
-      </w:r>
-      <w:r>
-        <w:rPr>
-          <w:rFonts w:ascii="Courier" w:hAnsi="Courier"/>
-        </w:rPr>
-        <w:br/>
-        <w:t>├── README.md</w:t>
-      </w:r>
-      <w:r>
-        <w:rPr>
-          <w:rFonts w:ascii="Courier" w:hAnsi="Courier"/>
-        </w:rPr>
-        <w:br/>
-        <w:t>└── TECHNICAL_DOCS.md</w:t>
-      </w:r>
-      <w:r>
-        <w:rPr>
-          <w:rFonts w:ascii="Courier" w:hAnsi="Courier"/>
-        </w:rPr>
-        <w:br/>
-      </w:r>
+        <w:numPr>
+          <w:ilvl w:val="0"/>
+          <w:numId w:val="15"/>
+        </w:numPr>
+      </w:pPr>
+      <w:r>
+        <w:t>Technology Stack</w:t>
+      </w:r>
+    </w:p>
+    <w:p>
+      <w:pPr>
+        <w:pStyle w:val="ListParagraph"/>
+      </w:pPr>
     </w:p>
     <w:p>
       <w:r>
         <w:rPr>
           <w:b/>
         </w:rPr>
-        <w:t>Important files:</w:t>
-      </w:r>
-      <w:r>
-        <w:t xml:space="preserve"> </w:t>
-      </w:r>
-      <w:r>
-        <w:rPr>
-          <w:rFonts w:ascii="Courier" w:hAnsi="Courier"/>
-        </w:rPr>
-        <w:t>server/onboarding/models.py</w:t>
-      </w:r>
-      <w:r>
-        <w:t xml:space="preserve"> (Database schema), </w:t>
-      </w:r>
-      <w:r>
-        <w:rPr>
-          <w:rFonts w:ascii="Courier" w:hAnsi="Courier"/>
-        </w:rPr>
-        <w:t>client/src/App.jsx</w:t>
-      </w:r>
-      <w:r>
-        <w:t xml:space="preserve"> (Frontend routing), </w:t>
-      </w:r>
-      <w:r>
-        <w:rPr>
-          <w:rFonts w:ascii="Courier" w:hAnsi="Courier"/>
-        </w:rPr>
-        <w:t>server/onboarding/views/</w:t>
-      </w:r>
-      <w:r>
-        <w:t xml:space="preserve"> (API Logic).</w:t>
-      </w:r>
+        <w:t>Frontend:</w:t>
+      </w:r>
+    </w:p>
+    <w:p>
+      <w:pPr>
+        <w:pStyle w:val="ListParagraph"/>
+        <w:numPr>
+          <w:ilvl w:val="0"/>
+          <w:numId w:val="17"/>
+        </w:numPr>
+      </w:pPr>
+      <w:r>
+        <w:rPr>
+          <w:b/>
+          <w:bCs/>
+        </w:rPr>
+        <w:t>Framework</w:t>
+      </w:r>
+      <w:r>
+        <w:t xml:space="preserve">: React 19 via Vite </w:t>
+      </w:r>
+    </w:p>
+    <w:p>
+      <w:pPr>
+        <w:pStyle w:val="ListParagraph"/>
+        <w:numPr>
+          <w:ilvl w:val="0"/>
+          <w:numId w:val="17"/>
+        </w:numPr>
+      </w:pPr>
+      <w:r>
+        <w:rPr>
+          <w:b/>
+          <w:bCs/>
+        </w:rPr>
+        <w:t>State management</w:t>
+      </w:r>
+      <w:r>
+        <w:t>: React Hooks (</w:t>
+      </w:r>
+      <w:proofErr w:type="spellStart"/>
+      <w:r>
+        <w:t>useState</w:t>
+      </w:r>
+      <w:proofErr w:type="spellEnd"/>
+      <w:r>
+        <w:t xml:space="preserve">, useEffect) </w:t>
+      </w:r>
+    </w:p>
+    <w:p>
+      <w:pPr>
+        <w:pStyle w:val="ListParagraph"/>
+        <w:numPr>
+          <w:ilvl w:val="0"/>
+          <w:numId w:val="17"/>
+        </w:numPr>
+      </w:pPr>
+      <w:r>
+        <w:rPr>
+          <w:b/>
+          <w:bCs/>
+        </w:rPr>
+        <w:t>Routing</w:t>
+      </w:r>
+      <w:r>
+        <w:t>: Client-side hash-based routing built manually in App.jsx - Styling: Vanilla CSS</w:t>
+      </w:r>
+    </w:p>
+    <w:p>
+      <w:r>
+        <w:rPr>
+          <w:b/>
+        </w:rPr>
+        <w:t>Backend:</w:t>
+      </w:r>
+    </w:p>
+    <w:p>
+      <w:pPr>
+        <w:pStyle w:val="ListParagraph"/>
+        <w:numPr>
+          <w:ilvl w:val="0"/>
+          <w:numId w:val="18"/>
+        </w:numPr>
+      </w:pPr>
+      <w:r>
+        <w:rPr>
+          <w:b/>
+          <w:bCs/>
+        </w:rPr>
+        <w:t>Framework</w:t>
+      </w:r>
+      <w:r>
+        <w:t xml:space="preserve">: Django 5.2 </w:t>
+      </w:r>
+    </w:p>
+    <w:p>
+      <w:pPr>
+        <w:pStyle w:val="ListParagraph"/>
+        <w:numPr>
+          <w:ilvl w:val="0"/>
+          <w:numId w:val="18"/>
+        </w:numPr>
+      </w:pPr>
+      <w:r>
+        <w:rPr>
+          <w:b/>
+          <w:bCs/>
+        </w:rPr>
+        <w:t>Language</w:t>
+      </w:r>
+      <w:r>
+        <w:t xml:space="preserve">: Python 3.10+ </w:t>
+      </w:r>
+    </w:p>
+    <w:p>
+      <w:pPr>
+        <w:pStyle w:val="ListParagraph"/>
+        <w:numPr>
+          <w:ilvl w:val="0"/>
+          <w:numId w:val="18"/>
+        </w:numPr>
+      </w:pPr>
+      <w:r>
+        <w:rPr>
+          <w:b/>
+          <w:bCs/>
+        </w:rPr>
+        <w:t>ORM</w:t>
+      </w:r>
+      <w:r>
+        <w:t xml:space="preserve">: Django ORM </w:t>
+      </w:r>
+    </w:p>
+    <w:p>
+      <w:pPr>
+        <w:pStyle w:val="ListParagraph"/>
+        <w:numPr>
+          <w:ilvl w:val="0"/>
+          <w:numId w:val="18"/>
+        </w:numPr>
+      </w:pPr>
+      <w:r>
+        <w:rPr>
+          <w:b/>
+          <w:bCs/>
+        </w:rPr>
+        <w:t>Authentication</w:t>
+      </w:r>
+      <w:r>
+        <w:t xml:space="preserve">: Custom JWT via simplejwt </w:t>
+      </w:r>
+    </w:p>
+    <w:p>
+      <w:pPr>
+        <w:pStyle w:val="ListParagraph"/>
+        <w:numPr>
+          <w:ilvl w:val="0"/>
+          <w:numId w:val="18"/>
+        </w:numPr>
+      </w:pPr>
+      <w:r>
+        <w:rPr>
+          <w:b/>
+          <w:bCs/>
+        </w:rPr>
+        <w:t>Database engine</w:t>
+      </w:r>
+      <w:r>
+        <w:t>: MS SQL Server (via mssql-django) or SQLite as fallback.</w:t>
+      </w:r>
+    </w:p>
+    <w:p>
+      <w:r>
+        <w:rPr>
+          <w:b/>
+        </w:rPr>
+        <w:t>Developer Tools:</w:t>
+      </w:r>
+    </w:p>
+    <w:p>
+      <w:pPr>
+        <w:pStyle w:val="ListParagraph"/>
+        <w:numPr>
+          <w:ilvl w:val="0"/>
+          <w:numId w:val="19"/>
+        </w:numPr>
+      </w:pPr>
+      <w:r>
+        <w:t xml:space="preserve">Package </w:t>
+      </w:r>
+      <w:r>
+        <w:rPr>
+          <w:b/>
+          <w:bCs/>
+        </w:rPr>
+        <w:t>managers</w:t>
+      </w:r>
+      <w:r>
+        <w:t xml:space="preserve">: npm, pip </w:t>
+      </w:r>
+    </w:p>
+    <w:p>
+      <w:pPr>
+        <w:pStyle w:val="ListParagraph"/>
+        <w:numPr>
+          <w:ilvl w:val="0"/>
+          <w:numId w:val="19"/>
+        </w:numPr>
+      </w:pPr>
+      <w:r>
+        <w:rPr>
+          <w:b/>
+          <w:bCs/>
+        </w:rPr>
+        <w:t>Linter</w:t>
+      </w:r>
+      <w:r>
+        <w:t xml:space="preserve">: </w:t>
+      </w:r>
+      <w:proofErr w:type="spellStart"/>
+      <w:r>
+        <w:t>ESLint</w:t>
+      </w:r>
+      <w:proofErr w:type="spellEnd"/>
     </w:p>
     <w:p>
       <w:pPr>
@@ -495,43 +1070,70 @@
     <w:p>
       <w:pPr>
         <w:pStyle w:val="Heading2"/>
-      </w:pPr>
-      <w:r>
-        <w:t>3. Technology Stack</w:t>
-      </w:r>
-    </w:p>
-    <w:p>
-      <w:r>
-        <w:rPr>
-          <w:b/>
-        </w:rPr>
-        <w:t>Frontend:</w:t>
-      </w:r>
-      <w:r>
-        <w:t>- Framework: React 19 via Vite - State management: React Hooks (useState, useEffect) - Routing: Client-side hash-based routing built manually in App.jsx - Styling: Vanilla CSS</w:t>
-      </w:r>
-    </w:p>
-    <w:p>
-      <w:r>
-        <w:rPr>
-          <w:b/>
-        </w:rPr>
-        <w:lastRenderedPageBreak/>
-        <w:t>Backend:</w:t>
-      </w:r>
-      <w:r>
-        <w:t>- Framework: Django 5.2 - Language: Python 3.10+ - ORM: Django ORM - Authentication: Custom JWT via simplejwt - Database engine: MS SQL Server (via mssql-django) or SQLite as fallback.</w:t>
-      </w:r>
-    </w:p>
-    <w:p>
-      <w:r>
-        <w:rPr>
-          <w:b/>
-        </w:rPr>
-        <w:t>Developer Tools:</w:t>
-      </w:r>
-      <w:r>
-        <w:t>- Package managers: npm, pip - Linter: ESLint</w:t>
+        <w:numPr>
+          <w:ilvl w:val="0"/>
+          <w:numId w:val="15"/>
+        </w:numPr>
+      </w:pPr>
+      <w:r>
+        <w:t>Architecture</w:t>
+      </w:r>
+    </w:p>
+    <w:p>
+      <w:pPr>
+        <w:pStyle w:val="ListParagraph"/>
+      </w:pPr>
+    </w:p>
+    <w:p>
+      <w:r>
+        <w:t xml:space="preserve">High-level architecture is a decoupled Single Page Application (SPA). The client uses Hash Routing to determine views. When making requests, </w:t>
+      </w:r>
+      <w:r>
+        <w:rPr>
+          <w:rFonts w:ascii="Courier" w:hAnsi="Courier"/>
+        </w:rPr>
+        <w:t>services/api.js</w:t>
+      </w:r>
+      <w:r>
+        <w:t xml:space="preserve"> intercepts global </w:t>
+      </w:r>
+      <w:r>
+        <w:rPr>
+          <w:rFonts w:ascii="Courier" w:hAnsi="Courier"/>
+        </w:rPr>
+        <w:t>fetch</w:t>
+      </w:r>
+      <w:r>
+        <w:t xml:space="preserve"> to append JWT tokens from </w:t>
+      </w:r>
+      <w:r>
+        <w:rPr>
+          <w:rFonts w:ascii="Courier" w:hAnsi="Courier"/>
+        </w:rPr>
+        <w:t>localStorage</w:t>
+      </w:r>
+      <w:r>
+        <w:t xml:space="preserve">. The server is a REST JSON API. It uses </w:t>
+      </w:r>
+      <w:r>
+        <w:rPr>
+          <w:rFonts w:ascii="Courier" w:hAnsi="Courier"/>
+        </w:rPr>
+        <w:t>@require_jwt</w:t>
+      </w:r>
+      <w:r>
+        <w:t xml:space="preserve"> to validate tokens statelessly and inject the </w:t>
+      </w:r>
+      <w:proofErr w:type="spellStart"/>
+      <w:r>
+        <w:rPr>
+          <w:rFonts w:ascii="Courier" w:hAnsi="Courier"/>
+        </w:rPr>
+        <w:t>request.user</w:t>
+      </w:r>
+      <w:proofErr w:type="spellEnd"/>
+      <w:r>
+        <w:t xml:space="preserve"> into views.</w:t>
       </w:r>
     </w:p>
     <w:p>
@@ -543,113 +1145,6 @@
     </w:p>
     <w:p>
       <w:pPr>
-        <w:pStyle w:val="Heading2"/>
-      </w:pPr>
-      <w:r>
-        <w:t>4. Architecture</w:t>
-      </w:r>
-    </w:p>
-    <w:p>
-      <w:r>
-        <w:t xml:space="preserve">High-level architecture is a decoupled Single Page Application (SPA). The client uses Hash Routing to determine views. When making requests, </w:t>
-      </w:r>
-      <w:r>
-        <w:rPr>
-          <w:rFonts w:ascii="Courier" w:hAnsi="Courier"/>
-        </w:rPr>
-        <w:t>services/api.js</w:t>
-      </w:r>
-      <w:r>
-        <w:t xml:space="preserve"> intercepts global </w:t>
-      </w:r>
-      <w:r>
-        <w:rPr>
-          <w:rFonts w:ascii="Courier" w:hAnsi="Courier"/>
-        </w:rPr>
-        <w:t>fetch</w:t>
-      </w:r>
-      <w:r>
-        <w:t xml:space="preserve"> to append JWT tokens from </w:t>
-      </w:r>
-      <w:r>
-        <w:rPr>
-          <w:rFonts w:ascii="Courier" w:hAnsi="Courier"/>
-        </w:rPr>
-        <w:t>localStorage</w:t>
-      </w:r>
-      <w:r>
-        <w:t xml:space="preserve">. The server is a REST JSON API. It uses </w:t>
-      </w:r>
-      <w:r>
-        <w:rPr>
-          <w:rFonts w:ascii="Courier" w:hAnsi="Courier"/>
-        </w:rPr>
-        <w:t>@require_jwt</w:t>
-      </w:r>
-      <w:r>
-        <w:t xml:space="preserve"> to validate tokens statelessly and inject the </w:t>
-      </w:r>
-      <w:r>
-        <w:rPr>
-          <w:rFonts w:ascii="Courier" w:hAnsi="Courier"/>
-        </w:rPr>
-        <w:t>request.user</w:t>
-      </w:r>
-      <w:r>
-        <w:t xml:space="preserve"> into views.</w:t>
-      </w:r>
-    </w:p>
-    <w:p>
-      <w:r>
-        <w:rPr>
-          <w:rFonts w:ascii="Courier" w:hAnsi="Courier"/>
-        </w:rPr>
-        <w:t>graph TD</w:t>
-      </w:r>
-      <w:r>
-        <w:rPr>
-          <w:rFonts w:ascii="Courier" w:hAnsi="Courier"/>
-        </w:rPr>
-        <w:br/>
-        <w:t xml:space="preserve">    Client[React Frontend] --&gt;|HTTP / JSON | API[Django REST API]</w:t>
-      </w:r>
-      <w:r>
-        <w:rPr>
-          <w:rFonts w:ascii="Courier" w:hAnsi="Courier"/>
-        </w:rPr>
-        <w:br/>
-        <w:t xml:space="preserve">    API --&gt; Auth[JWT Middleware]</w:t>
-      </w:r>
-      <w:r>
-        <w:rPr>
-          <w:rFonts w:ascii="Courier" w:hAnsi="Courier"/>
-        </w:rPr>
-        <w:br/>
-        <w:t xml:space="preserve">    Auth --&gt; Views[Django Views]</w:t>
-      </w:r>
-      <w:r>
-        <w:rPr>
-          <w:rFonts w:ascii="Courier" w:hAnsi="Courier"/>
-        </w:rPr>
-        <w:br/>
-        <w:t xml:space="preserve">    Views --&gt; Models[Django ORM]</w:t>
-      </w:r>
-      <w:r>
-        <w:rPr>
-          <w:rFonts w:ascii="Courier" w:hAnsi="Courier"/>
-        </w:rPr>
-        <w:br/>
-        <w:t xml:space="preserve">    Models --&gt; DB[(Database: MS SQL / SQLite)]</w:t>
-      </w:r>
-      <w:r>
-        <w:rPr>
-          <w:rFonts w:ascii="Courier" w:hAnsi="Courier"/>
-        </w:rPr>
-        <w:br/>
-      </w:r>
-    </w:p>
-    <w:p>
-      <w:pPr>
         <w:pBdr>
           <w:bottom w:val="single" w:sz="6" w:space="1" w:color="auto"/>
         </w:pBdr>
@@ -657,11 +1152,28 @@
     </w:p>
     <w:p>
       <w:pPr>
+        <w:pBdr>
+          <w:bottom w:val="single" w:sz="6" w:space="1" w:color="auto"/>
+        </w:pBdr>
+      </w:pPr>
+    </w:p>
+    <w:p>
+      <w:pPr>
         <w:pStyle w:val="Heading2"/>
-      </w:pPr>
-      <w:r>
-        <w:t>5. Complete Feature Inventory</w:t>
-      </w:r>
+        <w:numPr>
+          <w:ilvl w:val="0"/>
+          <w:numId w:val="15"/>
+        </w:numPr>
+      </w:pPr>
+      <w:r>
+        <w:lastRenderedPageBreak/>
+        <w:t>Complete Feature Inventory</w:t>
+      </w:r>
+    </w:p>
+    <w:p>
+      <w:pPr>
+        <w:pStyle w:val="ListParagraph"/>
+      </w:pPr>
     </w:p>
     <w:tbl>
       <w:tblPr>
@@ -669,15 +1181,18 @@
         <w:tblLook w:val="04A0" w:firstRow="1" w:lastRow="0" w:firstColumn="1" w:lastColumn="0" w:noHBand="0" w:noVBand="1"/>
       </w:tblPr>
       <w:tblGrid>
-        <w:gridCol w:w="2018"/>
-        <w:gridCol w:w="2100"/>
-        <w:gridCol w:w="1617"/>
-        <w:gridCol w:w="3121"/>
+        <w:gridCol w:w="2432"/>
+        <w:gridCol w:w="2442"/>
+        <w:gridCol w:w="2387"/>
+        <w:gridCol w:w="3539"/>
       </w:tblGrid>
       <w:tr>
+        <w:trPr>
+          <w:trHeight w:val="490"/>
+        </w:trPr>
         <w:tc>
           <w:tcPr>
-            <w:tcW w:w="2160" w:type="dxa"/>
+            <w:tcW w:w="2468" w:type="dxa"/>
           </w:tcPr>
           <w:p>
             <w:r>
@@ -690,7 +1205,7 @@
         </w:tc>
         <w:tc>
           <w:tcPr>
-            <w:tcW w:w="2160" w:type="dxa"/>
+            <w:tcW w:w="2468" w:type="dxa"/>
           </w:tcPr>
           <w:p>
             <w:r>
@@ -703,7 +1218,7 @@
         </w:tc>
         <w:tc>
           <w:tcPr>
-            <w:tcW w:w="2160" w:type="dxa"/>
+            <w:tcW w:w="2468" w:type="dxa"/>
           </w:tcPr>
           <w:p>
             <w:r>
@@ -716,7 +1231,7 @@
         </w:tc>
         <w:tc>
           <w:tcPr>
-            <w:tcW w:w="2160" w:type="dxa"/>
+            <w:tcW w:w="3566" w:type="dxa"/>
           </w:tcPr>
           <w:p>
             <w:r>
@@ -729,9 +1244,12 @@
         </w:tc>
       </w:tr>
       <w:tr>
+        <w:trPr>
+          <w:trHeight w:val="801"/>
+        </w:trPr>
         <w:tc>
           <w:tcPr>
-            <w:tcW w:w="2160" w:type="dxa"/>
+            <w:tcW w:w="2468" w:type="dxa"/>
           </w:tcPr>
           <w:p>
             <w:r>
@@ -744,7 +1262,7 @@
         </w:tc>
         <w:tc>
           <w:tcPr>
-            <w:tcW w:w="2160" w:type="dxa"/>
+            <w:tcW w:w="2468" w:type="dxa"/>
           </w:tcPr>
           <w:p>
             <w:r>
@@ -754,7 +1272,7 @@
         </w:tc>
         <w:tc>
           <w:tcPr>
-            <w:tcW w:w="2160" w:type="dxa"/>
+            <w:tcW w:w="2468" w:type="dxa"/>
           </w:tcPr>
           <w:p>
             <w:r>
@@ -764,7 +1282,7 @@
         </w:tc>
         <w:tc>
           <w:tcPr>
-            <w:tcW w:w="2160" w:type="dxa"/>
+            <w:tcW w:w="3566" w:type="dxa"/>
           </w:tcPr>
           <w:p>
             <w:r>
@@ -795,9 +1313,12 @@
         </w:tc>
       </w:tr>
       <w:tr>
+        <w:trPr>
+          <w:trHeight w:val="801"/>
+        </w:trPr>
         <w:tc>
           <w:tcPr>
-            <w:tcW w:w="2160" w:type="dxa"/>
+            <w:tcW w:w="2468" w:type="dxa"/>
           </w:tcPr>
           <w:p>
             <w:r>
@@ -810,7 +1331,7 @@
         </w:tc>
         <w:tc>
           <w:tcPr>
-            <w:tcW w:w="2160" w:type="dxa"/>
+            <w:tcW w:w="2468" w:type="dxa"/>
           </w:tcPr>
           <w:p>
             <w:r>
@@ -820,7 +1341,7 @@
         </w:tc>
         <w:tc>
           <w:tcPr>
-            <w:tcW w:w="2160" w:type="dxa"/>
+            <w:tcW w:w="2468" w:type="dxa"/>
           </w:tcPr>
           <w:p>
             <w:r>
@@ -830,7 +1351,7 @@
         </w:tc>
         <w:tc>
           <w:tcPr>
-            <w:tcW w:w="2160" w:type="dxa"/>
+            <w:tcW w:w="3566" w:type="dxa"/>
           </w:tcPr>
           <w:p>
             <w:r>
@@ -852,9 +1373,12 @@
         </w:tc>
       </w:tr>
       <w:tr>
+        <w:trPr>
+          <w:trHeight w:val="789"/>
+        </w:trPr>
         <w:tc>
           <w:tcPr>
-            <w:tcW w:w="2160" w:type="dxa"/>
+            <w:tcW w:w="2468" w:type="dxa"/>
           </w:tcPr>
           <w:p>
             <w:r>
@@ -867,7 +1391,7 @@
         </w:tc>
         <w:tc>
           <w:tcPr>
-            <w:tcW w:w="2160" w:type="dxa"/>
+            <w:tcW w:w="2468" w:type="dxa"/>
           </w:tcPr>
           <w:p>
             <w:r>
@@ -877,7 +1401,7 @@
         </w:tc>
         <w:tc>
           <w:tcPr>
-            <w:tcW w:w="2160" w:type="dxa"/>
+            <w:tcW w:w="2468" w:type="dxa"/>
           </w:tcPr>
           <w:p>
             <w:r>
@@ -887,7 +1411,7 @@
         </w:tc>
         <w:tc>
           <w:tcPr>
-            <w:tcW w:w="2160" w:type="dxa"/>
+            <w:tcW w:w="3566" w:type="dxa"/>
           </w:tcPr>
           <w:p>
             <w:r>
@@ -909,9 +1433,12 @@
         </w:tc>
       </w:tr>
       <w:tr>
+        <w:trPr>
+          <w:trHeight w:val="143"/>
+        </w:trPr>
         <w:tc>
           <w:tcPr>
-            <w:tcW w:w="2160" w:type="dxa"/>
+            <w:tcW w:w="2468" w:type="dxa"/>
           </w:tcPr>
           <w:p>
             <w:r>
@@ -924,7 +1451,7 @@
         </w:tc>
         <w:tc>
           <w:tcPr>
-            <w:tcW w:w="2160" w:type="dxa"/>
+            <w:tcW w:w="2468" w:type="dxa"/>
           </w:tcPr>
           <w:p>
             <w:r>
@@ -934,7 +1461,7 @@
         </w:tc>
         <w:tc>
           <w:tcPr>
-            <w:tcW w:w="2160" w:type="dxa"/>
+            <w:tcW w:w="2468" w:type="dxa"/>
           </w:tcPr>
           <w:p>
             <w:r>
@@ -944,7 +1471,7 @@
         </w:tc>
         <w:tc>
           <w:tcPr>
-            <w:tcW w:w="2160" w:type="dxa"/>
+            <w:tcW w:w="3566" w:type="dxa"/>
           </w:tcPr>
           <w:p>
             <w:r>
@@ -966,9 +1493,12 @@
         </w:tc>
       </w:tr>
       <w:tr>
+        <w:trPr>
+          <w:trHeight w:val="143"/>
+        </w:trPr>
         <w:tc>
           <w:tcPr>
-            <w:tcW w:w="2160" w:type="dxa"/>
+            <w:tcW w:w="2468" w:type="dxa"/>
           </w:tcPr>
           <w:p>
             <w:r>
@@ -981,7 +1511,7 @@
         </w:tc>
         <w:tc>
           <w:tcPr>
-            <w:tcW w:w="2160" w:type="dxa"/>
+            <w:tcW w:w="2468" w:type="dxa"/>
           </w:tcPr>
           <w:p>
             <w:r>
@@ -991,7 +1521,7 @@
         </w:tc>
         <w:tc>
           <w:tcPr>
-            <w:tcW w:w="2160" w:type="dxa"/>
+            <w:tcW w:w="2468" w:type="dxa"/>
           </w:tcPr>
           <w:p>
             <w:r>
@@ -1001,7 +1531,7 @@
         </w:tc>
         <w:tc>
           <w:tcPr>
-            <w:tcW w:w="2160" w:type="dxa"/>
+            <w:tcW w:w="3566" w:type="dxa"/>
           </w:tcPr>
           <w:p>
             <w:r>
@@ -1023,9 +1553,12 @@
         </w:tc>
       </w:tr>
       <w:tr>
+        <w:trPr>
+          <w:trHeight w:val="143"/>
+        </w:trPr>
         <w:tc>
           <w:tcPr>
-            <w:tcW w:w="2160" w:type="dxa"/>
+            <w:tcW w:w="2468" w:type="dxa"/>
           </w:tcPr>
           <w:p>
             <w:r>
@@ -1038,32 +1571,27 @@
         </w:tc>
         <w:tc>
           <w:tcPr>
-            <w:tcW w:w="2160" w:type="dxa"/>
+            <w:tcW w:w="2468" w:type="dxa"/>
           </w:tcPr>
           <w:p>
             <w:r>
-              <w:t xml:space="preserve">Update profile via </w:t>
-            </w:r>
-            <w:r>
-              <w:lastRenderedPageBreak/>
-              <w:t>OTP verification</w:t>
+              <w:t>Update profile via OTP verification</w:t>
             </w:r>
           </w:p>
         </w:tc>
         <w:tc>
           <w:tcPr>
-            <w:tcW w:w="2160" w:type="dxa"/>
+            <w:tcW w:w="2468" w:type="dxa"/>
           </w:tcPr>
           <w:p>
             <w:r>
-              <w:lastRenderedPageBreak/>
               <w:t>Employee</w:t>
             </w:r>
           </w:p>
         </w:tc>
         <w:tc>
           <w:tcPr>
-            <w:tcW w:w="2160" w:type="dxa"/>
+            <w:tcW w:w="3566" w:type="dxa"/>
           </w:tcPr>
           <w:p>
             <w:r>
@@ -1085,9 +1613,12 @@
         </w:tc>
       </w:tr>
       <w:tr>
+        <w:trPr>
+          <w:trHeight w:val="143"/>
+        </w:trPr>
         <w:tc>
           <w:tcPr>
-            <w:tcW w:w="2160" w:type="dxa"/>
+            <w:tcW w:w="2468" w:type="dxa"/>
           </w:tcPr>
           <w:p>
             <w:r>
@@ -1100,7 +1631,7 @@
         </w:tc>
         <w:tc>
           <w:tcPr>
-            <w:tcW w:w="2160" w:type="dxa"/>
+            <w:tcW w:w="2468" w:type="dxa"/>
           </w:tcPr>
           <w:p>
             <w:r>
@@ -1110,7 +1641,7 @@
         </w:tc>
         <w:tc>
           <w:tcPr>
-            <w:tcW w:w="2160" w:type="dxa"/>
+            <w:tcW w:w="2468" w:type="dxa"/>
           </w:tcPr>
           <w:p>
             <w:r>
@@ -1120,7 +1651,7 @@
         </w:tc>
         <w:tc>
           <w:tcPr>
-            <w:tcW w:w="2160" w:type="dxa"/>
+            <w:tcW w:w="3566" w:type="dxa"/>
           </w:tcPr>
           <w:p>
             <w:r>
@@ -1142,9 +1673,12 @@
         </w:tc>
       </w:tr>
       <w:tr>
+        <w:trPr>
+          <w:trHeight w:val="789"/>
+        </w:trPr>
         <w:tc>
           <w:tcPr>
-            <w:tcW w:w="2160" w:type="dxa"/>
+            <w:tcW w:w="2468" w:type="dxa"/>
           </w:tcPr>
           <w:p>
             <w:r>
@@ -1157,7 +1691,7 @@
         </w:tc>
         <w:tc>
           <w:tcPr>
-            <w:tcW w:w="2160" w:type="dxa"/>
+            <w:tcW w:w="2468" w:type="dxa"/>
           </w:tcPr>
           <w:p>
             <w:r>
@@ -1167,7 +1701,7 @@
         </w:tc>
         <w:tc>
           <w:tcPr>
-            <w:tcW w:w="2160" w:type="dxa"/>
+            <w:tcW w:w="2468" w:type="dxa"/>
           </w:tcPr>
           <w:p>
             <w:r>
@@ -1177,7 +1711,7 @@
         </w:tc>
         <w:tc>
           <w:tcPr>
-            <w:tcW w:w="2160" w:type="dxa"/>
+            <w:tcW w:w="3566" w:type="dxa"/>
           </w:tcPr>
           <w:p>
             <w:r>
@@ -1201,10 +1735,19 @@
     <w:p>
       <w:pPr>
         <w:pStyle w:val="Heading2"/>
-      </w:pPr>
-      <w:r>
-        <w:t>6. Authentication &amp; Authorization</w:t>
-      </w:r>
+        <w:numPr>
+          <w:ilvl w:val="0"/>
+          <w:numId w:val="15"/>
+        </w:numPr>
+      </w:pPr>
+      <w:r>
+        <w:t>Authentication &amp; Authorization</w:t>
+      </w:r>
+    </w:p>
+    <w:p>
+      <w:pPr>
+        <w:pStyle w:val="ListParagraph"/>
+      </w:pPr>
     </w:p>
     <w:p>
       <w:pPr>
@@ -1360,407 +1903,6 @@
     </w:p>
     <w:p>
       <w:pPr>
-        <w:pStyle w:val="Heading2"/>
-      </w:pPr>
-      <w:r>
-        <w:t>7. Database Documentation</w:t>
-      </w:r>
-    </w:p>
-    <w:p>
-      <w:r>
-        <w:rPr>
-          <w:b/>
-        </w:rPr>
-        <w:t>Tables:</w:t>
-      </w:r>
-      <w:r>
-        <w:t xml:space="preserve">1. </w:t>
-      </w:r>
-      <w:r>
-        <w:rPr>
-          <w:rFonts w:ascii="Courier" w:hAnsi="Courier"/>
-        </w:rPr>
-        <w:t>Department</w:t>
-      </w:r>
-      <w:r>
-        <w:t xml:space="preserve">: </w:t>
-      </w:r>
-      <w:r>
-        <w:rPr>
-          <w:rFonts w:ascii="Courier" w:hAnsi="Courier"/>
-        </w:rPr>
-        <w:t>id</w:t>
-      </w:r>
-      <w:r>
-        <w:t xml:space="preserve">, </w:t>
-      </w:r>
-      <w:r>
-        <w:rPr>
-          <w:rFonts w:ascii="Courier" w:hAnsi="Courier"/>
-        </w:rPr>
-        <w:t>name</w:t>
-      </w:r>
-      <w:r>
-        <w:t xml:space="preserve"> (unique). 2. </w:t>
-      </w:r>
-      <w:r>
-        <w:rPr>
-          <w:rFonts w:ascii="Courier" w:hAnsi="Courier"/>
-        </w:rPr>
-        <w:t>UserProfile</w:t>
-      </w:r>
-      <w:r>
-        <w:t xml:space="preserve">: One-to-one with User. </w:t>
-      </w:r>
-      <w:r>
-        <w:rPr>
-          <w:rFonts w:ascii="Courier" w:hAnsi="Courier"/>
-        </w:rPr>
-        <w:t>role</w:t>
-      </w:r>
-      <w:r>
-        <w:t xml:space="preserve">, </w:t>
-      </w:r>
-      <w:r>
-        <w:rPr>
-          <w:rFonts w:ascii="Courier" w:hAnsi="Courier"/>
-        </w:rPr>
-        <w:t>department_id</w:t>
-      </w:r>
-      <w:r>
-        <w:t xml:space="preserve">, </w:t>
-      </w:r>
-      <w:r>
-        <w:rPr>
-          <w:rFonts w:ascii="Courier" w:hAnsi="Courier"/>
-        </w:rPr>
-        <w:t>phone_number</w:t>
-      </w:r>
-      <w:r>
-        <w:t xml:space="preserve">, </w:t>
-      </w:r>
-      <w:r>
-        <w:rPr>
-          <w:rFonts w:ascii="Courier" w:hAnsi="Courier"/>
-        </w:rPr>
-        <w:t>employee_code</w:t>
-      </w:r>
-      <w:r>
-        <w:t xml:space="preserve">. 3. </w:t>
-      </w:r>
-      <w:r>
-        <w:rPr>
-          <w:rFonts w:ascii="Courier" w:hAnsi="Courier"/>
-        </w:rPr>
-        <w:t>SoftwareCatalogItem</w:t>
-      </w:r>
-      <w:r>
-        <w:t xml:space="preserve">: </w:t>
-      </w:r>
-      <w:r>
-        <w:rPr>
-          <w:rFonts w:ascii="Courier" w:hAnsi="Courier"/>
-        </w:rPr>
-        <w:t>name</w:t>
-      </w:r>
-      <w:r>
-        <w:t xml:space="preserve">, </w:t>
-      </w:r>
-      <w:r>
-        <w:rPr>
-          <w:rFonts w:ascii="Courier" w:hAnsi="Courier"/>
-        </w:rPr>
-        <w:t>category</w:t>
-      </w:r>
-      <w:r>
-        <w:t xml:space="preserve">, </w:t>
-      </w:r>
-      <w:r>
-        <w:rPr>
-          <w:rFonts w:ascii="Courier" w:hAnsi="Courier"/>
-        </w:rPr>
-        <w:t>department_id</w:t>
-      </w:r>
-      <w:r>
-        <w:t xml:space="preserve">, </w:t>
-      </w:r>
-      <w:r>
-        <w:rPr>
-          <w:rFonts w:ascii="Courier" w:hAnsi="Courier"/>
-        </w:rPr>
-        <w:t>is_active</w:t>
-      </w:r>
-      <w:r>
-        <w:t xml:space="preserve">. 4. </w:t>
-      </w:r>
-      <w:r>
-        <w:rPr>
-          <w:rFonts w:ascii="Courier" w:hAnsi="Courier"/>
-        </w:rPr>
-        <w:t>AssetInventory</w:t>
-      </w:r>
-      <w:r>
-        <w:t xml:space="preserve">: </w:t>
-      </w:r>
-      <w:r>
-        <w:rPr>
-          <w:rFonts w:ascii="Courier" w:hAnsi="Courier"/>
-        </w:rPr>
-        <w:t>asset_code</w:t>
-      </w:r>
-      <w:r>
-        <w:t xml:space="preserve">, </w:t>
-      </w:r>
-      <w:r>
-        <w:rPr>
-          <w:rFonts w:ascii="Courier" w:hAnsi="Courier"/>
-        </w:rPr>
-        <w:t>laptop_model</w:t>
-      </w:r>
-      <w:r>
-        <w:t xml:space="preserve">, </w:t>
-      </w:r>
-      <w:r>
-        <w:rPr>
-          <w:rFonts w:ascii="Courier" w:hAnsi="Courier"/>
-        </w:rPr>
-        <w:t>laptop_processor</w:t>
-      </w:r>
-      <w:r>
-        <w:t xml:space="preserve">, </w:t>
-      </w:r>
-      <w:r>
-        <w:rPr>
-          <w:rFonts w:ascii="Courier" w:hAnsi="Courier"/>
-        </w:rPr>
-        <w:t>laptop_ram</w:t>
-      </w:r>
-      <w:r>
-        <w:t xml:space="preserve">, </w:t>
-      </w:r>
-      <w:r>
-        <w:rPr>
-          <w:rFonts w:ascii="Courier" w:hAnsi="Courier"/>
-        </w:rPr>
-        <w:t>laptop_storage</w:t>
-      </w:r>
-      <w:r>
-        <w:t xml:space="preserve">, </w:t>
-      </w:r>
-      <w:r>
-        <w:rPr>
-          <w:rFonts w:ascii="Courier" w:hAnsi="Courier"/>
-        </w:rPr>
-        <w:t>laptop_gpu</w:t>
-      </w:r>
-      <w:r>
-        <w:t xml:space="preserve">, </w:t>
-      </w:r>
-      <w:r>
-        <w:rPr>
-          <w:rFonts w:ascii="Courier" w:hAnsi="Courier"/>
-        </w:rPr>
-        <w:t>is_assigned</w:t>
-      </w:r>
-      <w:r>
-        <w:t xml:space="preserve">. 5. </w:t>
-      </w:r>
-      <w:r>
-        <w:rPr>
-          <w:rFonts w:ascii="Courier" w:hAnsi="Courier"/>
-        </w:rPr>
-        <w:t>OnboardingRequest</w:t>
-      </w:r>
-      <w:r>
-        <w:t xml:space="preserve">: Tracks full workflow. Dozens of fields including </w:t>
-      </w:r>
-      <w:r>
-        <w:rPr>
-          <w:rFonts w:ascii="Courier" w:hAnsi="Courier"/>
-        </w:rPr>
-        <w:t>request_code</w:t>
-      </w:r>
-      <w:r>
-        <w:t xml:space="preserve">, </w:t>
-      </w:r>
-      <w:r>
-        <w:rPr>
-          <w:rFonts w:ascii="Courier" w:hAnsi="Courier"/>
-        </w:rPr>
-        <w:t>stage</w:t>
-      </w:r>
-      <w:r>
-        <w:t xml:space="preserve">, </w:t>
-      </w:r>
-      <w:r>
-        <w:rPr>
-          <w:rFonts w:ascii="Courier" w:hAnsi="Courier"/>
-        </w:rPr>
-        <w:t>employee_name</w:t>
-      </w:r>
-      <w:r>
-        <w:t xml:space="preserve">, </w:t>
-      </w:r>
-      <w:r>
-        <w:rPr>
-          <w:rFonts w:ascii="Courier" w:hAnsi="Courier"/>
-        </w:rPr>
-        <w:t>pre_installed_software</w:t>
-      </w:r>
-      <w:r>
-        <w:t xml:space="preserve">, </w:t>
-      </w:r>
-      <w:r>
-        <w:rPr>
-          <w:rFonts w:ascii="Courier" w:hAnsi="Courier"/>
-        </w:rPr>
-        <w:t>manager_software</w:t>
-      </w:r>
-      <w:r>
-        <w:t xml:space="preserve">, </w:t>
-      </w:r>
-      <w:r>
-        <w:rPr>
-          <w:rFonts w:ascii="Courier" w:hAnsi="Courier"/>
-        </w:rPr>
-        <w:t>asset_code</w:t>
-      </w:r>
-      <w:r>
-        <w:t xml:space="preserve">. 6. </w:t>
-      </w:r>
-      <w:r>
-        <w:rPr>
-          <w:rFonts w:ascii="Courier" w:hAnsi="Courier"/>
-        </w:rPr>
-        <w:t>ChangeLog</w:t>
-      </w:r>
-      <w:r>
-        <w:t xml:space="preserve">: Audit trail. </w:t>
-      </w:r>
-      <w:r>
-        <w:rPr>
-          <w:rFonts w:ascii="Courier" w:hAnsi="Courier"/>
-        </w:rPr>
-        <w:t>actor</w:t>
-      </w:r>
-      <w:r>
-        <w:t xml:space="preserve">, </w:t>
-      </w:r>
-      <w:r>
-        <w:rPr>
-          <w:rFonts w:ascii="Courier" w:hAnsi="Courier"/>
-        </w:rPr>
-        <w:t>action_type</w:t>
-      </w:r>
-      <w:r>
-        <w:t xml:space="preserve">, </w:t>
-      </w:r>
-      <w:r>
-        <w:rPr>
-          <w:rFonts w:ascii="Courier" w:hAnsi="Courier"/>
-        </w:rPr>
-        <w:t>description</w:t>
-      </w:r>
-      <w:r>
-        <w:t xml:space="preserve">, </w:t>
-      </w:r>
-      <w:r>
-        <w:rPr>
-          <w:rFonts w:ascii="Courier" w:hAnsi="Courier"/>
-        </w:rPr>
-        <w:t>timestamp</w:t>
-      </w:r>
-      <w:r>
-        <w:t xml:space="preserve">. 7. </w:t>
-      </w:r>
-      <w:r>
-        <w:rPr>
-          <w:rFonts w:ascii="Courier" w:hAnsi="Courier"/>
-        </w:rPr>
-        <w:t>PasswordResetOTP</w:t>
-      </w:r>
-      <w:r>
-        <w:t xml:space="preserve">: </w:t>
-      </w:r>
-      <w:r>
-        <w:rPr>
-          <w:rFonts w:ascii="Courier" w:hAnsi="Courier"/>
-        </w:rPr>
-        <w:t>email</w:t>
-      </w:r>
-      <w:r>
-        <w:t xml:space="preserve">, </w:t>
-      </w:r>
-      <w:r>
-        <w:rPr>
-          <w:rFonts w:ascii="Courier" w:hAnsi="Courier"/>
-        </w:rPr>
-        <w:t>otp</w:t>
-      </w:r>
-      <w:r>
-        <w:t xml:space="preserve">, </w:t>
-      </w:r>
-      <w:r>
-        <w:rPr>
-          <w:rFonts w:ascii="Courier" w:hAnsi="Courier"/>
-        </w:rPr>
-        <w:t>is_verified</w:t>
-      </w:r>
-      <w:r>
-        <w:t>.</w:t>
-      </w:r>
-    </w:p>
-    <w:p>
-      <w:r>
-        <w:rPr>
-          <w:rFonts w:ascii="Courier" w:hAnsi="Courier"/>
-        </w:rPr>
-        <w:t>erDiagram</w:t>
-      </w:r>
-      <w:r>
-        <w:rPr>
-          <w:rFonts w:ascii="Courier" w:hAnsi="Courier"/>
-        </w:rPr>
-        <w:br/>
-        <w:t xml:space="preserve">    USER ||--o| USER_PROFILE : has</w:t>
-      </w:r>
-      <w:r>
-        <w:rPr>
-          <w:rFonts w:ascii="Courier" w:hAnsi="Courier"/>
-        </w:rPr>
-        <w:br/>
-        <w:t xml:space="preserve">    DEPARTMENT ||--o{ USER_PROFILE : belongs_to</w:t>
-      </w:r>
-      <w:r>
-        <w:rPr>
-          <w:rFonts w:ascii="Courier" w:hAnsi="Courier"/>
-        </w:rPr>
-        <w:br/>
-        <w:t xml:space="preserve">    DEPARTMENT ||--o{ SOFTWARE_CATALOG_ITEM : contains</w:t>
-      </w:r>
-      <w:r>
-        <w:rPr>
-          <w:rFonts w:ascii="Courier" w:hAnsi="Courier"/>
-        </w:rPr>
-        <w:br/>
-        <w:t xml:space="preserve">    ONBOARDING_REQUEST ||--o{ CHANGELOG : tracks</w:t>
-      </w:r>
-      <w:r>
-        <w:rPr>
-          <w:rFonts w:ascii="Courier" w:hAnsi="Courier"/>
-        </w:rPr>
-        <w:br/>
-        <w:t xml:space="preserve">    USER ||--o{ CHANGELOG : creates</w:t>
-      </w:r>
-      <w:r>
-        <w:rPr>
-          <w:rFonts w:ascii="Courier" w:hAnsi="Courier"/>
-        </w:rPr>
-        <w:br/>
-      </w:r>
-    </w:p>
-    <w:p>
-      <w:pPr>
         <w:pBdr>
           <w:bottom w:val="single" w:sz="6" w:space="1" w:color="auto"/>
         </w:pBdr>
@@ -1768,161 +1910,6 @@
     </w:p>
     <w:p>
       <w:pPr>
-        <w:pStyle w:val="Heading2"/>
-      </w:pPr>
-      <w:r>
-        <w:lastRenderedPageBreak/>
-        <w:t>8. API Documentation</w:t>
-      </w:r>
-    </w:p>
-    <w:p>
-      <w:r>
-        <w:rPr>
-          <w:i/>
-        </w:rPr>
-        <w:t>Partial Endpoint List (Refer to TECHNICAL_DOCS.md for full list):</w:t>
-      </w:r>
-      <w:r>
-        <w:t xml:space="preserve">- </w:t>
-      </w:r>
-      <w:r>
-        <w:rPr>
-          <w:rFonts w:ascii="Courier" w:hAnsi="Courier"/>
-        </w:rPr>
-        <w:t>POST /api/login</w:t>
-      </w:r>
-      <w:r>
-        <w:t xml:space="preserve">: Accepts </w:t>
-      </w:r>
-      <w:r>
-        <w:rPr>
-          <w:rFonts w:ascii="Courier" w:hAnsi="Courier"/>
-        </w:rPr>
-        <w:t>email</w:t>
-      </w:r>
-      <w:r>
-        <w:t xml:space="preserve">, </w:t>
-      </w:r>
-      <w:r>
-        <w:rPr>
-          <w:rFonts w:ascii="Courier" w:hAnsi="Courier"/>
-        </w:rPr>
-        <w:t>password</w:t>
-      </w:r>
-      <w:r>
-        <w:t xml:space="preserve">. Returns </w:t>
-      </w:r>
-      <w:r>
-        <w:rPr>
-          <w:rFonts w:ascii="Courier" w:hAnsi="Courier"/>
-        </w:rPr>
-        <w:t>{token, user}</w:t>
-      </w:r>
-      <w:r>
-        <w:t xml:space="preserve">. - </w:t>
-      </w:r>
-      <w:r>
-        <w:rPr>
-          <w:rFonts w:ascii="Courier" w:hAnsi="Courier"/>
-        </w:rPr>
-        <w:t>POST /api/onboarding-email</w:t>
-      </w:r>
-      <w:r>
-        <w:t xml:space="preserve">: HR creates request. Accepts </w:t>
-      </w:r>
-      <w:r>
-        <w:rPr>
-          <w:rFonts w:ascii="Courier" w:hAnsi="Courier"/>
-        </w:rPr>
-        <w:t>employee_name</w:t>
-      </w:r>
-      <w:r>
-        <w:t xml:space="preserve">, </w:t>
-      </w:r>
-      <w:r>
-        <w:rPr>
-          <w:rFonts w:ascii="Courier" w:hAnsi="Courier"/>
-        </w:rPr>
-        <w:t>personal_email</w:t>
-      </w:r>
-      <w:r>
-        <w:t xml:space="preserve">, </w:t>
-      </w:r>
-      <w:r>
-        <w:rPr>
-          <w:rFonts w:ascii="Courier" w:hAnsi="Courier"/>
-        </w:rPr>
-        <w:t>department</w:t>
-      </w:r>
-      <w:r>
-        <w:t xml:space="preserve">, etc. - </w:t>
-      </w:r>
-      <w:r>
-        <w:rPr>
-          <w:rFonts w:ascii="Courier" w:hAnsi="Courier"/>
-        </w:rPr>
-        <w:t>POST /api/save-request</w:t>
-      </w:r>
-      <w:r>
-        <w:t xml:space="preserve">: Updates state machine. Accepts </w:t>
-      </w:r>
-      <w:r>
-        <w:rPr>
-          <w:rFonts w:ascii="Courier" w:hAnsi="Courier"/>
-        </w:rPr>
-        <w:t>request_code</w:t>
-      </w:r>
-      <w:r>
-        <w:t xml:space="preserve">, </w:t>
-      </w:r>
-      <w:r>
-        <w:rPr>
-          <w:rFonts w:ascii="Courier" w:hAnsi="Courier"/>
-        </w:rPr>
-        <w:t>action</w:t>
-      </w:r>
-      <w:r>
-        <w:t xml:space="preserve"> (approve, send_back, stop), </w:t>
-      </w:r>
-      <w:r>
-        <w:rPr>
-          <w:rFonts w:ascii="Courier" w:hAnsi="Courier"/>
-        </w:rPr>
-        <w:t>comments</w:t>
-      </w:r>
-      <w:r>
-        <w:t xml:space="preserve">. - </w:t>
-      </w:r>
-      <w:r>
-        <w:rPr>
-          <w:rFonts w:ascii="Courier" w:hAnsi="Courier"/>
-        </w:rPr>
-        <w:t>GET /api/requests</w:t>
-      </w:r>
-      <w:r>
-        <w:t xml:space="preserve">: Returns filtered list of requests. - </w:t>
-      </w:r>
-      <w:r>
-        <w:rPr>
-          <w:rFonts w:ascii="Courier" w:hAnsi="Courier"/>
-        </w:rPr>
-        <w:t>GET /api/changelogs</w:t>
-      </w:r>
-      <w:r>
-        <w:t xml:space="preserve">: Returns audit trail logs. - </w:t>
-      </w:r>
-      <w:r>
-        <w:rPr>
-          <w:rFonts w:ascii="Courier" w:hAnsi="Courier"/>
-        </w:rPr>
-        <w:t>POST /api/finalize-onboarding</w:t>
-      </w:r>
-      <w:r>
-        <w:t>: Allocates final employee code and creates Employee user.</w:t>
-      </w:r>
-    </w:p>
-    <w:p>
-      <w:pPr>
         <w:pBdr>
           <w:bottom w:val="single" w:sz="6" w:space="1" w:color="auto"/>
         </w:pBdr>
@@ -1930,12 +1917,823 @@
     </w:p>
     <w:p>
       <w:pPr>
+        <w:pBdr>
+          <w:bottom w:val="single" w:sz="6" w:space="1" w:color="auto"/>
+        </w:pBdr>
+      </w:pPr>
+    </w:p>
+    <w:p>
+      <w:pPr>
         <w:pStyle w:val="Heading2"/>
-      </w:pPr>
-      <w:r>
-        <w:t>9. Frontend Documentation</w:t>
-      </w:r>
-    </w:p>
+        <w:numPr>
+          <w:ilvl w:val="0"/>
+          <w:numId w:val="15"/>
+        </w:numPr>
+      </w:pPr>
+      <w:r>
+        <w:lastRenderedPageBreak/>
+        <w:t>Database Documentation</w:t>
+      </w:r>
+    </w:p>
+    <w:p>
+      <w:pPr>
+        <w:pStyle w:val="ListParagraph"/>
+      </w:pPr>
+    </w:p>
+    <w:p>
+      <w:pPr>
+        <w:rPr>
+          <w:b/>
+        </w:rPr>
+      </w:pPr>
+      <w:r>
+        <w:rPr>
+          <w:b/>
+        </w:rPr>
+        <w:t>Tables:</w:t>
+      </w:r>
+    </w:p>
+    <w:p>
+      <w:r>
+        <w:t xml:space="preserve">1. </w:t>
+      </w:r>
+      <w:r>
+        <w:rPr>
+          <w:rFonts w:ascii="Courier" w:hAnsi="Courier"/>
+          <w:b/>
+          <w:bCs/>
+        </w:rPr>
+        <w:t>Department</w:t>
+      </w:r>
+      <w:r>
+        <w:t xml:space="preserve">: </w:t>
+      </w:r>
+      <w:r>
+        <w:rPr>
+          <w:rFonts w:ascii="Courier" w:hAnsi="Courier"/>
+        </w:rPr>
+        <w:t>id</w:t>
+      </w:r>
+      <w:r>
+        <w:t xml:space="preserve">, </w:t>
+      </w:r>
+      <w:r>
+        <w:rPr>
+          <w:rFonts w:ascii="Courier" w:hAnsi="Courier"/>
+        </w:rPr>
+        <w:t>name</w:t>
+      </w:r>
+      <w:r>
+        <w:t xml:space="preserve"> (unique). </w:t>
+      </w:r>
+    </w:p>
+    <w:p>
+      <w:r>
+        <w:t xml:space="preserve">2. </w:t>
+      </w:r>
+      <w:proofErr w:type="spellStart"/>
+      <w:r>
+        <w:rPr>
+          <w:rFonts w:ascii="Courier" w:hAnsi="Courier"/>
+          <w:b/>
+          <w:bCs/>
+        </w:rPr>
+        <w:t>UserProfile</w:t>
+      </w:r>
+      <w:proofErr w:type="spellEnd"/>
+      <w:r>
+        <w:t xml:space="preserve">: One-to-one with User. </w:t>
+      </w:r>
+      <w:r>
+        <w:rPr>
+          <w:rFonts w:ascii="Courier" w:hAnsi="Courier"/>
+        </w:rPr>
+        <w:t>role</w:t>
+      </w:r>
+      <w:r>
+        <w:t xml:space="preserve">, </w:t>
+      </w:r>
+      <w:r>
+        <w:rPr>
+          <w:rFonts w:ascii="Courier" w:hAnsi="Courier"/>
+        </w:rPr>
+        <w:t>department_id</w:t>
+      </w:r>
+      <w:r>
+        <w:t xml:space="preserve">, </w:t>
+      </w:r>
+      <w:r>
+        <w:rPr>
+          <w:rFonts w:ascii="Courier" w:hAnsi="Courier"/>
+        </w:rPr>
+        <w:t>phone_number</w:t>
+      </w:r>
+      <w:r>
+        <w:t xml:space="preserve">, </w:t>
+      </w:r>
+      <w:r>
+        <w:rPr>
+          <w:rFonts w:ascii="Courier" w:hAnsi="Courier"/>
+        </w:rPr>
+        <w:t>employee_code</w:t>
+      </w:r>
+      <w:r>
+        <w:t xml:space="preserve">. </w:t>
+      </w:r>
+    </w:p>
+    <w:p>
+      <w:r>
+        <w:t xml:space="preserve">3. </w:t>
+      </w:r>
+      <w:proofErr w:type="spellStart"/>
+      <w:r>
+        <w:rPr>
+          <w:rFonts w:ascii="Courier" w:hAnsi="Courier"/>
+          <w:b/>
+          <w:bCs/>
+        </w:rPr>
+        <w:t>SoftwareCatalogItem</w:t>
+      </w:r>
+      <w:proofErr w:type="spellEnd"/>
+      <w:r>
+        <w:t xml:space="preserve">: </w:t>
+      </w:r>
+      <w:r>
+        <w:rPr>
+          <w:rFonts w:ascii="Courier" w:hAnsi="Courier"/>
+        </w:rPr>
+        <w:t>name</w:t>
+      </w:r>
+      <w:r>
+        <w:t xml:space="preserve">, </w:t>
+      </w:r>
+      <w:r>
+        <w:rPr>
+          <w:rFonts w:ascii="Courier" w:hAnsi="Courier"/>
+        </w:rPr>
+        <w:t>category</w:t>
+      </w:r>
+      <w:r>
+        <w:t xml:space="preserve">, </w:t>
+      </w:r>
+      <w:proofErr w:type="spellStart"/>
+      <w:r>
+        <w:rPr>
+          <w:rFonts w:ascii="Courier" w:hAnsi="Courier"/>
+        </w:rPr>
+        <w:t>department_id</w:t>
+      </w:r>
+      <w:proofErr w:type="spellEnd"/>
+      <w:r>
+        <w:t xml:space="preserve">, </w:t>
+      </w:r>
+      <w:r>
+        <w:rPr>
+          <w:rFonts w:ascii="Courier" w:hAnsi="Courier"/>
+        </w:rPr>
+        <w:t>is_active</w:t>
+      </w:r>
+      <w:r>
+        <w:t xml:space="preserve">. </w:t>
+      </w:r>
+    </w:p>
+    <w:p>
+      <w:r>
+        <w:t xml:space="preserve">4. </w:t>
+      </w:r>
+      <w:proofErr w:type="spellStart"/>
+      <w:r>
+        <w:rPr>
+          <w:rFonts w:ascii="Courier" w:hAnsi="Courier"/>
+          <w:b/>
+          <w:bCs/>
+        </w:rPr>
+        <w:t>AssetInventory</w:t>
+      </w:r>
+      <w:proofErr w:type="spellEnd"/>
+      <w:r>
+        <w:t xml:space="preserve">: </w:t>
+      </w:r>
+      <w:proofErr w:type="spellStart"/>
+      <w:r>
+        <w:rPr>
+          <w:rFonts w:ascii="Courier" w:hAnsi="Courier"/>
+        </w:rPr>
+        <w:t>asset_code</w:t>
+      </w:r>
+      <w:proofErr w:type="spellEnd"/>
+      <w:r>
+        <w:t xml:space="preserve">, </w:t>
+      </w:r>
+      <w:proofErr w:type="spellStart"/>
+      <w:r>
+        <w:rPr>
+          <w:rFonts w:ascii="Courier" w:hAnsi="Courier"/>
+        </w:rPr>
+        <w:t>laptop_model</w:t>
+      </w:r>
+      <w:proofErr w:type="spellEnd"/>
+      <w:r>
+        <w:t xml:space="preserve">, </w:t>
+      </w:r>
+      <w:proofErr w:type="spellStart"/>
+      <w:r>
+        <w:rPr>
+          <w:rFonts w:ascii="Courier" w:hAnsi="Courier"/>
+        </w:rPr>
+        <w:t>laptop_processor</w:t>
+      </w:r>
+      <w:proofErr w:type="spellEnd"/>
+      <w:r>
+        <w:t xml:space="preserve">, </w:t>
+      </w:r>
+      <w:r>
+        <w:rPr>
+          <w:rFonts w:ascii="Courier" w:hAnsi="Courier"/>
+        </w:rPr>
+        <w:t>laptop_ram</w:t>
+      </w:r>
+      <w:r>
+        <w:t xml:space="preserve">, </w:t>
+      </w:r>
+      <w:r>
+        <w:rPr>
+          <w:rFonts w:ascii="Courier" w:hAnsi="Courier"/>
+        </w:rPr>
+        <w:t>laptop_storage</w:t>
+      </w:r>
+      <w:r>
+        <w:t xml:space="preserve">, </w:t>
+      </w:r>
+      <w:r>
+        <w:rPr>
+          <w:rFonts w:ascii="Courier" w:hAnsi="Courier"/>
+        </w:rPr>
+        <w:t>laptop_gpu</w:t>
+      </w:r>
+      <w:r>
+        <w:t xml:space="preserve">, </w:t>
+      </w:r>
+      <w:r>
+        <w:rPr>
+          <w:rFonts w:ascii="Courier" w:hAnsi="Courier"/>
+        </w:rPr>
+        <w:t>is_assigned</w:t>
+      </w:r>
+      <w:r>
+        <w:t xml:space="preserve">. </w:t>
+      </w:r>
+    </w:p>
+    <w:p>
+      <w:r>
+        <w:t xml:space="preserve">5. </w:t>
+      </w:r>
+      <w:proofErr w:type="spellStart"/>
+      <w:r>
+        <w:rPr>
+          <w:rFonts w:ascii="Courier" w:hAnsi="Courier"/>
+          <w:b/>
+          <w:bCs/>
+        </w:rPr>
+        <w:t>OnboardingRequest</w:t>
+      </w:r>
+      <w:proofErr w:type="spellEnd"/>
+      <w:r>
+        <w:t xml:space="preserve">: Tracks full workflow. Dozens of fields including </w:t>
+      </w:r>
+      <w:r>
+        <w:rPr>
+          <w:rFonts w:ascii="Courier" w:hAnsi="Courier"/>
+        </w:rPr>
+        <w:t>request_code</w:t>
+      </w:r>
+      <w:r>
+        <w:t xml:space="preserve">, </w:t>
+      </w:r>
+      <w:r>
+        <w:rPr>
+          <w:rFonts w:ascii="Courier" w:hAnsi="Courier"/>
+        </w:rPr>
+        <w:t>stage</w:t>
+      </w:r>
+      <w:r>
+        <w:t xml:space="preserve">, </w:t>
+      </w:r>
+      <w:r>
+        <w:rPr>
+          <w:rFonts w:ascii="Courier" w:hAnsi="Courier"/>
+        </w:rPr>
+        <w:t>employee_name</w:t>
+      </w:r>
+      <w:r>
+        <w:t xml:space="preserve">, </w:t>
+      </w:r>
+      <w:r>
+        <w:rPr>
+          <w:rFonts w:ascii="Courier" w:hAnsi="Courier"/>
+        </w:rPr>
+        <w:t>pre_installed_software</w:t>
+      </w:r>
+      <w:r>
+        <w:t xml:space="preserve">, </w:t>
+      </w:r>
+      <w:r>
+        <w:rPr>
+          <w:rFonts w:ascii="Courier" w:hAnsi="Courier"/>
+        </w:rPr>
+        <w:t>manager_software</w:t>
+      </w:r>
+      <w:r>
+        <w:t xml:space="preserve">, </w:t>
+      </w:r>
+      <w:r>
+        <w:rPr>
+          <w:rFonts w:ascii="Courier" w:hAnsi="Courier"/>
+        </w:rPr>
+        <w:t>asset_code</w:t>
+      </w:r>
+      <w:r>
+        <w:t xml:space="preserve">. </w:t>
+      </w:r>
+    </w:p>
+    <w:p>
+      <w:r>
+        <w:t xml:space="preserve">6. </w:t>
+      </w:r>
+      <w:proofErr w:type="spellStart"/>
+      <w:r>
+        <w:rPr>
+          <w:rFonts w:ascii="Courier" w:hAnsi="Courier"/>
+          <w:b/>
+          <w:bCs/>
+        </w:rPr>
+        <w:t>ChangeLog</w:t>
+      </w:r>
+      <w:proofErr w:type="spellEnd"/>
+      <w:r>
+        <w:t xml:space="preserve">: Audit trail. </w:t>
+      </w:r>
+      <w:r>
+        <w:rPr>
+          <w:rFonts w:ascii="Courier" w:hAnsi="Courier"/>
+        </w:rPr>
+        <w:t>actor</w:t>
+      </w:r>
+      <w:r>
+        <w:t xml:space="preserve">, </w:t>
+      </w:r>
+      <w:r>
+        <w:rPr>
+          <w:rFonts w:ascii="Courier" w:hAnsi="Courier"/>
+        </w:rPr>
+        <w:t>action_type</w:t>
+      </w:r>
+      <w:r>
+        <w:t xml:space="preserve">, </w:t>
+      </w:r>
+      <w:r>
+        <w:rPr>
+          <w:rFonts w:ascii="Courier" w:hAnsi="Courier"/>
+        </w:rPr>
+        <w:t>description</w:t>
+      </w:r>
+      <w:r>
+        <w:t xml:space="preserve">, </w:t>
+      </w:r>
+      <w:r>
+        <w:rPr>
+          <w:rFonts w:ascii="Courier" w:hAnsi="Courier"/>
+        </w:rPr>
+        <w:t>timestamp</w:t>
+      </w:r>
+      <w:r>
+        <w:t xml:space="preserve">. </w:t>
+      </w:r>
+    </w:p>
+    <w:p>
+      <w:r>
+        <w:t xml:space="preserve">7. </w:t>
+      </w:r>
+      <w:proofErr w:type="spellStart"/>
+      <w:r>
+        <w:rPr>
+          <w:rFonts w:ascii="Courier" w:hAnsi="Courier"/>
+          <w:b/>
+          <w:bCs/>
+        </w:rPr>
+        <w:t>PasswordResetOTP</w:t>
+      </w:r>
+      <w:proofErr w:type="spellEnd"/>
+      <w:r>
+        <w:t xml:space="preserve">: </w:t>
+      </w:r>
+      <w:r>
+        <w:rPr>
+          <w:rFonts w:ascii="Courier" w:hAnsi="Courier"/>
+        </w:rPr>
+        <w:t>email</w:t>
+      </w:r>
+      <w:r>
+        <w:t xml:space="preserve">, </w:t>
+      </w:r>
+      <w:proofErr w:type="spellStart"/>
+      <w:r>
+        <w:rPr>
+          <w:rFonts w:ascii="Courier" w:hAnsi="Courier"/>
+        </w:rPr>
+        <w:t>otp</w:t>
+      </w:r>
+      <w:proofErr w:type="spellEnd"/>
+      <w:r>
+        <w:t xml:space="preserve">, </w:t>
+      </w:r>
+      <w:proofErr w:type="spellStart"/>
+      <w:r>
+        <w:rPr>
+          <w:rFonts w:ascii="Courier" w:hAnsi="Courier"/>
+        </w:rPr>
+        <w:t>is_verified</w:t>
+      </w:r>
+      <w:proofErr w:type="spellEnd"/>
+      <w:r>
+        <w:t>.</w:t>
+      </w:r>
+    </w:p>
+    <w:p>
+      <w:r>
+        <w:rPr>
+          <w:noProof/>
+        </w:rPr>
+        <w:drawing>
+          <wp:inline distT="0" distB="0" distL="0" distR="0" wp14:anchorId="5781C15F" wp14:editId="06BD58AF">
+            <wp:extent cx="6858000" cy="4572000"/>
+            <wp:effectExtent l="0" t="0" r="0" b="0"/>
+            <wp:docPr id="882472755" name="Picture 3"/>
+            <wp:cNvGraphicFramePr>
+              <a:graphicFrameLocks xmlns:a="http://schemas.openxmlformats.org/drawingml/2006/main" noChangeAspect="1"/>
+            </wp:cNvGraphicFramePr>
+            <a:graphic xmlns:a="http://schemas.openxmlformats.org/drawingml/2006/main">
+              <a:graphicData uri="http://schemas.openxmlformats.org/drawingml/2006/picture">
+                <pic:pic xmlns:pic="http://schemas.openxmlformats.org/drawingml/2006/picture">
+                  <pic:nvPicPr>
+                    <pic:cNvPr id="882472755" name="Picture 882472755"/>
+                    <pic:cNvPicPr/>
+                  </pic:nvPicPr>
+                  <pic:blipFill>
+                    <a:blip r:embed="rId6"/>
+                    <a:stretch>
+                      <a:fillRect/>
+                    </a:stretch>
+                  </pic:blipFill>
+                  <pic:spPr>
+                    <a:xfrm>
+                      <a:off x="0" y="0"/>
+                      <a:ext cx="6858000" cy="4572000"/>
+                    </a:xfrm>
+                    <a:prstGeom prst="rect">
+                      <a:avLst/>
+                    </a:prstGeom>
+                  </pic:spPr>
+                </pic:pic>
+              </a:graphicData>
+            </a:graphic>
+          </wp:inline>
+        </w:drawing>
+      </w:r>
+    </w:p>
+    <w:p>
+      <w:pPr>
+        <w:pBdr>
+          <w:bottom w:val="single" w:sz="6" w:space="1" w:color="auto"/>
+        </w:pBdr>
+      </w:pPr>
+    </w:p>
+    <w:p>
+      <w:pPr>
+        <w:pBdr>
+          <w:bottom w:val="single" w:sz="6" w:space="1" w:color="auto"/>
+        </w:pBdr>
+      </w:pPr>
+    </w:p>
+    <w:p>
+      <w:pPr>
+        <w:pStyle w:val="Heading2"/>
+        <w:numPr>
+          <w:ilvl w:val="0"/>
+          <w:numId w:val="15"/>
+        </w:numPr>
+      </w:pPr>
+      <w:r>
+        <w:lastRenderedPageBreak/>
+        <w:t>API Documentation</w:t>
+      </w:r>
+    </w:p>
+    <w:p>
+      <w:pPr>
+        <w:pStyle w:val="ListParagraph"/>
+      </w:pPr>
+    </w:p>
+    <w:p>
+      <w:r>
+        <w:rPr>
+          <w:i/>
+        </w:rPr>
+        <w:t>Partial Endpoint List (Refer to TECHNICAL_DOCS.md for full list):</w:t>
+      </w:r>
+    </w:p>
+    <w:p>
+      <w:pPr>
+        <w:pStyle w:val="ListParagraph"/>
+        <w:numPr>
+          <w:ilvl w:val="0"/>
+          <w:numId w:val="20"/>
+        </w:numPr>
+      </w:pPr>
+      <w:r>
+        <w:rPr>
+          <w:rFonts w:ascii="Courier" w:hAnsi="Courier"/>
+        </w:rPr>
+        <w:t>POST /</w:t>
+      </w:r>
+      <w:proofErr w:type="spellStart"/>
+      <w:r>
+        <w:rPr>
+          <w:rFonts w:ascii="Courier" w:hAnsi="Courier"/>
+        </w:rPr>
+        <w:t>api</w:t>
+      </w:r>
+      <w:proofErr w:type="spellEnd"/>
+      <w:r>
+        <w:rPr>
+          <w:rFonts w:ascii="Courier" w:hAnsi="Courier"/>
+        </w:rPr>
+        <w:t>/login</w:t>
+      </w:r>
+      <w:r>
+        <w:t xml:space="preserve">: Accepts </w:t>
+      </w:r>
+      <w:r>
+        <w:rPr>
+          <w:rFonts w:ascii="Courier" w:hAnsi="Courier"/>
+        </w:rPr>
+        <w:t>email</w:t>
+      </w:r>
+      <w:r>
+        <w:t xml:space="preserve">, </w:t>
+      </w:r>
+      <w:r>
+        <w:rPr>
+          <w:rFonts w:ascii="Courier" w:hAnsi="Courier"/>
+        </w:rPr>
+        <w:t>password</w:t>
+      </w:r>
+      <w:r>
+        <w:t xml:space="preserve">. Returns </w:t>
+      </w:r>
+      <w:r>
+        <w:rPr>
+          <w:rFonts w:ascii="Courier" w:hAnsi="Courier"/>
+        </w:rPr>
+        <w:t>{token, user}</w:t>
+      </w:r>
+      <w:r>
+        <w:t xml:space="preserve">. </w:t>
+      </w:r>
+    </w:p>
+    <w:p>
+      <w:pPr>
+        <w:pStyle w:val="ListParagraph"/>
+        <w:numPr>
+          <w:ilvl w:val="0"/>
+          <w:numId w:val="20"/>
+        </w:numPr>
+      </w:pPr>
+      <w:r>
+        <w:rPr>
+          <w:rFonts w:ascii="Courier" w:hAnsi="Courier"/>
+        </w:rPr>
+        <w:t>POST /</w:t>
+      </w:r>
+      <w:proofErr w:type="spellStart"/>
+      <w:r>
+        <w:rPr>
+          <w:rFonts w:ascii="Courier" w:hAnsi="Courier"/>
+        </w:rPr>
+        <w:t>api</w:t>
+      </w:r>
+      <w:proofErr w:type="spellEnd"/>
+      <w:r>
+        <w:rPr>
+          <w:rFonts w:ascii="Courier" w:hAnsi="Courier"/>
+        </w:rPr>
+        <w:t>/onboarding-email</w:t>
+      </w:r>
+      <w:r>
+        <w:t xml:space="preserve">: HR creates request. Accepts </w:t>
+      </w:r>
+      <w:r>
+        <w:rPr>
+          <w:rFonts w:ascii="Courier" w:hAnsi="Courier"/>
+        </w:rPr>
+        <w:t>employee_name</w:t>
+      </w:r>
+      <w:r>
+        <w:t xml:space="preserve">, </w:t>
+      </w:r>
+      <w:r>
+        <w:rPr>
+          <w:rFonts w:ascii="Courier" w:hAnsi="Courier"/>
+        </w:rPr>
+        <w:t>personal_email</w:t>
+      </w:r>
+      <w:r>
+        <w:t xml:space="preserve">, </w:t>
+      </w:r>
+      <w:r>
+        <w:rPr>
+          <w:rFonts w:ascii="Courier" w:hAnsi="Courier"/>
+        </w:rPr>
+        <w:t>department</w:t>
+      </w:r>
+      <w:r>
+        <w:t xml:space="preserve">, etc. </w:t>
+      </w:r>
+    </w:p>
+    <w:p>
+      <w:pPr>
+        <w:pStyle w:val="ListParagraph"/>
+        <w:numPr>
+          <w:ilvl w:val="0"/>
+          <w:numId w:val="20"/>
+        </w:numPr>
+      </w:pPr>
+      <w:r>
+        <w:rPr>
+          <w:rFonts w:ascii="Courier" w:hAnsi="Courier"/>
+        </w:rPr>
+        <w:t>POST /</w:t>
+      </w:r>
+      <w:proofErr w:type="spellStart"/>
+      <w:r>
+        <w:rPr>
+          <w:rFonts w:ascii="Courier" w:hAnsi="Courier"/>
+        </w:rPr>
+        <w:t>api</w:t>
+      </w:r>
+      <w:proofErr w:type="spellEnd"/>
+      <w:r>
+        <w:rPr>
+          <w:rFonts w:ascii="Courier" w:hAnsi="Courier"/>
+        </w:rPr>
+        <w:t>/save-request</w:t>
+      </w:r>
+      <w:r>
+        <w:t xml:space="preserve">: Updates state machine. Accepts </w:t>
+      </w:r>
+      <w:r>
+        <w:rPr>
+          <w:rFonts w:ascii="Courier" w:hAnsi="Courier"/>
+        </w:rPr>
+        <w:t>request_code</w:t>
+      </w:r>
+      <w:r>
+        <w:t xml:space="preserve">, </w:t>
+      </w:r>
+      <w:r>
+        <w:rPr>
+          <w:rFonts w:ascii="Courier" w:hAnsi="Courier"/>
+        </w:rPr>
+        <w:t>action</w:t>
+      </w:r>
+      <w:r>
+        <w:t xml:space="preserve"> (approve, send_back, stop), </w:t>
+      </w:r>
+      <w:r>
+        <w:rPr>
+          <w:rFonts w:ascii="Courier" w:hAnsi="Courier"/>
+        </w:rPr>
+        <w:t>comments</w:t>
+      </w:r>
+      <w:r>
+        <w:t xml:space="preserve">. </w:t>
+      </w:r>
+    </w:p>
+    <w:p>
+      <w:pPr>
+        <w:pStyle w:val="ListParagraph"/>
+        <w:numPr>
+          <w:ilvl w:val="0"/>
+          <w:numId w:val="20"/>
+        </w:numPr>
+      </w:pPr>
+      <w:r>
+        <w:rPr>
+          <w:rFonts w:ascii="Courier" w:hAnsi="Courier"/>
+        </w:rPr>
+        <w:t>GET /</w:t>
+      </w:r>
+      <w:proofErr w:type="spellStart"/>
+      <w:r>
+        <w:rPr>
+          <w:rFonts w:ascii="Courier" w:hAnsi="Courier"/>
+        </w:rPr>
+        <w:t>api</w:t>
+      </w:r>
+      <w:proofErr w:type="spellEnd"/>
+      <w:r>
+        <w:rPr>
+          <w:rFonts w:ascii="Courier" w:hAnsi="Courier"/>
+        </w:rPr>
+        <w:t>/requests</w:t>
+      </w:r>
+      <w:r>
+        <w:t>: Returns filtered list of requests.</w:t>
+      </w:r>
+    </w:p>
+    <w:p>
+      <w:pPr>
+        <w:pStyle w:val="ListParagraph"/>
+        <w:numPr>
+          <w:ilvl w:val="0"/>
+          <w:numId w:val="20"/>
+        </w:numPr>
+      </w:pPr>
+      <w:r>
+        <w:rPr>
+          <w:rFonts w:ascii="Courier" w:hAnsi="Courier"/>
+        </w:rPr>
+        <w:t>GET /</w:t>
+      </w:r>
+      <w:proofErr w:type="spellStart"/>
+      <w:r>
+        <w:rPr>
+          <w:rFonts w:ascii="Courier" w:hAnsi="Courier"/>
+        </w:rPr>
+        <w:t>api</w:t>
+      </w:r>
+      <w:proofErr w:type="spellEnd"/>
+      <w:r>
+        <w:rPr>
+          <w:rFonts w:ascii="Courier" w:hAnsi="Courier"/>
+        </w:rPr>
+        <w:t>/changelogs</w:t>
+      </w:r>
+      <w:r>
+        <w:t xml:space="preserve">: Returns audit trail logs. </w:t>
+      </w:r>
+    </w:p>
+    <w:p>
+      <w:pPr>
+        <w:pStyle w:val="ListParagraph"/>
+        <w:numPr>
+          <w:ilvl w:val="0"/>
+          <w:numId w:val="20"/>
+        </w:numPr>
+      </w:pPr>
+      <w:r>
+        <w:rPr>
+          <w:rFonts w:ascii="Courier" w:hAnsi="Courier"/>
+        </w:rPr>
+        <w:t>POST /</w:t>
+      </w:r>
+      <w:proofErr w:type="spellStart"/>
+      <w:r>
+        <w:rPr>
+          <w:rFonts w:ascii="Courier" w:hAnsi="Courier"/>
+        </w:rPr>
+        <w:t>api</w:t>
+      </w:r>
+      <w:proofErr w:type="spellEnd"/>
+      <w:r>
+        <w:rPr>
+          <w:rFonts w:ascii="Courier" w:hAnsi="Courier"/>
+        </w:rPr>
+        <w:t>/finalize-onboarding</w:t>
+      </w:r>
+      <w:r>
+        <w:t>: Allocates final employee code and creates Employee user.</w:t>
+      </w:r>
+    </w:p>
+    <w:p>
+      <w:pPr>
+        <w:pBdr>
+          <w:bottom w:val="single" w:sz="6" w:space="1" w:color="auto"/>
+        </w:pBdr>
+      </w:pPr>
+    </w:p>
+    <w:p>
+      <w:pPr>
+        <w:pStyle w:val="Heading2"/>
+        <w:numPr>
+          <w:ilvl w:val="0"/>
+          <w:numId w:val="15"/>
+        </w:numPr>
+      </w:pPr>
+      <w:r>
+        <w:t>Frontend Documentation</w:t>
+      </w:r>
+    </w:p>
+    <w:p/>
     <w:p>
       <w:pPr>
         <w:pStyle w:val="ListBullet"/>
@@ -1960,11 +2758,19 @@
       <w:r>
         <w:t xml:space="preserve"> checking </w:t>
       </w:r>
-      <w:r>
-        <w:rPr>
-          <w:rFonts w:ascii="Courier" w:hAnsi="Courier"/>
-        </w:rPr>
-        <w:t>window.location.hash</w:t>
+      <w:proofErr w:type="gramStart"/>
+      <w:r>
+        <w:rPr>
+          <w:rFonts w:ascii="Courier" w:hAnsi="Courier"/>
+        </w:rPr>
+        <w:t>window.location</w:t>
+      </w:r>
+      <w:proofErr w:type="gramEnd"/>
+      <w:r>
+        <w:rPr>
+          <w:rFonts w:ascii="Courier" w:hAnsi="Courier"/>
+        </w:rPr>
+        <w:t>.hash</w:t>
       </w:r>
       <w:r>
         <w:t>.</w:t>
@@ -2118,10 +2924,19 @@
     <w:p>
       <w:pPr>
         <w:pStyle w:val="Heading2"/>
-      </w:pPr>
-      <w:r>
-        <w:t>10. Backend Documentation</w:t>
-      </w:r>
+        <w:numPr>
+          <w:ilvl w:val="0"/>
+          <w:numId w:val="15"/>
+        </w:numPr>
+      </w:pPr>
+      <w:r>
+        <w:t>Backend Documentation</w:t>
+      </w:r>
+    </w:p>
+    <w:p>
+      <w:pPr>
+        <w:pStyle w:val="ListParagraph"/>
+      </w:pPr>
     </w:p>
     <w:p>
       <w:pPr>
@@ -2255,86 +3070,62 @@
     <w:p>
       <w:pPr>
         <w:pStyle w:val="Heading2"/>
-      </w:pPr>
-      <w:r>
-        <w:t>11. Data Flow</w:t>
-      </w:r>
-    </w:p>
-    <w:p>
-      <w:r>
-        <w:rPr>
-          <w:rFonts w:ascii="Courier" w:hAnsi="Courier"/>
-        </w:rPr>
-        <w:t>sequenceDiagram</w:t>
-      </w:r>
+        <w:numPr>
+          <w:ilvl w:val="0"/>
+          <w:numId w:val="15"/>
+        </w:numPr>
+      </w:pPr>
+      <w:r>
+        <w:lastRenderedPageBreak/>
+        <w:t>Data Flow</w:t>
+      </w:r>
+    </w:p>
+    <w:p>
       <w:r>
         <w:rPr>
           <w:rFonts w:ascii="Courier" w:hAnsi="Courier"/>
         </w:rPr>
         <w:br/>
-        <w:t xml:space="preserve">    participant HR as HR Dashboard</w:t>
-      </w:r>
-      <w:r>
-        <w:rPr>
-          <w:rFonts w:ascii="Courier" w:hAnsi="Courier"/>
-        </w:rPr>
-        <w:br/>
-        <w:t xml:space="preserve">    participant API as Django API</w:t>
-      </w:r>
-      <w:r>
-        <w:rPr>
-          <w:rFonts w:ascii="Courier" w:hAnsi="Courier"/>
-        </w:rPr>
-        <w:br/>
-        <w:t xml:space="preserve">    participant DB as Database</w:t>
-      </w:r>
-      <w:r>
-        <w:rPr>
-          <w:rFonts w:ascii="Courier" w:hAnsi="Courier"/>
-        </w:rPr>
-        <w:br/>
-        <w:t xml:space="preserve">    HR-&gt;&gt;API: POST /onboarding-email</w:t>
-      </w:r>
-      <w:r>
-        <w:rPr>
-          <w:rFonts w:ascii="Courier" w:hAnsi="Courier"/>
-        </w:rPr>
-        <w:br/>
-        <w:t xml:space="preserve">    API-&gt;&gt;DB: Save OnboardingRequest (manager_review)</w:t>
-      </w:r>
-      <w:r>
-        <w:rPr>
-          <w:rFonts w:ascii="Courier" w:hAnsi="Courier"/>
-        </w:rPr>
-        <w:br/>
-        <w:t xml:space="preserve">    API-&gt;&gt;DB: Save ChangeLog</w:t>
-      </w:r>
-      <w:r>
-        <w:rPr>
-          <w:rFonts w:ascii="Courier" w:hAnsi="Courier"/>
-        </w:rPr>
-        <w:br/>
-        <w:t xml:space="preserve">    API--&gt;&gt;HR: 200 OK</w:t>
-      </w:r>
-      <w:r>
-        <w:rPr>
-          <w:rFonts w:ascii="Courier" w:hAnsi="Courier"/>
-        </w:rPr>
-        <w:br/>
-        <w:t xml:space="preserve">    Manager-&gt;&gt;API: POST /save-request (approve)</w:t>
-      </w:r>
-      <w:r>
-        <w:rPr>
-          <w:rFonts w:ascii="Courier" w:hAnsi="Courier"/>
-        </w:rPr>
-        <w:br/>
-        <w:t xml:space="preserve">    API-&gt;&gt;DB: Update stage to hod_review</w:t>
-      </w:r>
-      <w:r>
-        <w:rPr>
-          <w:rFonts w:ascii="Courier" w:hAnsi="Courier"/>
-        </w:rPr>
-        <w:br/>
+      </w:r>
+      <w:r>
+        <w:rPr>
+          <w:noProof/>
+        </w:rPr>
+        <w:drawing>
+          <wp:inline distT="0" distB="0" distL="0" distR="0" wp14:anchorId="0A97063C" wp14:editId="20ACC239">
+            <wp:extent cx="6858000" cy="3870960"/>
+            <wp:effectExtent l="0" t="0" r="0" b="0"/>
+            <wp:docPr id="278130128" name="Picture 4"/>
+            <wp:cNvGraphicFramePr>
+              <a:graphicFrameLocks xmlns:a="http://schemas.openxmlformats.org/drawingml/2006/main" noChangeAspect="1"/>
+            </wp:cNvGraphicFramePr>
+            <a:graphic xmlns:a="http://schemas.openxmlformats.org/drawingml/2006/main">
+              <a:graphicData uri="http://schemas.openxmlformats.org/drawingml/2006/picture">
+                <pic:pic xmlns:pic="http://schemas.openxmlformats.org/drawingml/2006/picture">
+                  <pic:nvPicPr>
+                    <pic:cNvPr id="278130128" name="Picture 278130128"/>
+                    <pic:cNvPicPr/>
+                  </pic:nvPicPr>
+                  <pic:blipFill>
+                    <a:blip r:embed="rId7"/>
+                    <a:stretch>
+                      <a:fillRect/>
+                    </a:stretch>
+                  </pic:blipFill>
+                  <pic:spPr>
+                    <a:xfrm>
+                      <a:off x="0" y="0"/>
+                      <a:ext cx="6858000" cy="3870960"/>
+                    </a:xfrm>
+                    <a:prstGeom prst="rect">
+                      <a:avLst/>
+                    </a:prstGeom>
+                  </pic:spPr>
+                </pic:pic>
+              </a:graphicData>
+            </a:graphic>
+          </wp:inline>
+        </w:drawing>
       </w:r>
     </w:p>
     <w:p>
@@ -2346,12 +3137,34 @@
     </w:p>
     <w:p>
       <w:pPr>
+        <w:pBdr>
+          <w:bottom w:val="single" w:sz="6" w:space="1" w:color="auto"/>
+        </w:pBdr>
+      </w:pPr>
+    </w:p>
+    <w:p>
+      <w:pPr>
+        <w:pBdr>
+          <w:bottom w:val="single" w:sz="6" w:space="1" w:color="auto"/>
+        </w:pBdr>
+      </w:pPr>
+    </w:p>
+    <w:p>
+      <w:pPr>
         <w:pStyle w:val="Heading2"/>
-      </w:pPr>
-      <w:r>
-        <w:lastRenderedPageBreak/>
-        <w:t>12. Security Analysis</w:t>
-      </w:r>
+        <w:numPr>
+          <w:ilvl w:val="0"/>
+          <w:numId w:val="15"/>
+        </w:numPr>
+      </w:pPr>
+      <w:r>
+        <w:t>Security Analysis</w:t>
+      </w:r>
+    </w:p>
+    <w:p>
+      <w:pPr>
+        <w:pStyle w:val="ListParagraph"/>
+      </w:pPr>
     </w:p>
     <w:p>
       <w:pPr>
@@ -2463,10 +3276,19 @@
     <w:p>
       <w:pPr>
         <w:pStyle w:val="Heading2"/>
-      </w:pPr>
-      <w:r>
-        <w:t>13. Configuration</w:t>
-      </w:r>
+        <w:numPr>
+          <w:ilvl w:val="0"/>
+          <w:numId w:val="15"/>
+        </w:numPr>
+      </w:pPr>
+      <w:r>
+        <w:t>Configuration</w:t>
+      </w:r>
+    </w:p>
+    <w:p>
+      <w:pPr>
+        <w:pStyle w:val="ListParagraph"/>
+      </w:pPr>
     </w:p>
     <w:p>
       <w:pPr>
@@ -2477,6 +3299,8 @@
       <w:r>
         <w:rPr>
           <w:rFonts w:ascii="Courier" w:hAnsi="Courier"/>
+          <w:b/>
+          <w:bCs/>
         </w:rPr>
         <w:t>DJANGO_SECRET_KEY</w:t>
       </w:r>
@@ -2493,15 +3317,23 @@
       <w:r>
         <w:rPr>
           <w:rFonts w:ascii="Courier" w:hAnsi="Courier"/>
+          <w:b/>
+          <w:bCs/>
         </w:rPr>
         <w:t>GMAIL_SENDER</w:t>
       </w:r>
       <w:r>
+        <w:rPr>
+          <w:b/>
+          <w:bCs/>
+        </w:rPr>
         <w:t xml:space="preserve"> / </w:t>
       </w:r>
       <w:r>
         <w:rPr>
           <w:rFonts w:ascii="Courier" w:hAnsi="Courier"/>
+          <w:b/>
+          <w:bCs/>
         </w:rPr>
         <w:t>GMAIL_APP_PASSWORD</w:t>
       </w:r>
@@ -2518,6 +3350,8 @@
       <w:r>
         <w:rPr>
           <w:rFonts w:ascii="Courier" w:hAnsi="Courier"/>
+          <w:b/>
+          <w:bCs/>
         </w:rPr>
         <w:t>VITE_API_URL</w:t>
       </w:r>
@@ -2534,15 +3368,23 @@
       <w:r>
         <w:rPr>
           <w:rFonts w:ascii="Courier" w:hAnsi="Courier"/>
+          <w:b/>
+          <w:bCs/>
         </w:rPr>
         <w:t>DB_NAME</w:t>
       </w:r>
       <w:r>
+        <w:rPr>
+          <w:b/>
+          <w:bCs/>
+        </w:rPr>
         <w:t xml:space="preserve">, </w:t>
       </w:r>
       <w:r>
         <w:rPr>
           <w:rFonts w:ascii="Courier" w:hAnsi="Courier"/>
+          <w:b/>
+          <w:bCs/>
         </w:rPr>
         <w:t>DB_HOST</w:t>
       </w:r>
@@ -2560,10 +3402,20 @@
     <w:p>
       <w:pPr>
         <w:pStyle w:val="Heading2"/>
-      </w:pPr>
-      <w:r>
-        <w:t>14. External Integrations</w:t>
-      </w:r>
+        <w:numPr>
+          <w:ilvl w:val="0"/>
+          <w:numId w:val="15"/>
+        </w:numPr>
+      </w:pPr>
+      <w:r>
+        <w:lastRenderedPageBreak/>
+        <w:t>External Integrations</w:t>
+      </w:r>
+    </w:p>
+    <w:p>
+      <w:pPr>
+        <w:pStyle w:val="ListParagraph"/>
+      </w:pPr>
     </w:p>
     <w:p>
       <w:pPr>
@@ -2580,11 +3432,19 @@
       <w:r>
         <w:t xml:space="preserve"> SMTP via Gmail (</w:t>
       </w:r>
-      <w:r>
-        <w:rPr>
-          <w:rFonts w:ascii="Courier" w:hAnsi="Courier"/>
-        </w:rPr>
-        <w:t>django.core.mail</w:t>
+      <w:proofErr w:type="gramStart"/>
+      <w:r>
+        <w:rPr>
+          <w:rFonts w:ascii="Courier" w:hAnsi="Courier"/>
+        </w:rPr>
+        <w:t>django.core</w:t>
+      </w:r>
+      <w:proofErr w:type="gramEnd"/>
+      <w:r>
+        <w:rPr>
+          <w:rFonts w:ascii="Courier" w:hAnsi="Courier"/>
+        </w:rPr>
+        <w:t>.mail</w:t>
       </w:r>
       <w:r>
         <w:t>). Used for OTP delivery and notification workflows.</w:t>
@@ -2600,10 +3460,19 @@
     <w:p>
       <w:pPr>
         <w:pStyle w:val="Heading2"/>
-      </w:pPr>
-      <w:r>
-        <w:t>15. Build &amp; Deployment</w:t>
-      </w:r>
+        <w:numPr>
+          <w:ilvl w:val="0"/>
+          <w:numId w:val="15"/>
+        </w:numPr>
+      </w:pPr>
+      <w:r>
+        <w:t>Build &amp; Deployment</w:t>
+      </w:r>
+    </w:p>
+    <w:p>
+      <w:pPr>
+        <w:pStyle w:val="ListParagraph"/>
+      </w:pPr>
     </w:p>
     <w:p>
       <w:pPr>
@@ -2690,10 +3559,19 @@
     <w:p>
       <w:pPr>
         <w:pStyle w:val="Heading2"/>
-      </w:pPr>
-      <w:r>
-        <w:t>16. Testing</w:t>
-      </w:r>
+        <w:numPr>
+          <w:ilvl w:val="0"/>
+          <w:numId w:val="15"/>
+        </w:numPr>
+      </w:pPr>
+      <w:r>
+        <w:t>Testing</w:t>
+      </w:r>
+    </w:p>
+    <w:p>
+      <w:pPr>
+        <w:pStyle w:val="ListParagraph"/>
+      </w:pPr>
     </w:p>
     <w:p>
       <w:pPr>
@@ -2711,7 +3589,7 @@
         <w:t>tests.py</w:t>
       </w:r>
       <w:r>
-        <w:t>) but coverage is not specified.</w:t>
+        <w:t>)</w:t>
       </w:r>
     </w:p>
     <w:p>
@@ -2721,17 +3599,50 @@
         <w:ind w:left="720"/>
       </w:pPr>
       <w:r>
-        <w:t xml:space="preserve">Framework: Django </w:t>
-      </w:r>
+        <w:rPr>
+          <w:b/>
+          <w:bCs/>
+        </w:rPr>
+        <w:t>Framework</w:t>
+      </w:r>
+      <w:r>
+        <w:t xml:space="preserve">: Django </w:t>
+      </w:r>
+      <w:proofErr w:type="spellStart"/>
       <w:r>
         <w:rPr>
           <w:rFonts w:ascii="Courier" w:hAnsi="Courier"/>
         </w:rPr>
         <w:t>TestCase</w:t>
       </w:r>
+      <w:proofErr w:type="spellEnd"/>
       <w:r>
         <w:t>.</w:t>
       </w:r>
+    </w:p>
+    <w:p>
+      <w:pPr>
+        <w:pBdr>
+          <w:bottom w:val="single" w:sz="6" w:space="1" w:color="auto"/>
+        </w:pBdr>
+      </w:pPr>
+    </w:p>
+    <w:p>
+      <w:pPr>
+        <w:pStyle w:val="Heading2"/>
+        <w:numPr>
+          <w:ilvl w:val="0"/>
+          <w:numId w:val="15"/>
+        </w:numPr>
+      </w:pPr>
+      <w:r>
+        <w:t>Logging &amp; Monitoring</w:t>
+      </w:r>
+    </w:p>
+    <w:p>
+      <w:pPr>
+        <w:pStyle w:val="ListParagraph"/>
+      </w:pPr>
     </w:p>
     <w:p>
       <w:pPr>
@@ -2740,7 +3651,54 @@
         <w:ind w:left="720"/>
       </w:pPr>
       <w:r>
-        <w:t>Missing tests: Comprehensive E2E tests for the frontend (e.g., Cypress/Playwright).</w:t>
+        <w:rPr>
+          <w:b/>
+        </w:rPr>
+        <w:t>Error handling:</w:t>
+      </w:r>
+      <w:r>
+        <w:t xml:space="preserve"> Django default error handling.</w:t>
+      </w:r>
+    </w:p>
+    <w:p>
+      <w:pPr>
+        <w:pStyle w:val="ListBullet"/>
+        <w:spacing w:line="240" w:lineRule="auto"/>
+        <w:ind w:left="720"/>
+      </w:pPr>
+      <w:r>
+        <w:rPr>
+          <w:b/>
+        </w:rPr>
+        <w:t>Auditing:</w:t>
+      </w:r>
+      <w:r>
+        <w:t xml:space="preserve"> </w:t>
+      </w:r>
+      <w:r>
+        <w:rPr>
+          <w:rFonts w:ascii="Courier" w:hAnsi="Courier"/>
+        </w:rPr>
+        <w:t>ChangeLog</w:t>
+      </w:r>
+      <w:r>
+        <w:t xml:space="preserve"> table logs all business logic state transitions.</w:t>
+      </w:r>
+    </w:p>
+    <w:p>
+      <w:pPr>
+        <w:pStyle w:val="ListBullet"/>
+        <w:spacing w:line="240" w:lineRule="auto"/>
+        <w:ind w:left="720"/>
+      </w:pPr>
+      <w:r>
+        <w:rPr>
+          <w:b/>
+        </w:rPr>
+        <w:t>Alerts:</w:t>
+      </w:r>
+      <w:r>
+        <w:t xml:space="preserve"> None currently implemented.</w:t>
       </w:r>
     </w:p>
     <w:p>
@@ -2753,10 +3711,19 @@
     <w:p>
       <w:pPr>
         <w:pStyle w:val="Heading2"/>
-      </w:pPr>
-      <w:r>
-        <w:t>17. Logging &amp; Monitoring</w:t>
-      </w:r>
+        <w:numPr>
+          <w:ilvl w:val="0"/>
+          <w:numId w:val="15"/>
+        </w:numPr>
+      </w:pPr>
+      <w:r>
+        <w:t>Performance</w:t>
+      </w:r>
+    </w:p>
+    <w:p>
+      <w:pPr>
+        <w:pStyle w:val="ListParagraph"/>
+      </w:pPr>
     </w:p>
     <w:p>
       <w:pPr>
@@ -2768,10 +3735,19 @@
         <w:rPr>
           <w:b/>
         </w:rPr>
-        <w:t>Error handling:</w:t>
-      </w:r>
-      <w:r>
-        <w:t xml:space="preserve"> Django default error handling.</w:t>
+        <w:t>Database:</w:t>
+      </w:r>
+      <w:r>
+        <w:t xml:space="preserve"> Standard indexing applied (</w:t>
+      </w:r>
+      <w:r>
+        <w:rPr>
+          <w:rFonts w:ascii="Courier" w:hAnsi="Courier"/>
+        </w:rPr>
+        <w:t>db_index=True</w:t>
+      </w:r>
+      <w:r>
+        <w:t xml:space="preserve"> on frequently queried fields).</w:t>
       </w:r>
     </w:p>
     <w:p>
@@ -2784,19 +3760,10 @@
         <w:rPr>
           <w:b/>
         </w:rPr>
-        <w:t>Auditing:</w:t>
-      </w:r>
-      <w:r>
-        <w:t xml:space="preserve"> </w:t>
-      </w:r>
-      <w:r>
-        <w:rPr>
-          <w:rFonts w:ascii="Courier" w:hAnsi="Courier"/>
-        </w:rPr>
-        <w:t>ChangeLog</w:t>
-      </w:r>
-      <w:r>
-        <w:t xml:space="preserve"> table logs all business logic state transitions.</w:t>
+        <w:t>Code splitting:</w:t>
+      </w:r>
+      <w:r>
+        <w:t xml:space="preserve"> Vite handles this inherently, though SPA is monolithic.</w:t>
       </w:r>
     </w:p>
     <w:p>
@@ -2809,11 +3776,56 @@
         <w:rPr>
           <w:b/>
         </w:rPr>
-        <w:t>Alerts:</w:t>
-      </w:r>
-      <w:r>
-        <w:t xml:space="preserve"> None currently implemented.</w:t>
-      </w:r>
+        <w:t>Improvement:</w:t>
+      </w:r>
+      <w:r>
+        <w:t xml:space="preserve"> Implement pagination for </w:t>
+      </w:r>
+      <w:r>
+        <w:rPr>
+          <w:rFonts w:ascii="Courier" w:hAnsi="Courier"/>
+        </w:rPr>
+        <w:t>/</w:t>
+      </w:r>
+      <w:proofErr w:type="spellStart"/>
+      <w:r>
+        <w:rPr>
+          <w:rFonts w:ascii="Courier" w:hAnsi="Courier"/>
+        </w:rPr>
+        <w:t>api</w:t>
+      </w:r>
+      <w:proofErr w:type="spellEnd"/>
+      <w:r>
+        <w:rPr>
+          <w:rFonts w:ascii="Courier" w:hAnsi="Courier"/>
+        </w:rPr>
+        <w:t>/requests</w:t>
+      </w:r>
+      <w:r>
+        <w:t xml:space="preserve"> as data grows.</w:t>
+      </w:r>
+    </w:p>
+    <w:p>
+      <w:pPr>
+        <w:pStyle w:val="ListBullet"/>
+        <w:numPr>
+          <w:ilvl w:val="0"/>
+          <w:numId w:val="0"/>
+        </w:numPr>
+        <w:spacing w:line="240" w:lineRule="auto"/>
+        <w:ind w:left="360" w:hanging="360"/>
+      </w:pPr>
+    </w:p>
+    <w:p>
+      <w:pPr>
+        <w:pStyle w:val="ListBullet"/>
+        <w:numPr>
+          <w:ilvl w:val="0"/>
+          <w:numId w:val="0"/>
+        </w:numPr>
+        <w:spacing w:line="240" w:lineRule="auto"/>
+        <w:ind w:left="360" w:hanging="360"/>
+      </w:pPr>
     </w:p>
     <w:p>
       <w:pPr>
@@ -2825,10 +3837,19 @@
     <w:p>
       <w:pPr>
         <w:pStyle w:val="Heading2"/>
-      </w:pPr>
-      <w:r>
-        <w:t>18. Performance</w:t>
-      </w:r>
+        <w:numPr>
+          <w:ilvl w:val="0"/>
+          <w:numId w:val="15"/>
+        </w:numPr>
+      </w:pPr>
+      <w:r>
+        <w:t>Known Issues</w:t>
+      </w:r>
+    </w:p>
+    <w:p>
+      <w:pPr>
+        <w:pStyle w:val="ListParagraph"/>
+      </w:pPr>
     </w:p>
     <w:p>
       <w:pPr>
@@ -2839,20 +3860,30 @@
       <w:r>
         <w:rPr>
           <w:b/>
-        </w:rPr>
-        <w:t>Database:</w:t>
-      </w:r>
-      <w:r>
-        <w:t xml:space="preserve"> Standard indexing applied (</w:t>
-      </w:r>
-      <w:r>
-        <w:rPr>
-          <w:rFonts w:ascii="Courier" w:hAnsi="Courier"/>
-        </w:rPr>
-        <w:t>db_index=True</w:t>
-      </w:r>
-      <w:r>
-        <w:t xml:space="preserve"> on frequently queried fields).</w:t>
+          <w:bCs/>
+        </w:rPr>
+        <w:t>Technical Debt</w:t>
+      </w:r>
+      <w:r>
+        <w:t xml:space="preserve">: </w:t>
+      </w:r>
+      <w:r>
+        <w:rPr>
+          <w:rFonts w:ascii="Courier" w:hAnsi="Courier"/>
+        </w:rPr>
+        <w:t>localStorage</w:t>
+      </w:r>
+      <w:r>
+        <w:t xml:space="preserve"> direct parsing without </w:t>
+      </w:r>
+      <w:r>
+        <w:rPr>
+          <w:rFonts w:ascii="Courier" w:hAnsi="Courier"/>
+        </w:rPr>
+        <w:t>try/catch</w:t>
+      </w:r>
+      <w:r>
+        <w:t xml:space="preserve"> fallback could crash the frontend if tampered with.</w:t>
       </w:r>
     </w:p>
     <w:p>
@@ -2862,15 +3893,129 @@
         <w:ind w:left="720"/>
       </w:pPr>
       <w:r>
+        <w:t>Using SQLite in production environments will bottleneck quickly.</w:t>
+      </w:r>
+    </w:p>
+    <w:p>
+      <w:pPr>
+        <w:pBdr>
+          <w:bottom w:val="single" w:sz="6" w:space="1" w:color="auto"/>
+        </w:pBdr>
+      </w:pPr>
+    </w:p>
+    <w:p>
+      <w:pPr>
+        <w:pStyle w:val="Heading2"/>
+        <w:numPr>
+          <w:ilvl w:val="0"/>
+          <w:numId w:val="15"/>
+        </w:numPr>
+      </w:pPr>
+      <w:r>
+        <w:lastRenderedPageBreak/>
+        <w:t>Improvement Opportunities</w:t>
+      </w:r>
+    </w:p>
+    <w:p>
+      <w:pPr>
+        <w:pStyle w:val="ListParagraph"/>
+      </w:pPr>
+    </w:p>
+    <w:p>
+      <w:pPr>
+        <w:pStyle w:val="ListNumber"/>
+        <w:spacing w:line="240" w:lineRule="auto"/>
+        <w:ind w:left="720"/>
+      </w:pPr>
+      <w:r>
         <w:rPr>
           <w:b/>
         </w:rPr>
-        <w:t>Code splitting:</w:t>
-      </w:r>
-      <w:r>
-        <w:t xml:space="preserve"> Vite handles this inherently, though SPA is monolithic.</w:t>
-      </w:r>
-    </w:p>
+        <w:t>Security:</w:t>
+      </w:r>
+      <w:r>
+        <w:t xml:space="preserve"> Move JWT storage from </w:t>
+      </w:r>
+      <w:r>
+        <w:rPr>
+          <w:rFonts w:ascii="Courier" w:hAnsi="Courier"/>
+        </w:rPr>
+        <w:t>localStorage</w:t>
+      </w:r>
+      <w:r>
+        <w:t xml:space="preserve"> to </w:t>
+      </w:r>
+      <w:r>
+        <w:rPr>
+          <w:rFonts w:ascii="Courier" w:hAnsi="Courier"/>
+        </w:rPr>
+        <w:t>HttpOnly</w:t>
+      </w:r>
+      <w:r>
+        <w:t xml:space="preserve"> secure cookies.</w:t>
+      </w:r>
+    </w:p>
+    <w:p>
+      <w:pPr>
+        <w:pStyle w:val="ListNumber"/>
+        <w:spacing w:line="240" w:lineRule="auto"/>
+        <w:ind w:left="720"/>
+      </w:pPr>
+      <w:r>
+        <w:rPr>
+          <w:b/>
+        </w:rPr>
+        <w:t>Performance:</w:t>
+      </w:r>
+      <w:r>
+        <w:t xml:space="preserve"> Implement pagination on the requests and changelogs API endpoints.</w:t>
+      </w:r>
+    </w:p>
+    <w:p>
+      <w:pPr>
+        <w:pStyle w:val="ListNumber"/>
+        <w:spacing w:line="240" w:lineRule="auto"/>
+        <w:ind w:left="720"/>
+      </w:pPr>
+      <w:r>
+        <w:rPr>
+          <w:b/>
+        </w:rPr>
+        <w:t>Refactoring:</w:t>
+      </w:r>
+      <w:r>
+        <w:t xml:space="preserve"> Remove the global </w:t>
+      </w:r>
+      <w:r>
+        <w:rPr>
+          <w:rFonts w:ascii="Courier" w:hAnsi="Courier"/>
+        </w:rPr>
+        <w:t>window.fetch</w:t>
+      </w:r>
+      <w:r>
+        <w:t xml:space="preserve"> override in favor of a dedicated Axios instance.</w:t>
+      </w:r>
+    </w:p>
+    <w:p>
+      <w:pPr>
+        <w:pBdr>
+          <w:bottom w:val="single" w:sz="6" w:space="1" w:color="auto"/>
+        </w:pBdr>
+      </w:pPr>
+    </w:p>
+    <w:p>
+      <w:pPr>
+        <w:pStyle w:val="Heading2"/>
+        <w:numPr>
+          <w:ilvl w:val="0"/>
+          <w:numId w:val="15"/>
+        </w:numPr>
+      </w:pPr>
+      <w:r>
+        <w:t>Developer Guide</w:t>
+      </w:r>
+    </w:p>
+    <w:p/>
     <w:p>
       <w:pPr>
         <w:pStyle w:val="ListBullet"/>
@@ -2881,34 +4026,10 @@
         <w:rPr>
           <w:b/>
         </w:rPr>
-        <w:t>Improvement:</w:t>
-      </w:r>
-      <w:r>
-        <w:t xml:space="preserve"> Implement pagination for </w:t>
-      </w:r>
-      <w:r>
-        <w:rPr>
-          <w:rFonts w:ascii="Courier" w:hAnsi="Courier"/>
-        </w:rPr>
-        <w:t>/api/requests</w:t>
-      </w:r>
-      <w:r>
-        <w:t xml:space="preserve"> as data grows.</w:t>
-      </w:r>
-    </w:p>
-    <w:p>
-      <w:pPr>
-        <w:pBdr>
-          <w:bottom w:val="single" w:sz="6" w:space="1" w:color="auto"/>
-        </w:pBdr>
-      </w:pPr>
-    </w:p>
-    <w:p>
-      <w:pPr>
-        <w:pStyle w:val="Heading2"/>
-      </w:pPr>
-      <w:r>
-        <w:t>19. Known Issues</w:t>
+        <w:t>Local Setup:</w:t>
+      </w:r>
+      <w:r>
+        <w:t xml:space="preserve"> Requires Node 18+ and Python 3.10+.</w:t>
       </w:r>
     </w:p>
     <w:p>
@@ -2918,25 +4039,13 @@
         <w:ind w:left="720"/>
       </w:pPr>
       <w:r>
-        <w:t xml:space="preserve">Technical Debt: </w:t>
-      </w:r>
-      <w:r>
-        <w:rPr>
-          <w:rFonts w:ascii="Courier" w:hAnsi="Courier"/>
-        </w:rPr>
-        <w:t>localStorage</w:t>
-      </w:r>
-      <w:r>
-        <w:t xml:space="preserve"> direct parsing without </w:t>
-      </w:r>
-      <w:r>
-        <w:rPr>
-          <w:rFonts w:ascii="Courier" w:hAnsi="Courier"/>
-        </w:rPr>
-        <w:t>try/catch</w:t>
-      </w:r>
-      <w:r>
-        <w:t xml:space="preserve"> fallback could crash the frontend if tampered with.</w:t>
+        <w:rPr>
+          <w:b/>
+        </w:rPr>
+        <w:t>Backend Setup:</w:t>
+      </w:r>
+      <w:r>
+        <w:t xml:space="preserve"> </w:t>
       </w:r>
     </w:p>
     <w:p>
@@ -2946,112 +4055,62 @@
         <w:ind w:left="720"/>
       </w:pPr>
       <w:r>
-        <w:t>Using SQLite in production environments will bottleneck quickly.</w:t>
-      </w:r>
-    </w:p>
-    <w:p>
-      <w:pPr>
-        <w:pBdr>
-          <w:bottom w:val="single" w:sz="6" w:space="1" w:color="auto"/>
-        </w:pBdr>
-      </w:pPr>
-    </w:p>
-    <w:p>
-      <w:pPr>
-        <w:pStyle w:val="Heading2"/>
-      </w:pPr>
-      <w:r>
-        <w:t>20. Improvement Opportunities</w:t>
-      </w:r>
-    </w:p>
-    <w:p>
-      <w:pPr>
-        <w:pStyle w:val="ListNumber"/>
-        <w:spacing w:line="240" w:lineRule="auto"/>
-        <w:ind w:left="720"/>
-      </w:pPr>
-      <w:r>
-        <w:rPr>
-          <w:b/>
-        </w:rPr>
-        <w:t>Security:</w:t>
-      </w:r>
-      <w:r>
-        <w:t xml:space="preserve"> Move JWT storage from </w:t>
-      </w:r>
-      <w:r>
-        <w:rPr>
-          <w:rFonts w:ascii="Courier" w:hAnsi="Courier"/>
-        </w:rPr>
-        <w:t>localStorage</w:t>
-      </w:r>
-      <w:r>
-        <w:t xml:space="preserve"> to </w:t>
-      </w:r>
-      <w:r>
-        <w:rPr>
-          <w:rFonts w:ascii="Courier" w:hAnsi="Courier"/>
-        </w:rPr>
-        <w:t>HttpOnly</w:t>
-      </w:r>
-      <w:r>
-        <w:t xml:space="preserve"> secure cookies.</w:t>
-      </w:r>
-    </w:p>
-    <w:p>
-      <w:pPr>
-        <w:pStyle w:val="ListNumber"/>
-        <w:spacing w:line="240" w:lineRule="auto"/>
-        <w:ind w:left="720"/>
-      </w:pPr>
-      <w:r>
-        <w:rPr>
-          <w:b/>
-        </w:rPr>
-        <w:t>Performance:</w:t>
-      </w:r>
-      <w:r>
-        <w:t xml:space="preserve"> Implement pagination on the requests and changelogs API endpoints.</w:t>
-      </w:r>
-    </w:p>
-    <w:p>
-      <w:pPr>
-        <w:pStyle w:val="ListNumber"/>
-        <w:spacing w:line="240" w:lineRule="auto"/>
-        <w:ind w:left="720"/>
-      </w:pPr>
-      <w:r>
-        <w:rPr>
-          <w:b/>
-        </w:rPr>
-        <w:t>Refactoring:</w:t>
-      </w:r>
-      <w:r>
-        <w:t xml:space="preserve"> Remove the global </w:t>
-      </w:r>
-      <w:r>
-        <w:rPr>
-          <w:rFonts w:ascii="Courier" w:hAnsi="Courier"/>
-        </w:rPr>
-        <w:t>window.fetch</w:t>
-      </w:r>
-      <w:r>
-        <w:t xml:space="preserve"> override in favor of a dedicated Axios instance.</w:t>
-      </w:r>
-    </w:p>
-    <w:p>
-      <w:pPr>
-        <w:pBdr>
-          <w:bottom w:val="single" w:sz="6" w:space="1" w:color="auto"/>
-        </w:pBdr>
-      </w:pPr>
-    </w:p>
-    <w:p>
-      <w:pPr>
-        <w:pStyle w:val="Heading2"/>
-      </w:pPr>
-      <w:r>
-        <w:t>Phase 4 — Developer Guide</w:t>
+        <w:rPr>
+          <w:rFonts w:ascii="Courier" w:hAnsi="Courier"/>
+        </w:rPr>
+        <w:t xml:space="preserve">python -m </w:t>
+      </w:r>
+      <w:proofErr w:type="spellStart"/>
+      <w:r>
+        <w:rPr>
+          <w:rFonts w:ascii="Courier" w:hAnsi="Courier"/>
+        </w:rPr>
+        <w:t>venv</w:t>
+      </w:r>
+      <w:proofErr w:type="spellEnd"/>
+      <w:r>
+        <w:rPr>
+          <w:rFonts w:ascii="Courier" w:hAnsi="Courier"/>
+        </w:rPr>
+        <w:t xml:space="preserve"> </w:t>
+      </w:r>
+      <w:proofErr w:type="spellStart"/>
+      <w:r>
+        <w:rPr>
+          <w:rFonts w:ascii="Courier" w:hAnsi="Courier"/>
+        </w:rPr>
+        <w:t>venv</w:t>
+      </w:r>
+      <w:proofErr w:type="spellEnd"/>
+      <w:r>
+        <w:t xml:space="preserve">, </w:t>
+      </w:r>
+      <w:r>
+        <w:rPr>
+          <w:rFonts w:ascii="Courier" w:hAnsi="Courier"/>
+        </w:rPr>
+        <w:t>pip install -r requirements.txt</w:t>
+      </w:r>
+      <w:r>
+        <w:t xml:space="preserve">, </w:t>
+      </w:r>
+      <w:r>
+        <w:rPr>
+          <w:rFonts w:ascii="Courier" w:hAnsi="Courier"/>
+        </w:rPr>
+        <w:t>python manage.py migrate</w:t>
+      </w:r>
+      <w:r>
+        <w:t xml:space="preserve">, </w:t>
+      </w:r>
+      <w:r>
+        <w:rPr>
+          <w:rFonts w:ascii="Courier" w:hAnsi="Courier"/>
+        </w:rPr>
+        <w:t>python manage.py runserver</w:t>
+      </w:r>
+      <w:r>
+        <w:t>.</w:t>
       </w:r>
     </w:p>
     <w:p>
@@ -3064,10 +4123,36 @@
         <w:rPr>
           <w:b/>
         </w:rPr>
-        <w:t>Local Setup:</w:t>
-      </w:r>
-      <w:r>
-        <w:t xml:space="preserve"> Requires Node 18+ and Python 3.10+.</w:t>
+        <w:t>Frontend Setup:</w:t>
+      </w:r>
+      <w:r>
+        <w:t xml:space="preserve"> </w:t>
+      </w:r>
+      <w:proofErr w:type="spellStart"/>
+      <w:r>
+        <w:rPr>
+          <w:rFonts w:ascii="Courier" w:hAnsi="Courier"/>
+        </w:rPr>
+        <w:t>npm</w:t>
+      </w:r>
+      <w:proofErr w:type="spellEnd"/>
+      <w:r>
+        <w:rPr>
+          <w:rFonts w:ascii="Courier" w:hAnsi="Courier"/>
+        </w:rPr>
+        <w:t xml:space="preserve"> install</w:t>
+      </w:r>
+      <w:r>
+        <w:t xml:space="preserve">, </w:t>
+      </w:r>
+      <w:r>
+        <w:rPr>
+          <w:rFonts w:ascii="Courier" w:hAnsi="Courier"/>
+        </w:rPr>
+        <w:t>npm run dev</w:t>
+      </w:r>
+      <w:r>
+        <w:t>.</w:t>
       </w:r>
     </w:p>
     <w:p>
@@ -3080,46 +4165,10 @@
         <w:rPr>
           <w:b/>
         </w:rPr>
-        <w:t>Backend Setup:</w:t>
-      </w:r>
-      <w:r>
-        <w:t xml:space="preserve"> </w:t>
-      </w:r>
-      <w:r>
-        <w:rPr>
-          <w:rFonts w:ascii="Courier" w:hAnsi="Courier"/>
-        </w:rPr>
-        <w:t>python -m venv venv</w:t>
-      </w:r>
-      <w:r>
-        <w:t xml:space="preserve">, </w:t>
-      </w:r>
-      <w:r>
-        <w:rPr>
-          <w:rFonts w:ascii="Courier" w:hAnsi="Courier"/>
-        </w:rPr>
-        <w:t>pip install -r requirements.txt</w:t>
-      </w:r>
-      <w:r>
-        <w:t xml:space="preserve">, </w:t>
-      </w:r>
-      <w:r>
-        <w:rPr>
-          <w:rFonts w:ascii="Courier" w:hAnsi="Courier"/>
-        </w:rPr>
-        <w:t>python manage.py migrate</w:t>
-      </w:r>
-      <w:r>
-        <w:t xml:space="preserve">, </w:t>
-      </w:r>
-      <w:r>
-        <w:rPr>
-          <w:rFonts w:ascii="Courier" w:hAnsi="Courier"/>
-        </w:rPr>
-        <w:t>python manage.py runserver</w:t>
-      </w:r>
-      <w:r>
-        <w:t>.</w:t>
+        <w:t>Branching Strategy:</w:t>
+      </w:r>
+      <w:r>
+        <w:t xml:space="preserve"> Not determinable from the available codebase. Use standard GitFlow.</w:t>
       </w:r>
     </w:p>
     <w:p>
@@ -3132,56 +4181,6 @@
         <w:rPr>
           <w:b/>
         </w:rPr>
-        <w:t>Frontend Setup:</w:t>
-      </w:r>
-      <w:r>
-        <w:t xml:space="preserve"> </w:t>
-      </w:r>
-      <w:r>
-        <w:rPr>
-          <w:rFonts w:ascii="Courier" w:hAnsi="Courier"/>
-        </w:rPr>
-        <w:t>npm install</w:t>
-      </w:r>
-      <w:r>
-        <w:t xml:space="preserve">, </w:t>
-      </w:r>
-      <w:r>
-        <w:rPr>
-          <w:rFonts w:ascii="Courier" w:hAnsi="Courier"/>
-        </w:rPr>
-        <w:t>npm run dev</w:t>
-      </w:r>
-      <w:r>
-        <w:t>.</w:t>
-      </w:r>
-    </w:p>
-    <w:p>
-      <w:pPr>
-        <w:pStyle w:val="ListBullet"/>
-        <w:spacing w:line="240" w:lineRule="auto"/>
-        <w:ind w:left="720"/>
-      </w:pPr>
-      <w:r>
-        <w:rPr>
-          <w:b/>
-        </w:rPr>
-        <w:t>Branching Strategy:</w:t>
-      </w:r>
-      <w:r>
-        <w:t xml:space="preserve"> Not determinable from the available codebase. Use standard GitFlow.</w:t>
-      </w:r>
-    </w:p>
-    <w:p>
-      <w:pPr>
-        <w:pStyle w:val="ListBullet"/>
-        <w:spacing w:line="240" w:lineRule="auto"/>
-        <w:ind w:left="720"/>
-      </w:pPr>
-      <w:r>
-        <w:rPr>
-          <w:b/>
-        </w:rPr>
         <w:t>Environment:</w:t>
       </w:r>
       <w:r>
@@ -3217,7 +4216,7 @@
     </w:p>
     <w:sectPr>
       <w:pgSz w:w="12240" w:h="15840"/>
-      <w:pgMar w:top="1440" w:right="1800" w:bottom="1440" w:left="1800" w:header="720" w:footer="720" w:gutter="0"/>
+      <w:pgMar w:top="720" w:right="720" w:bottom="720" w:left="720" w:header="720" w:footer="720" w:gutter="0"/>
       <w:cols w:space="720"/>
       <w:docGrid w:linePitch="360"/>
     </w:sectPr>
@@ -3395,6 +4394,1225 @@
       </w:pPr>
       <w:rPr>
         <w:rFonts w:ascii="Symbol" w:hAnsi="Symbol" w:hint="default"/>
+      </w:rPr>
+    </w:lvl>
+  </w:abstractNum>
+  <w:abstractNum w:abstractNumId="9" w15:restartNumberingAfterBreak="0">
+    <w:nsid w:val="02B335A3"/>
+    <w:multiLevelType w:val="hybridMultilevel"/>
+    <w:tmpl w:val="EE18CAF0"/>
+    <w:lvl w:ilvl="0" w:tplc="40090001">
+      <w:start w:val="1"/>
+      <w:numFmt w:val="bullet"/>
+      <w:lvlText w:val=""/>
+      <w:lvlJc w:val="left"/>
+      <w:pPr>
+        <w:ind w:left="720" w:hanging="360"/>
+      </w:pPr>
+      <w:rPr>
+        <w:rFonts w:ascii="Symbol" w:hAnsi="Symbol" w:hint="default"/>
+      </w:rPr>
+    </w:lvl>
+    <w:lvl w:ilvl="1" w:tplc="40090003" w:tentative="1">
+      <w:start w:val="1"/>
+      <w:numFmt w:val="bullet"/>
+      <w:lvlText w:val="o"/>
+      <w:lvlJc w:val="left"/>
+      <w:pPr>
+        <w:ind w:left="1440" w:hanging="360"/>
+      </w:pPr>
+      <w:rPr>
+        <w:rFonts w:ascii="Courier New" w:hAnsi="Courier New" w:cs="Courier New" w:hint="default"/>
+      </w:rPr>
+    </w:lvl>
+    <w:lvl w:ilvl="2" w:tplc="40090005" w:tentative="1">
+      <w:start w:val="1"/>
+      <w:numFmt w:val="bullet"/>
+      <w:lvlText w:val=""/>
+      <w:lvlJc w:val="left"/>
+      <w:pPr>
+        <w:ind w:left="2160" w:hanging="360"/>
+      </w:pPr>
+      <w:rPr>
+        <w:rFonts w:ascii="Wingdings" w:hAnsi="Wingdings" w:hint="default"/>
+      </w:rPr>
+    </w:lvl>
+    <w:lvl w:ilvl="3" w:tplc="40090001" w:tentative="1">
+      <w:start w:val="1"/>
+      <w:numFmt w:val="bullet"/>
+      <w:lvlText w:val=""/>
+      <w:lvlJc w:val="left"/>
+      <w:pPr>
+        <w:ind w:left="2880" w:hanging="360"/>
+      </w:pPr>
+      <w:rPr>
+        <w:rFonts w:ascii="Symbol" w:hAnsi="Symbol" w:hint="default"/>
+      </w:rPr>
+    </w:lvl>
+    <w:lvl w:ilvl="4" w:tplc="40090003" w:tentative="1">
+      <w:start w:val="1"/>
+      <w:numFmt w:val="bullet"/>
+      <w:lvlText w:val="o"/>
+      <w:lvlJc w:val="left"/>
+      <w:pPr>
+        <w:ind w:left="3600" w:hanging="360"/>
+      </w:pPr>
+      <w:rPr>
+        <w:rFonts w:ascii="Courier New" w:hAnsi="Courier New" w:cs="Courier New" w:hint="default"/>
+      </w:rPr>
+    </w:lvl>
+    <w:lvl w:ilvl="5" w:tplc="40090005" w:tentative="1">
+      <w:start w:val="1"/>
+      <w:numFmt w:val="bullet"/>
+      <w:lvlText w:val=""/>
+      <w:lvlJc w:val="left"/>
+      <w:pPr>
+        <w:ind w:left="4320" w:hanging="360"/>
+      </w:pPr>
+      <w:rPr>
+        <w:rFonts w:ascii="Wingdings" w:hAnsi="Wingdings" w:hint="default"/>
+      </w:rPr>
+    </w:lvl>
+    <w:lvl w:ilvl="6" w:tplc="40090001" w:tentative="1">
+      <w:start w:val="1"/>
+      <w:numFmt w:val="bullet"/>
+      <w:lvlText w:val=""/>
+      <w:lvlJc w:val="left"/>
+      <w:pPr>
+        <w:ind w:left="5040" w:hanging="360"/>
+      </w:pPr>
+      <w:rPr>
+        <w:rFonts w:ascii="Symbol" w:hAnsi="Symbol" w:hint="default"/>
+      </w:rPr>
+    </w:lvl>
+    <w:lvl w:ilvl="7" w:tplc="40090003" w:tentative="1">
+      <w:start w:val="1"/>
+      <w:numFmt w:val="bullet"/>
+      <w:lvlText w:val="o"/>
+      <w:lvlJc w:val="left"/>
+      <w:pPr>
+        <w:ind w:left="5760" w:hanging="360"/>
+      </w:pPr>
+      <w:rPr>
+        <w:rFonts w:ascii="Courier New" w:hAnsi="Courier New" w:cs="Courier New" w:hint="default"/>
+      </w:rPr>
+    </w:lvl>
+    <w:lvl w:ilvl="8" w:tplc="40090005" w:tentative="1">
+      <w:start w:val="1"/>
+      <w:numFmt w:val="bullet"/>
+      <w:lvlText w:val=""/>
+      <w:lvlJc w:val="left"/>
+      <w:pPr>
+        <w:ind w:left="6480" w:hanging="360"/>
+      </w:pPr>
+      <w:rPr>
+        <w:rFonts w:ascii="Wingdings" w:hAnsi="Wingdings" w:hint="default"/>
+      </w:rPr>
+    </w:lvl>
+  </w:abstractNum>
+  <w:abstractNum w:abstractNumId="10" w15:restartNumberingAfterBreak="0">
+    <w:nsid w:val="03736F47"/>
+    <w:multiLevelType w:val="hybridMultilevel"/>
+    <w:tmpl w:val="80A6F0B8"/>
+    <w:lvl w:ilvl="0" w:tplc="40090001">
+      <w:start w:val="1"/>
+      <w:numFmt w:val="bullet"/>
+      <w:lvlText w:val=""/>
+      <w:lvlJc w:val="left"/>
+      <w:pPr>
+        <w:ind w:left="768" w:hanging="360"/>
+      </w:pPr>
+      <w:rPr>
+        <w:rFonts w:ascii="Symbol" w:hAnsi="Symbol" w:hint="default"/>
+      </w:rPr>
+    </w:lvl>
+    <w:lvl w:ilvl="1" w:tplc="40090003" w:tentative="1">
+      <w:start w:val="1"/>
+      <w:numFmt w:val="bullet"/>
+      <w:lvlText w:val="o"/>
+      <w:lvlJc w:val="left"/>
+      <w:pPr>
+        <w:ind w:left="1488" w:hanging="360"/>
+      </w:pPr>
+      <w:rPr>
+        <w:rFonts w:ascii="Courier New" w:hAnsi="Courier New" w:cs="Courier New" w:hint="default"/>
+      </w:rPr>
+    </w:lvl>
+    <w:lvl w:ilvl="2" w:tplc="40090005" w:tentative="1">
+      <w:start w:val="1"/>
+      <w:numFmt w:val="bullet"/>
+      <w:lvlText w:val=""/>
+      <w:lvlJc w:val="left"/>
+      <w:pPr>
+        <w:ind w:left="2208" w:hanging="360"/>
+      </w:pPr>
+      <w:rPr>
+        <w:rFonts w:ascii="Wingdings" w:hAnsi="Wingdings" w:hint="default"/>
+      </w:rPr>
+    </w:lvl>
+    <w:lvl w:ilvl="3" w:tplc="40090001" w:tentative="1">
+      <w:start w:val="1"/>
+      <w:numFmt w:val="bullet"/>
+      <w:lvlText w:val=""/>
+      <w:lvlJc w:val="left"/>
+      <w:pPr>
+        <w:ind w:left="2928" w:hanging="360"/>
+      </w:pPr>
+      <w:rPr>
+        <w:rFonts w:ascii="Symbol" w:hAnsi="Symbol" w:hint="default"/>
+      </w:rPr>
+    </w:lvl>
+    <w:lvl w:ilvl="4" w:tplc="40090003" w:tentative="1">
+      <w:start w:val="1"/>
+      <w:numFmt w:val="bullet"/>
+      <w:lvlText w:val="o"/>
+      <w:lvlJc w:val="left"/>
+      <w:pPr>
+        <w:ind w:left="3648" w:hanging="360"/>
+      </w:pPr>
+      <w:rPr>
+        <w:rFonts w:ascii="Courier New" w:hAnsi="Courier New" w:cs="Courier New" w:hint="default"/>
+      </w:rPr>
+    </w:lvl>
+    <w:lvl w:ilvl="5" w:tplc="40090005" w:tentative="1">
+      <w:start w:val="1"/>
+      <w:numFmt w:val="bullet"/>
+      <w:lvlText w:val=""/>
+      <w:lvlJc w:val="left"/>
+      <w:pPr>
+        <w:ind w:left="4368" w:hanging="360"/>
+      </w:pPr>
+      <w:rPr>
+        <w:rFonts w:ascii="Wingdings" w:hAnsi="Wingdings" w:hint="default"/>
+      </w:rPr>
+    </w:lvl>
+    <w:lvl w:ilvl="6" w:tplc="40090001" w:tentative="1">
+      <w:start w:val="1"/>
+      <w:numFmt w:val="bullet"/>
+      <w:lvlText w:val=""/>
+      <w:lvlJc w:val="left"/>
+      <w:pPr>
+        <w:ind w:left="5088" w:hanging="360"/>
+      </w:pPr>
+      <w:rPr>
+        <w:rFonts w:ascii="Symbol" w:hAnsi="Symbol" w:hint="default"/>
+      </w:rPr>
+    </w:lvl>
+    <w:lvl w:ilvl="7" w:tplc="40090003" w:tentative="1">
+      <w:start w:val="1"/>
+      <w:numFmt w:val="bullet"/>
+      <w:lvlText w:val="o"/>
+      <w:lvlJc w:val="left"/>
+      <w:pPr>
+        <w:ind w:left="5808" w:hanging="360"/>
+      </w:pPr>
+      <w:rPr>
+        <w:rFonts w:ascii="Courier New" w:hAnsi="Courier New" w:cs="Courier New" w:hint="default"/>
+      </w:rPr>
+    </w:lvl>
+    <w:lvl w:ilvl="8" w:tplc="40090005" w:tentative="1">
+      <w:start w:val="1"/>
+      <w:numFmt w:val="bullet"/>
+      <w:lvlText w:val=""/>
+      <w:lvlJc w:val="left"/>
+      <w:pPr>
+        <w:ind w:left="6528" w:hanging="360"/>
+      </w:pPr>
+      <w:rPr>
+        <w:rFonts w:ascii="Wingdings" w:hAnsi="Wingdings" w:hint="default"/>
+      </w:rPr>
+    </w:lvl>
+  </w:abstractNum>
+  <w:abstractNum w:abstractNumId="11" w15:restartNumberingAfterBreak="0">
+    <w:nsid w:val="123F20F9"/>
+    <w:multiLevelType w:val="hybridMultilevel"/>
+    <w:tmpl w:val="755824C2"/>
+    <w:lvl w:ilvl="0" w:tplc="40090001">
+      <w:start w:val="1"/>
+      <w:numFmt w:val="bullet"/>
+      <w:lvlText w:val=""/>
+      <w:lvlJc w:val="left"/>
+      <w:pPr>
+        <w:ind w:left="720" w:hanging="360"/>
+      </w:pPr>
+      <w:rPr>
+        <w:rFonts w:ascii="Symbol" w:hAnsi="Symbol" w:hint="default"/>
+      </w:rPr>
+    </w:lvl>
+    <w:lvl w:ilvl="1" w:tplc="40090003" w:tentative="1">
+      <w:start w:val="1"/>
+      <w:numFmt w:val="bullet"/>
+      <w:lvlText w:val="o"/>
+      <w:lvlJc w:val="left"/>
+      <w:pPr>
+        <w:ind w:left="1440" w:hanging="360"/>
+      </w:pPr>
+      <w:rPr>
+        <w:rFonts w:ascii="Courier New" w:hAnsi="Courier New" w:cs="Courier New" w:hint="default"/>
+      </w:rPr>
+    </w:lvl>
+    <w:lvl w:ilvl="2" w:tplc="40090005" w:tentative="1">
+      <w:start w:val="1"/>
+      <w:numFmt w:val="bullet"/>
+      <w:lvlText w:val=""/>
+      <w:lvlJc w:val="left"/>
+      <w:pPr>
+        <w:ind w:left="2160" w:hanging="360"/>
+      </w:pPr>
+      <w:rPr>
+        <w:rFonts w:ascii="Wingdings" w:hAnsi="Wingdings" w:hint="default"/>
+      </w:rPr>
+    </w:lvl>
+    <w:lvl w:ilvl="3" w:tplc="40090001" w:tentative="1">
+      <w:start w:val="1"/>
+      <w:numFmt w:val="bullet"/>
+      <w:lvlText w:val=""/>
+      <w:lvlJc w:val="left"/>
+      <w:pPr>
+        <w:ind w:left="2880" w:hanging="360"/>
+      </w:pPr>
+      <w:rPr>
+        <w:rFonts w:ascii="Symbol" w:hAnsi="Symbol" w:hint="default"/>
+      </w:rPr>
+    </w:lvl>
+    <w:lvl w:ilvl="4" w:tplc="40090003" w:tentative="1">
+      <w:start w:val="1"/>
+      <w:numFmt w:val="bullet"/>
+      <w:lvlText w:val="o"/>
+      <w:lvlJc w:val="left"/>
+      <w:pPr>
+        <w:ind w:left="3600" w:hanging="360"/>
+      </w:pPr>
+      <w:rPr>
+        <w:rFonts w:ascii="Courier New" w:hAnsi="Courier New" w:cs="Courier New" w:hint="default"/>
+      </w:rPr>
+    </w:lvl>
+    <w:lvl w:ilvl="5" w:tplc="40090005" w:tentative="1">
+      <w:start w:val="1"/>
+      <w:numFmt w:val="bullet"/>
+      <w:lvlText w:val=""/>
+      <w:lvlJc w:val="left"/>
+      <w:pPr>
+        <w:ind w:left="4320" w:hanging="360"/>
+      </w:pPr>
+      <w:rPr>
+        <w:rFonts w:ascii="Wingdings" w:hAnsi="Wingdings" w:hint="default"/>
+      </w:rPr>
+    </w:lvl>
+    <w:lvl w:ilvl="6" w:tplc="40090001" w:tentative="1">
+      <w:start w:val="1"/>
+      <w:numFmt w:val="bullet"/>
+      <w:lvlText w:val=""/>
+      <w:lvlJc w:val="left"/>
+      <w:pPr>
+        <w:ind w:left="5040" w:hanging="360"/>
+      </w:pPr>
+      <w:rPr>
+        <w:rFonts w:ascii="Symbol" w:hAnsi="Symbol" w:hint="default"/>
+      </w:rPr>
+    </w:lvl>
+    <w:lvl w:ilvl="7" w:tplc="40090003" w:tentative="1">
+      <w:start w:val="1"/>
+      <w:numFmt w:val="bullet"/>
+      <w:lvlText w:val="o"/>
+      <w:lvlJc w:val="left"/>
+      <w:pPr>
+        <w:ind w:left="5760" w:hanging="360"/>
+      </w:pPr>
+      <w:rPr>
+        <w:rFonts w:ascii="Courier New" w:hAnsi="Courier New" w:cs="Courier New" w:hint="default"/>
+      </w:rPr>
+    </w:lvl>
+    <w:lvl w:ilvl="8" w:tplc="40090005" w:tentative="1">
+      <w:start w:val="1"/>
+      <w:numFmt w:val="bullet"/>
+      <w:lvlText w:val=""/>
+      <w:lvlJc w:val="left"/>
+      <w:pPr>
+        <w:ind w:left="6480" w:hanging="360"/>
+      </w:pPr>
+      <w:rPr>
+        <w:rFonts w:ascii="Wingdings" w:hAnsi="Wingdings" w:hint="default"/>
+      </w:rPr>
+    </w:lvl>
+  </w:abstractNum>
+  <w:abstractNum w:abstractNumId="12" w15:restartNumberingAfterBreak="0">
+    <w:nsid w:val="1D520860"/>
+    <w:multiLevelType w:val="hybridMultilevel"/>
+    <w:tmpl w:val="F72CEEE4"/>
+    <w:lvl w:ilvl="0" w:tplc="40090001">
+      <w:start w:val="1"/>
+      <w:numFmt w:val="bullet"/>
+      <w:lvlText w:val=""/>
+      <w:lvlJc w:val="left"/>
+      <w:pPr>
+        <w:ind w:left="720" w:hanging="360"/>
+      </w:pPr>
+      <w:rPr>
+        <w:rFonts w:ascii="Symbol" w:hAnsi="Symbol" w:hint="default"/>
+      </w:rPr>
+    </w:lvl>
+    <w:lvl w:ilvl="1" w:tplc="40090003" w:tentative="1">
+      <w:start w:val="1"/>
+      <w:numFmt w:val="bullet"/>
+      <w:lvlText w:val="o"/>
+      <w:lvlJc w:val="left"/>
+      <w:pPr>
+        <w:ind w:left="1440" w:hanging="360"/>
+      </w:pPr>
+      <w:rPr>
+        <w:rFonts w:ascii="Courier New" w:hAnsi="Courier New" w:cs="Courier New" w:hint="default"/>
+      </w:rPr>
+    </w:lvl>
+    <w:lvl w:ilvl="2" w:tplc="40090005" w:tentative="1">
+      <w:start w:val="1"/>
+      <w:numFmt w:val="bullet"/>
+      <w:lvlText w:val=""/>
+      <w:lvlJc w:val="left"/>
+      <w:pPr>
+        <w:ind w:left="2160" w:hanging="360"/>
+      </w:pPr>
+      <w:rPr>
+        <w:rFonts w:ascii="Wingdings" w:hAnsi="Wingdings" w:hint="default"/>
+      </w:rPr>
+    </w:lvl>
+    <w:lvl w:ilvl="3" w:tplc="40090001" w:tentative="1">
+      <w:start w:val="1"/>
+      <w:numFmt w:val="bullet"/>
+      <w:lvlText w:val=""/>
+      <w:lvlJc w:val="left"/>
+      <w:pPr>
+        <w:ind w:left="2880" w:hanging="360"/>
+      </w:pPr>
+      <w:rPr>
+        <w:rFonts w:ascii="Symbol" w:hAnsi="Symbol" w:hint="default"/>
+      </w:rPr>
+    </w:lvl>
+    <w:lvl w:ilvl="4" w:tplc="40090003" w:tentative="1">
+      <w:start w:val="1"/>
+      <w:numFmt w:val="bullet"/>
+      <w:lvlText w:val="o"/>
+      <w:lvlJc w:val="left"/>
+      <w:pPr>
+        <w:ind w:left="3600" w:hanging="360"/>
+      </w:pPr>
+      <w:rPr>
+        <w:rFonts w:ascii="Courier New" w:hAnsi="Courier New" w:cs="Courier New" w:hint="default"/>
+      </w:rPr>
+    </w:lvl>
+    <w:lvl w:ilvl="5" w:tplc="40090005" w:tentative="1">
+      <w:start w:val="1"/>
+      <w:numFmt w:val="bullet"/>
+      <w:lvlText w:val=""/>
+      <w:lvlJc w:val="left"/>
+      <w:pPr>
+        <w:ind w:left="4320" w:hanging="360"/>
+      </w:pPr>
+      <w:rPr>
+        <w:rFonts w:ascii="Wingdings" w:hAnsi="Wingdings" w:hint="default"/>
+      </w:rPr>
+    </w:lvl>
+    <w:lvl w:ilvl="6" w:tplc="40090001" w:tentative="1">
+      <w:start w:val="1"/>
+      <w:numFmt w:val="bullet"/>
+      <w:lvlText w:val=""/>
+      <w:lvlJc w:val="left"/>
+      <w:pPr>
+        <w:ind w:left="5040" w:hanging="360"/>
+      </w:pPr>
+      <w:rPr>
+        <w:rFonts w:ascii="Symbol" w:hAnsi="Symbol" w:hint="default"/>
+      </w:rPr>
+    </w:lvl>
+    <w:lvl w:ilvl="7" w:tplc="40090003" w:tentative="1">
+      <w:start w:val="1"/>
+      <w:numFmt w:val="bullet"/>
+      <w:lvlText w:val="o"/>
+      <w:lvlJc w:val="left"/>
+      <w:pPr>
+        <w:ind w:left="5760" w:hanging="360"/>
+      </w:pPr>
+      <w:rPr>
+        <w:rFonts w:ascii="Courier New" w:hAnsi="Courier New" w:cs="Courier New" w:hint="default"/>
+      </w:rPr>
+    </w:lvl>
+    <w:lvl w:ilvl="8" w:tplc="40090005" w:tentative="1">
+      <w:start w:val="1"/>
+      <w:numFmt w:val="bullet"/>
+      <w:lvlText w:val=""/>
+      <w:lvlJc w:val="left"/>
+      <w:pPr>
+        <w:ind w:left="6480" w:hanging="360"/>
+      </w:pPr>
+      <w:rPr>
+        <w:rFonts w:ascii="Wingdings" w:hAnsi="Wingdings" w:hint="default"/>
+      </w:rPr>
+    </w:lvl>
+  </w:abstractNum>
+  <w:abstractNum w:abstractNumId="13" w15:restartNumberingAfterBreak="0">
+    <w:nsid w:val="2D846385"/>
+    <w:multiLevelType w:val="hybridMultilevel"/>
+    <w:tmpl w:val="6A2CB586"/>
+    <w:lvl w:ilvl="0" w:tplc="40090001">
+      <w:start w:val="1"/>
+      <w:numFmt w:val="bullet"/>
+      <w:lvlText w:val=""/>
+      <w:lvlJc w:val="left"/>
+      <w:pPr>
+        <w:ind w:left="720" w:hanging="360"/>
+      </w:pPr>
+      <w:rPr>
+        <w:rFonts w:ascii="Symbol" w:hAnsi="Symbol" w:hint="default"/>
+      </w:rPr>
+    </w:lvl>
+    <w:lvl w:ilvl="1" w:tplc="40090003" w:tentative="1">
+      <w:start w:val="1"/>
+      <w:numFmt w:val="bullet"/>
+      <w:lvlText w:val="o"/>
+      <w:lvlJc w:val="left"/>
+      <w:pPr>
+        <w:ind w:left="1440" w:hanging="360"/>
+      </w:pPr>
+      <w:rPr>
+        <w:rFonts w:ascii="Courier New" w:hAnsi="Courier New" w:cs="Courier New" w:hint="default"/>
+      </w:rPr>
+    </w:lvl>
+    <w:lvl w:ilvl="2" w:tplc="40090005" w:tentative="1">
+      <w:start w:val="1"/>
+      <w:numFmt w:val="bullet"/>
+      <w:lvlText w:val=""/>
+      <w:lvlJc w:val="left"/>
+      <w:pPr>
+        <w:ind w:left="2160" w:hanging="360"/>
+      </w:pPr>
+      <w:rPr>
+        <w:rFonts w:ascii="Wingdings" w:hAnsi="Wingdings" w:hint="default"/>
+      </w:rPr>
+    </w:lvl>
+    <w:lvl w:ilvl="3" w:tplc="40090001" w:tentative="1">
+      <w:start w:val="1"/>
+      <w:numFmt w:val="bullet"/>
+      <w:lvlText w:val=""/>
+      <w:lvlJc w:val="left"/>
+      <w:pPr>
+        <w:ind w:left="2880" w:hanging="360"/>
+      </w:pPr>
+      <w:rPr>
+        <w:rFonts w:ascii="Symbol" w:hAnsi="Symbol" w:hint="default"/>
+      </w:rPr>
+    </w:lvl>
+    <w:lvl w:ilvl="4" w:tplc="40090003" w:tentative="1">
+      <w:start w:val="1"/>
+      <w:numFmt w:val="bullet"/>
+      <w:lvlText w:val="o"/>
+      <w:lvlJc w:val="left"/>
+      <w:pPr>
+        <w:ind w:left="3600" w:hanging="360"/>
+      </w:pPr>
+      <w:rPr>
+        <w:rFonts w:ascii="Courier New" w:hAnsi="Courier New" w:cs="Courier New" w:hint="default"/>
+      </w:rPr>
+    </w:lvl>
+    <w:lvl w:ilvl="5" w:tplc="40090005" w:tentative="1">
+      <w:start w:val="1"/>
+      <w:numFmt w:val="bullet"/>
+      <w:lvlText w:val=""/>
+      <w:lvlJc w:val="left"/>
+      <w:pPr>
+        <w:ind w:left="4320" w:hanging="360"/>
+      </w:pPr>
+      <w:rPr>
+        <w:rFonts w:ascii="Wingdings" w:hAnsi="Wingdings" w:hint="default"/>
+      </w:rPr>
+    </w:lvl>
+    <w:lvl w:ilvl="6" w:tplc="40090001" w:tentative="1">
+      <w:start w:val="1"/>
+      <w:numFmt w:val="bullet"/>
+      <w:lvlText w:val=""/>
+      <w:lvlJc w:val="left"/>
+      <w:pPr>
+        <w:ind w:left="5040" w:hanging="360"/>
+      </w:pPr>
+      <w:rPr>
+        <w:rFonts w:ascii="Symbol" w:hAnsi="Symbol" w:hint="default"/>
+      </w:rPr>
+    </w:lvl>
+    <w:lvl w:ilvl="7" w:tplc="40090003" w:tentative="1">
+      <w:start w:val="1"/>
+      <w:numFmt w:val="bullet"/>
+      <w:lvlText w:val="o"/>
+      <w:lvlJc w:val="left"/>
+      <w:pPr>
+        <w:ind w:left="5760" w:hanging="360"/>
+      </w:pPr>
+      <w:rPr>
+        <w:rFonts w:ascii="Courier New" w:hAnsi="Courier New" w:cs="Courier New" w:hint="default"/>
+      </w:rPr>
+    </w:lvl>
+    <w:lvl w:ilvl="8" w:tplc="40090005" w:tentative="1">
+      <w:start w:val="1"/>
+      <w:numFmt w:val="bullet"/>
+      <w:lvlText w:val=""/>
+      <w:lvlJc w:val="left"/>
+      <w:pPr>
+        <w:ind w:left="6480" w:hanging="360"/>
+      </w:pPr>
+      <w:rPr>
+        <w:rFonts w:ascii="Wingdings" w:hAnsi="Wingdings" w:hint="default"/>
+      </w:rPr>
+    </w:lvl>
+  </w:abstractNum>
+  <w:abstractNum w:abstractNumId="14" w15:restartNumberingAfterBreak="0">
+    <w:nsid w:val="36A221FF"/>
+    <w:multiLevelType w:val="hybridMultilevel"/>
+    <w:tmpl w:val="6226C0DC"/>
+    <w:lvl w:ilvl="0" w:tplc="4009000F">
+      <w:start w:val="1"/>
+      <w:numFmt w:val="decimal"/>
+      <w:lvlText w:val="%1."/>
+      <w:lvlJc w:val="left"/>
+      <w:pPr>
+        <w:ind w:left="720" w:hanging="360"/>
+      </w:pPr>
+      <w:rPr>
+        <w:rFonts w:hint="default"/>
+      </w:rPr>
+    </w:lvl>
+    <w:lvl w:ilvl="1" w:tplc="40090019" w:tentative="1">
+      <w:start w:val="1"/>
+      <w:numFmt w:val="lowerLetter"/>
+      <w:lvlText w:val="%2."/>
+      <w:lvlJc w:val="left"/>
+      <w:pPr>
+        <w:ind w:left="1440" w:hanging="360"/>
+      </w:pPr>
+    </w:lvl>
+    <w:lvl w:ilvl="2" w:tplc="4009001B" w:tentative="1">
+      <w:start w:val="1"/>
+      <w:numFmt w:val="lowerRoman"/>
+      <w:lvlText w:val="%3."/>
+      <w:lvlJc w:val="right"/>
+      <w:pPr>
+        <w:ind w:left="2160" w:hanging="180"/>
+      </w:pPr>
+    </w:lvl>
+    <w:lvl w:ilvl="3" w:tplc="4009000F" w:tentative="1">
+      <w:start w:val="1"/>
+      <w:numFmt w:val="decimal"/>
+      <w:lvlText w:val="%4."/>
+      <w:lvlJc w:val="left"/>
+      <w:pPr>
+        <w:ind w:left="2880" w:hanging="360"/>
+      </w:pPr>
+    </w:lvl>
+    <w:lvl w:ilvl="4" w:tplc="40090019" w:tentative="1">
+      <w:start w:val="1"/>
+      <w:numFmt w:val="lowerLetter"/>
+      <w:lvlText w:val="%5."/>
+      <w:lvlJc w:val="left"/>
+      <w:pPr>
+        <w:ind w:left="3600" w:hanging="360"/>
+      </w:pPr>
+    </w:lvl>
+    <w:lvl w:ilvl="5" w:tplc="4009001B" w:tentative="1">
+      <w:start w:val="1"/>
+      <w:numFmt w:val="lowerRoman"/>
+      <w:lvlText w:val="%6."/>
+      <w:lvlJc w:val="right"/>
+      <w:pPr>
+        <w:ind w:left="4320" w:hanging="180"/>
+      </w:pPr>
+    </w:lvl>
+    <w:lvl w:ilvl="6" w:tplc="4009000F" w:tentative="1">
+      <w:start w:val="1"/>
+      <w:numFmt w:val="decimal"/>
+      <w:lvlText w:val="%7."/>
+      <w:lvlJc w:val="left"/>
+      <w:pPr>
+        <w:ind w:left="5040" w:hanging="360"/>
+      </w:pPr>
+    </w:lvl>
+    <w:lvl w:ilvl="7" w:tplc="40090019" w:tentative="1">
+      <w:start w:val="1"/>
+      <w:numFmt w:val="lowerLetter"/>
+      <w:lvlText w:val="%8."/>
+      <w:lvlJc w:val="left"/>
+      <w:pPr>
+        <w:ind w:left="5760" w:hanging="360"/>
+      </w:pPr>
+    </w:lvl>
+    <w:lvl w:ilvl="8" w:tplc="4009001B" w:tentative="1">
+      <w:start w:val="1"/>
+      <w:numFmt w:val="lowerRoman"/>
+      <w:lvlText w:val="%9."/>
+      <w:lvlJc w:val="right"/>
+      <w:pPr>
+        <w:ind w:left="6480" w:hanging="180"/>
+      </w:pPr>
+    </w:lvl>
+  </w:abstractNum>
+  <w:abstractNum w:abstractNumId="15" w15:restartNumberingAfterBreak="0">
+    <w:nsid w:val="507A1044"/>
+    <w:multiLevelType w:val="hybridMultilevel"/>
+    <w:tmpl w:val="8AF8DC2C"/>
+    <w:lvl w:ilvl="0" w:tplc="40090001">
+      <w:start w:val="1"/>
+      <w:numFmt w:val="bullet"/>
+      <w:lvlText w:val=""/>
+      <w:lvlJc w:val="left"/>
+      <w:pPr>
+        <w:ind w:left="720" w:hanging="360"/>
+      </w:pPr>
+      <w:rPr>
+        <w:rFonts w:ascii="Symbol" w:hAnsi="Symbol" w:hint="default"/>
+      </w:rPr>
+    </w:lvl>
+    <w:lvl w:ilvl="1" w:tplc="40090003" w:tentative="1">
+      <w:start w:val="1"/>
+      <w:numFmt w:val="bullet"/>
+      <w:lvlText w:val="o"/>
+      <w:lvlJc w:val="left"/>
+      <w:pPr>
+        <w:ind w:left="1440" w:hanging="360"/>
+      </w:pPr>
+      <w:rPr>
+        <w:rFonts w:ascii="Courier New" w:hAnsi="Courier New" w:cs="Courier New" w:hint="default"/>
+      </w:rPr>
+    </w:lvl>
+    <w:lvl w:ilvl="2" w:tplc="40090005" w:tentative="1">
+      <w:start w:val="1"/>
+      <w:numFmt w:val="bullet"/>
+      <w:lvlText w:val=""/>
+      <w:lvlJc w:val="left"/>
+      <w:pPr>
+        <w:ind w:left="2160" w:hanging="360"/>
+      </w:pPr>
+      <w:rPr>
+        <w:rFonts w:ascii="Wingdings" w:hAnsi="Wingdings" w:hint="default"/>
+      </w:rPr>
+    </w:lvl>
+    <w:lvl w:ilvl="3" w:tplc="40090001" w:tentative="1">
+      <w:start w:val="1"/>
+      <w:numFmt w:val="bullet"/>
+      <w:lvlText w:val=""/>
+      <w:lvlJc w:val="left"/>
+      <w:pPr>
+        <w:ind w:left="2880" w:hanging="360"/>
+      </w:pPr>
+      <w:rPr>
+        <w:rFonts w:ascii="Symbol" w:hAnsi="Symbol" w:hint="default"/>
+      </w:rPr>
+    </w:lvl>
+    <w:lvl w:ilvl="4" w:tplc="40090003" w:tentative="1">
+      <w:start w:val="1"/>
+      <w:numFmt w:val="bullet"/>
+      <w:lvlText w:val="o"/>
+      <w:lvlJc w:val="left"/>
+      <w:pPr>
+        <w:ind w:left="3600" w:hanging="360"/>
+      </w:pPr>
+      <w:rPr>
+        <w:rFonts w:ascii="Courier New" w:hAnsi="Courier New" w:cs="Courier New" w:hint="default"/>
+      </w:rPr>
+    </w:lvl>
+    <w:lvl w:ilvl="5" w:tplc="40090005" w:tentative="1">
+      <w:start w:val="1"/>
+      <w:numFmt w:val="bullet"/>
+      <w:lvlText w:val=""/>
+      <w:lvlJc w:val="left"/>
+      <w:pPr>
+        <w:ind w:left="4320" w:hanging="360"/>
+      </w:pPr>
+      <w:rPr>
+        <w:rFonts w:ascii="Wingdings" w:hAnsi="Wingdings" w:hint="default"/>
+      </w:rPr>
+    </w:lvl>
+    <w:lvl w:ilvl="6" w:tplc="40090001" w:tentative="1">
+      <w:start w:val="1"/>
+      <w:numFmt w:val="bullet"/>
+      <w:lvlText w:val=""/>
+      <w:lvlJc w:val="left"/>
+      <w:pPr>
+        <w:ind w:left="5040" w:hanging="360"/>
+      </w:pPr>
+      <w:rPr>
+        <w:rFonts w:ascii="Symbol" w:hAnsi="Symbol" w:hint="default"/>
+      </w:rPr>
+    </w:lvl>
+    <w:lvl w:ilvl="7" w:tplc="40090003" w:tentative="1">
+      <w:start w:val="1"/>
+      <w:numFmt w:val="bullet"/>
+      <w:lvlText w:val="o"/>
+      <w:lvlJc w:val="left"/>
+      <w:pPr>
+        <w:ind w:left="5760" w:hanging="360"/>
+      </w:pPr>
+      <w:rPr>
+        <w:rFonts w:ascii="Courier New" w:hAnsi="Courier New" w:cs="Courier New" w:hint="default"/>
+      </w:rPr>
+    </w:lvl>
+    <w:lvl w:ilvl="8" w:tplc="40090005" w:tentative="1">
+      <w:start w:val="1"/>
+      <w:numFmt w:val="bullet"/>
+      <w:lvlText w:val=""/>
+      <w:lvlJc w:val="left"/>
+      <w:pPr>
+        <w:ind w:left="6480" w:hanging="360"/>
+      </w:pPr>
+      <w:rPr>
+        <w:rFonts w:ascii="Wingdings" w:hAnsi="Wingdings" w:hint="default"/>
+      </w:rPr>
+    </w:lvl>
+  </w:abstractNum>
+  <w:abstractNum w:abstractNumId="16" w15:restartNumberingAfterBreak="0">
+    <w:nsid w:val="53E82E2D"/>
+    <w:multiLevelType w:val="hybridMultilevel"/>
+    <w:tmpl w:val="64BE6D8A"/>
+    <w:lvl w:ilvl="0" w:tplc="40090001">
+      <w:start w:val="1"/>
+      <w:numFmt w:val="bullet"/>
+      <w:lvlText w:val=""/>
+      <w:lvlJc w:val="left"/>
+      <w:pPr>
+        <w:ind w:left="720" w:hanging="360"/>
+      </w:pPr>
+      <w:rPr>
+        <w:rFonts w:ascii="Symbol" w:hAnsi="Symbol" w:hint="default"/>
+      </w:rPr>
+    </w:lvl>
+    <w:lvl w:ilvl="1" w:tplc="40090003" w:tentative="1">
+      <w:start w:val="1"/>
+      <w:numFmt w:val="bullet"/>
+      <w:lvlText w:val="o"/>
+      <w:lvlJc w:val="left"/>
+      <w:pPr>
+        <w:ind w:left="1440" w:hanging="360"/>
+      </w:pPr>
+      <w:rPr>
+        <w:rFonts w:ascii="Courier New" w:hAnsi="Courier New" w:cs="Courier New" w:hint="default"/>
+      </w:rPr>
+    </w:lvl>
+    <w:lvl w:ilvl="2" w:tplc="40090005" w:tentative="1">
+      <w:start w:val="1"/>
+      <w:numFmt w:val="bullet"/>
+      <w:lvlText w:val=""/>
+      <w:lvlJc w:val="left"/>
+      <w:pPr>
+        <w:ind w:left="2160" w:hanging="360"/>
+      </w:pPr>
+      <w:rPr>
+        <w:rFonts w:ascii="Wingdings" w:hAnsi="Wingdings" w:hint="default"/>
+      </w:rPr>
+    </w:lvl>
+    <w:lvl w:ilvl="3" w:tplc="40090001" w:tentative="1">
+      <w:start w:val="1"/>
+      <w:numFmt w:val="bullet"/>
+      <w:lvlText w:val=""/>
+      <w:lvlJc w:val="left"/>
+      <w:pPr>
+        <w:ind w:left="2880" w:hanging="360"/>
+      </w:pPr>
+      <w:rPr>
+        <w:rFonts w:ascii="Symbol" w:hAnsi="Symbol" w:hint="default"/>
+      </w:rPr>
+    </w:lvl>
+    <w:lvl w:ilvl="4" w:tplc="40090003" w:tentative="1">
+      <w:start w:val="1"/>
+      <w:numFmt w:val="bullet"/>
+      <w:lvlText w:val="o"/>
+      <w:lvlJc w:val="left"/>
+      <w:pPr>
+        <w:ind w:left="3600" w:hanging="360"/>
+      </w:pPr>
+      <w:rPr>
+        <w:rFonts w:ascii="Courier New" w:hAnsi="Courier New" w:cs="Courier New" w:hint="default"/>
+      </w:rPr>
+    </w:lvl>
+    <w:lvl w:ilvl="5" w:tplc="40090005" w:tentative="1">
+      <w:start w:val="1"/>
+      <w:numFmt w:val="bullet"/>
+      <w:lvlText w:val=""/>
+      <w:lvlJc w:val="left"/>
+      <w:pPr>
+        <w:ind w:left="4320" w:hanging="360"/>
+      </w:pPr>
+      <w:rPr>
+        <w:rFonts w:ascii="Wingdings" w:hAnsi="Wingdings" w:hint="default"/>
+      </w:rPr>
+    </w:lvl>
+    <w:lvl w:ilvl="6" w:tplc="40090001" w:tentative="1">
+      <w:start w:val="1"/>
+      <w:numFmt w:val="bullet"/>
+      <w:lvlText w:val=""/>
+      <w:lvlJc w:val="left"/>
+      <w:pPr>
+        <w:ind w:left="5040" w:hanging="360"/>
+      </w:pPr>
+      <w:rPr>
+        <w:rFonts w:ascii="Symbol" w:hAnsi="Symbol" w:hint="default"/>
+      </w:rPr>
+    </w:lvl>
+    <w:lvl w:ilvl="7" w:tplc="40090003" w:tentative="1">
+      <w:start w:val="1"/>
+      <w:numFmt w:val="bullet"/>
+      <w:lvlText w:val="o"/>
+      <w:lvlJc w:val="left"/>
+      <w:pPr>
+        <w:ind w:left="5760" w:hanging="360"/>
+      </w:pPr>
+      <w:rPr>
+        <w:rFonts w:ascii="Courier New" w:hAnsi="Courier New" w:cs="Courier New" w:hint="default"/>
+      </w:rPr>
+    </w:lvl>
+    <w:lvl w:ilvl="8" w:tplc="40090005" w:tentative="1">
+      <w:start w:val="1"/>
+      <w:numFmt w:val="bullet"/>
+      <w:lvlText w:val=""/>
+      <w:lvlJc w:val="left"/>
+      <w:pPr>
+        <w:ind w:left="6480" w:hanging="360"/>
+      </w:pPr>
+      <w:rPr>
+        <w:rFonts w:ascii="Wingdings" w:hAnsi="Wingdings" w:hint="default"/>
+      </w:rPr>
+    </w:lvl>
+  </w:abstractNum>
+  <w:abstractNum w:abstractNumId="17" w15:restartNumberingAfterBreak="0">
+    <w:nsid w:val="55957AB1"/>
+    <w:multiLevelType w:val="hybridMultilevel"/>
+    <w:tmpl w:val="62B424E2"/>
+    <w:lvl w:ilvl="0" w:tplc="40090001">
+      <w:start w:val="1"/>
+      <w:numFmt w:val="bullet"/>
+      <w:lvlText w:val=""/>
+      <w:lvlJc w:val="left"/>
+      <w:pPr>
+        <w:ind w:left="720" w:hanging="360"/>
+      </w:pPr>
+      <w:rPr>
+        <w:rFonts w:ascii="Symbol" w:hAnsi="Symbol" w:hint="default"/>
+      </w:rPr>
+    </w:lvl>
+    <w:lvl w:ilvl="1" w:tplc="40090003" w:tentative="1">
+      <w:start w:val="1"/>
+      <w:numFmt w:val="bullet"/>
+      <w:lvlText w:val="o"/>
+      <w:lvlJc w:val="left"/>
+      <w:pPr>
+        <w:ind w:left="1440" w:hanging="360"/>
+      </w:pPr>
+      <w:rPr>
+        <w:rFonts w:ascii="Courier New" w:hAnsi="Courier New" w:cs="Courier New" w:hint="default"/>
+      </w:rPr>
+    </w:lvl>
+    <w:lvl w:ilvl="2" w:tplc="40090005" w:tentative="1">
+      <w:start w:val="1"/>
+      <w:numFmt w:val="bullet"/>
+      <w:lvlText w:val=""/>
+      <w:lvlJc w:val="left"/>
+      <w:pPr>
+        <w:ind w:left="2160" w:hanging="360"/>
+      </w:pPr>
+      <w:rPr>
+        <w:rFonts w:ascii="Wingdings" w:hAnsi="Wingdings" w:hint="default"/>
+      </w:rPr>
+    </w:lvl>
+    <w:lvl w:ilvl="3" w:tplc="40090001" w:tentative="1">
+      <w:start w:val="1"/>
+      <w:numFmt w:val="bullet"/>
+      <w:lvlText w:val=""/>
+      <w:lvlJc w:val="left"/>
+      <w:pPr>
+        <w:ind w:left="2880" w:hanging="360"/>
+      </w:pPr>
+      <w:rPr>
+        <w:rFonts w:ascii="Symbol" w:hAnsi="Symbol" w:hint="default"/>
+      </w:rPr>
+    </w:lvl>
+    <w:lvl w:ilvl="4" w:tplc="40090003" w:tentative="1">
+      <w:start w:val="1"/>
+      <w:numFmt w:val="bullet"/>
+      <w:lvlText w:val="o"/>
+      <w:lvlJc w:val="left"/>
+      <w:pPr>
+        <w:ind w:left="3600" w:hanging="360"/>
+      </w:pPr>
+      <w:rPr>
+        <w:rFonts w:ascii="Courier New" w:hAnsi="Courier New" w:cs="Courier New" w:hint="default"/>
+      </w:rPr>
+    </w:lvl>
+    <w:lvl w:ilvl="5" w:tplc="40090005" w:tentative="1">
+      <w:start w:val="1"/>
+      <w:numFmt w:val="bullet"/>
+      <w:lvlText w:val=""/>
+      <w:lvlJc w:val="left"/>
+      <w:pPr>
+        <w:ind w:left="4320" w:hanging="360"/>
+      </w:pPr>
+      <w:rPr>
+        <w:rFonts w:ascii="Wingdings" w:hAnsi="Wingdings" w:hint="default"/>
+      </w:rPr>
+    </w:lvl>
+    <w:lvl w:ilvl="6" w:tplc="40090001" w:tentative="1">
+      <w:start w:val="1"/>
+      <w:numFmt w:val="bullet"/>
+      <w:lvlText w:val=""/>
+      <w:lvlJc w:val="left"/>
+      <w:pPr>
+        <w:ind w:left="5040" w:hanging="360"/>
+      </w:pPr>
+      <w:rPr>
+        <w:rFonts w:ascii="Symbol" w:hAnsi="Symbol" w:hint="default"/>
+      </w:rPr>
+    </w:lvl>
+    <w:lvl w:ilvl="7" w:tplc="40090003" w:tentative="1">
+      <w:start w:val="1"/>
+      <w:numFmt w:val="bullet"/>
+      <w:lvlText w:val="o"/>
+      <w:lvlJc w:val="left"/>
+      <w:pPr>
+        <w:ind w:left="5760" w:hanging="360"/>
+      </w:pPr>
+      <w:rPr>
+        <w:rFonts w:ascii="Courier New" w:hAnsi="Courier New" w:cs="Courier New" w:hint="default"/>
+      </w:rPr>
+    </w:lvl>
+    <w:lvl w:ilvl="8" w:tplc="40090005" w:tentative="1">
+      <w:start w:val="1"/>
+      <w:numFmt w:val="bullet"/>
+      <w:lvlText w:val=""/>
+      <w:lvlJc w:val="left"/>
+      <w:pPr>
+        <w:ind w:left="6480" w:hanging="360"/>
+      </w:pPr>
+      <w:rPr>
+        <w:rFonts w:ascii="Wingdings" w:hAnsi="Wingdings" w:hint="default"/>
+      </w:rPr>
+    </w:lvl>
+  </w:abstractNum>
+  <w:abstractNum w:abstractNumId="18" w15:restartNumberingAfterBreak="0">
+    <w:nsid w:val="5CAE3AF0"/>
+    <w:multiLevelType w:val="hybridMultilevel"/>
+    <w:tmpl w:val="70AA906A"/>
+    <w:lvl w:ilvl="0" w:tplc="40090001">
+      <w:start w:val="1"/>
+      <w:numFmt w:val="bullet"/>
+      <w:lvlText w:val=""/>
+      <w:lvlJc w:val="left"/>
+      <w:pPr>
+        <w:ind w:left="720" w:hanging="360"/>
+      </w:pPr>
+      <w:rPr>
+        <w:rFonts w:ascii="Symbol" w:hAnsi="Symbol" w:hint="default"/>
+      </w:rPr>
+    </w:lvl>
+    <w:lvl w:ilvl="1" w:tplc="40090003" w:tentative="1">
+      <w:start w:val="1"/>
+      <w:numFmt w:val="bullet"/>
+      <w:lvlText w:val="o"/>
+      <w:lvlJc w:val="left"/>
+      <w:pPr>
+        <w:ind w:left="1440" w:hanging="360"/>
+      </w:pPr>
+      <w:rPr>
+        <w:rFonts w:ascii="Courier New" w:hAnsi="Courier New" w:cs="Courier New" w:hint="default"/>
+      </w:rPr>
+    </w:lvl>
+    <w:lvl w:ilvl="2" w:tplc="40090005" w:tentative="1">
+      <w:start w:val="1"/>
+      <w:numFmt w:val="bullet"/>
+      <w:lvlText w:val=""/>
+      <w:lvlJc w:val="left"/>
+      <w:pPr>
+        <w:ind w:left="2160" w:hanging="360"/>
+      </w:pPr>
+      <w:rPr>
+        <w:rFonts w:ascii="Wingdings" w:hAnsi="Wingdings" w:hint="default"/>
+      </w:rPr>
+    </w:lvl>
+    <w:lvl w:ilvl="3" w:tplc="40090001" w:tentative="1">
+      <w:start w:val="1"/>
+      <w:numFmt w:val="bullet"/>
+      <w:lvlText w:val=""/>
+      <w:lvlJc w:val="left"/>
+      <w:pPr>
+        <w:ind w:left="2880" w:hanging="360"/>
+      </w:pPr>
+      <w:rPr>
+        <w:rFonts w:ascii="Symbol" w:hAnsi="Symbol" w:hint="default"/>
+      </w:rPr>
+    </w:lvl>
+    <w:lvl w:ilvl="4" w:tplc="40090003" w:tentative="1">
+      <w:start w:val="1"/>
+      <w:numFmt w:val="bullet"/>
+      <w:lvlText w:val="o"/>
+      <w:lvlJc w:val="left"/>
+      <w:pPr>
+        <w:ind w:left="3600" w:hanging="360"/>
+      </w:pPr>
+      <w:rPr>
+        <w:rFonts w:ascii="Courier New" w:hAnsi="Courier New" w:cs="Courier New" w:hint="default"/>
+      </w:rPr>
+    </w:lvl>
+    <w:lvl w:ilvl="5" w:tplc="40090005" w:tentative="1">
+      <w:start w:val="1"/>
+      <w:numFmt w:val="bullet"/>
+      <w:lvlText w:val=""/>
+      <w:lvlJc w:val="left"/>
+      <w:pPr>
+        <w:ind w:left="4320" w:hanging="360"/>
+      </w:pPr>
+      <w:rPr>
+        <w:rFonts w:ascii="Wingdings" w:hAnsi="Wingdings" w:hint="default"/>
+      </w:rPr>
+    </w:lvl>
+    <w:lvl w:ilvl="6" w:tplc="40090001" w:tentative="1">
+      <w:start w:val="1"/>
+      <w:numFmt w:val="bullet"/>
+      <w:lvlText w:val=""/>
+      <w:lvlJc w:val="left"/>
+      <w:pPr>
+        <w:ind w:left="5040" w:hanging="360"/>
+      </w:pPr>
+      <w:rPr>
+        <w:rFonts w:ascii="Symbol" w:hAnsi="Symbol" w:hint="default"/>
+      </w:rPr>
+    </w:lvl>
+    <w:lvl w:ilvl="7" w:tplc="40090003" w:tentative="1">
+      <w:start w:val="1"/>
+      <w:numFmt w:val="bullet"/>
+      <w:lvlText w:val="o"/>
+      <w:lvlJc w:val="left"/>
+      <w:pPr>
+        <w:ind w:left="5760" w:hanging="360"/>
+      </w:pPr>
+      <w:rPr>
+        <w:rFonts w:ascii="Courier New" w:hAnsi="Courier New" w:cs="Courier New" w:hint="default"/>
+      </w:rPr>
+    </w:lvl>
+    <w:lvl w:ilvl="8" w:tplc="40090005" w:tentative="1">
+      <w:start w:val="1"/>
+      <w:numFmt w:val="bullet"/>
+      <w:lvlText w:val=""/>
+      <w:lvlJc w:val="left"/>
+      <w:pPr>
+        <w:ind w:left="6480" w:hanging="360"/>
+      </w:pPr>
+      <w:rPr>
+        <w:rFonts w:ascii="Wingdings" w:hAnsi="Wingdings" w:hint="default"/>
+      </w:rPr>
+    </w:lvl>
+  </w:abstractNum>
+  <w:abstractNum w:abstractNumId="19" w15:restartNumberingAfterBreak="0">
+    <w:nsid w:val="7E4B4973"/>
+    <w:multiLevelType w:val="hybridMultilevel"/>
+    <w:tmpl w:val="044AECA0"/>
+    <w:lvl w:ilvl="0" w:tplc="40090001">
+      <w:start w:val="1"/>
+      <w:numFmt w:val="bullet"/>
+      <w:lvlText w:val=""/>
+      <w:lvlJc w:val="left"/>
+      <w:pPr>
+        <w:ind w:left="720" w:hanging="360"/>
+      </w:pPr>
+      <w:rPr>
+        <w:rFonts w:ascii="Symbol" w:hAnsi="Symbol" w:hint="default"/>
+      </w:rPr>
+    </w:lvl>
+    <w:lvl w:ilvl="1" w:tplc="40090003" w:tentative="1">
+      <w:start w:val="1"/>
+      <w:numFmt w:val="bullet"/>
+      <w:lvlText w:val="o"/>
+      <w:lvlJc w:val="left"/>
+      <w:pPr>
+        <w:ind w:left="1440" w:hanging="360"/>
+      </w:pPr>
+      <w:rPr>
+        <w:rFonts w:ascii="Courier New" w:hAnsi="Courier New" w:cs="Courier New" w:hint="default"/>
+      </w:rPr>
+    </w:lvl>
+    <w:lvl w:ilvl="2" w:tplc="40090005" w:tentative="1">
+      <w:start w:val="1"/>
+      <w:numFmt w:val="bullet"/>
+      <w:lvlText w:val=""/>
+      <w:lvlJc w:val="left"/>
+      <w:pPr>
+        <w:ind w:left="2160" w:hanging="360"/>
+      </w:pPr>
+      <w:rPr>
+        <w:rFonts w:ascii="Wingdings" w:hAnsi="Wingdings" w:hint="default"/>
+      </w:rPr>
+    </w:lvl>
+    <w:lvl w:ilvl="3" w:tplc="40090001" w:tentative="1">
+      <w:start w:val="1"/>
+      <w:numFmt w:val="bullet"/>
+      <w:lvlText w:val=""/>
+      <w:lvlJc w:val="left"/>
+      <w:pPr>
+        <w:ind w:left="2880" w:hanging="360"/>
+      </w:pPr>
+      <w:rPr>
+        <w:rFonts w:ascii="Symbol" w:hAnsi="Symbol" w:hint="default"/>
+      </w:rPr>
+    </w:lvl>
+    <w:lvl w:ilvl="4" w:tplc="40090003" w:tentative="1">
+      <w:start w:val="1"/>
+      <w:numFmt w:val="bullet"/>
+      <w:lvlText w:val="o"/>
+      <w:lvlJc w:val="left"/>
+      <w:pPr>
+        <w:ind w:left="3600" w:hanging="360"/>
+      </w:pPr>
+      <w:rPr>
+        <w:rFonts w:ascii="Courier New" w:hAnsi="Courier New" w:cs="Courier New" w:hint="default"/>
+      </w:rPr>
+    </w:lvl>
+    <w:lvl w:ilvl="5" w:tplc="40090005" w:tentative="1">
+      <w:start w:val="1"/>
+      <w:numFmt w:val="bullet"/>
+      <w:lvlText w:val=""/>
+      <w:lvlJc w:val="left"/>
+      <w:pPr>
+        <w:ind w:left="4320" w:hanging="360"/>
+      </w:pPr>
+      <w:rPr>
+        <w:rFonts w:ascii="Wingdings" w:hAnsi="Wingdings" w:hint="default"/>
+      </w:rPr>
+    </w:lvl>
+    <w:lvl w:ilvl="6" w:tplc="40090001" w:tentative="1">
+      <w:start w:val="1"/>
+      <w:numFmt w:val="bullet"/>
+      <w:lvlText w:val=""/>
+      <w:lvlJc w:val="left"/>
+      <w:pPr>
+        <w:ind w:left="5040" w:hanging="360"/>
+      </w:pPr>
+      <w:rPr>
+        <w:rFonts w:ascii="Symbol" w:hAnsi="Symbol" w:hint="default"/>
+      </w:rPr>
+    </w:lvl>
+    <w:lvl w:ilvl="7" w:tplc="40090003" w:tentative="1">
+      <w:start w:val="1"/>
+      <w:numFmt w:val="bullet"/>
+      <w:lvlText w:val="o"/>
+      <w:lvlJc w:val="left"/>
+      <w:pPr>
+        <w:ind w:left="5760" w:hanging="360"/>
+      </w:pPr>
+      <w:rPr>
+        <w:rFonts w:ascii="Courier New" w:hAnsi="Courier New" w:cs="Courier New" w:hint="default"/>
+      </w:rPr>
+    </w:lvl>
+    <w:lvl w:ilvl="8" w:tplc="40090005" w:tentative="1">
+      <w:start w:val="1"/>
+      <w:numFmt w:val="bullet"/>
+      <w:lvlText w:val=""/>
+      <w:lvlJc w:val="left"/>
+      <w:pPr>
+        <w:ind w:left="6480" w:hanging="360"/>
+      </w:pPr>
+      <w:rPr>
+        <w:rFonts w:ascii="Wingdings" w:hAnsi="Wingdings" w:hint="default"/>
       </w:rPr>
     </w:lvl>
   </w:abstractNum>
@@ -3424,6 +5642,39 @@
   </w:num>
   <w:num w:numId="9" w16cid:durableId="1356496103">
     <w:abstractNumId w:val="0"/>
+  </w:num>
+  <w:num w:numId="10" w16cid:durableId="667755511">
+    <w:abstractNumId w:val="19"/>
+  </w:num>
+  <w:num w:numId="11" w16cid:durableId="716391623">
+    <w:abstractNumId w:val="16"/>
+  </w:num>
+  <w:num w:numId="12" w16cid:durableId="951400635">
+    <w:abstractNumId w:val="11"/>
+  </w:num>
+  <w:num w:numId="13" w16cid:durableId="1841582455">
+    <w:abstractNumId w:val="9"/>
+  </w:num>
+  <w:num w:numId="14" w16cid:durableId="72893374">
+    <w:abstractNumId w:val="10"/>
+  </w:num>
+  <w:num w:numId="15" w16cid:durableId="1015497679">
+    <w:abstractNumId w:val="14"/>
+  </w:num>
+  <w:num w:numId="16" w16cid:durableId="896279372">
+    <w:abstractNumId w:val="17"/>
+  </w:num>
+  <w:num w:numId="17" w16cid:durableId="1772507113">
+    <w:abstractNumId w:val="18"/>
+  </w:num>
+  <w:num w:numId="18" w16cid:durableId="503739851">
+    <w:abstractNumId w:val="13"/>
+  </w:num>
+  <w:num w:numId="19" w16cid:durableId="1378161645">
+    <w:abstractNumId w:val="12"/>
+  </w:num>
+  <w:num w:numId="20" w16cid:durableId="1755591004">
+    <w:abstractNumId w:val="15"/>
   </w:num>
 </w:numbering>
 </file>
@@ -3817,7 +6068,7 @@
   <w:style w:type="paragraph" w:default="1" w:styleId="Normal">
     <w:name w:val="Normal"/>
     <w:qFormat/>
-    <w:rsid w:val="00FC693F"/>
+    <w:rsid w:val="001043AE"/>
   </w:style>
   <w:style w:type="paragraph" w:styleId="Heading1">
     <w:name w:val="heading 1"/>
